--- a/Project_Requirement_and_ArchDesing.docx
+++ b/Project_Requirement_and_ArchDesing.docx
@@ -797,8 +797,6 @@
           <w:lang w:val="en-US"/>
         </w:rPr>
       </w:pPr>
-      <w:bookmarkStart w:id="0" w:name="_GoBack"/>
-      <w:bookmarkEnd w:id="0"/>
     </w:p>
     <w:p>
       <w:pPr>
@@ -4459,8 +4457,4066 @@
     </w:p>
     <w:p>
       <w:pPr>
-        <w:spacing w:after="0"/>
-        <w:jc w:val="center"/>
+        <w:spacing w:before="100" w:beforeAutospacing="1" w:after="100" w:afterAutospacing="1" w:line="240" w:lineRule="auto"/>
+        <w:outlineLvl w:val="0"/>
+        <w:rPr>
+          <w:rFonts w:ascii="Times New Roman" w:eastAsia="Times New Roman" w:hAnsi="Times New Roman" w:cs="Times New Roman"/>
+          <w:b/>
+          <w:bCs/>
+          <w:kern w:val="36"/>
+          <w:sz w:val="48"/>
+          <w:szCs w:val="48"/>
+          <w:lang w:eastAsia="en-IN"/>
+        </w:rPr>
+      </w:pPr>
+      <w:r>
+        <w:rPr>
+          <w:rFonts w:ascii="Times New Roman" w:eastAsia="Times New Roman" w:hAnsi="Times New Roman" w:cs="Times New Roman"/>
+          <w:b/>
+          <w:bCs/>
+          <w:kern w:val="36"/>
+          <w:sz w:val="48"/>
+          <w:szCs w:val="48"/>
+          <w:lang w:eastAsia="en-IN"/>
+        </w:rPr>
+        <w:t>CHAPTER 2: REQUIREMENT ANALYSIS</w:t>
+      </w:r>
+    </w:p>
+    <w:p>
+      <w:pPr>
+        <w:spacing w:before="100" w:beforeAutospacing="1" w:after="100" w:afterAutospacing="1" w:line="240" w:lineRule="auto"/>
+        <w:outlineLvl w:val="1"/>
+        <w:rPr>
+          <w:rFonts w:ascii="Times New Roman" w:eastAsia="Times New Roman" w:hAnsi="Times New Roman" w:cs="Times New Roman"/>
+          <w:b/>
+          <w:bCs/>
+          <w:sz w:val="36"/>
+          <w:szCs w:val="36"/>
+          <w:lang w:eastAsia="en-IN"/>
+        </w:rPr>
+      </w:pPr>
+      <w:r>
+        <w:rPr>
+          <w:rFonts w:ascii="Times New Roman" w:eastAsia="Times New Roman" w:hAnsi="Times New Roman" w:cs="Times New Roman"/>
+          <w:b/>
+          <w:bCs/>
+          <w:sz w:val="36"/>
+          <w:szCs w:val="36"/>
+          <w:lang w:eastAsia="en-IN"/>
+        </w:rPr>
+        <w:t>2.1 Introduction</w:t>
+      </w:r>
+    </w:p>
+    <w:p>
+      <w:pPr>
+        <w:spacing w:before="100" w:beforeAutospacing="1" w:after="100" w:afterAutospacing="1" w:line="240" w:lineRule="auto"/>
+        <w:rPr>
+          <w:rFonts w:ascii="Times New Roman" w:eastAsia="Times New Roman" w:hAnsi="Times New Roman" w:cs="Times New Roman"/>
+          <w:sz w:val="24"/>
+          <w:szCs w:val="24"/>
+          <w:lang w:eastAsia="en-IN"/>
+        </w:rPr>
+      </w:pPr>
+      <w:r>
+        <w:rPr>
+          <w:rFonts w:ascii="Times New Roman" w:eastAsia="Times New Roman" w:hAnsi="Times New Roman" w:cs="Times New Roman"/>
+          <w:sz w:val="24"/>
+          <w:szCs w:val="24"/>
+          <w:lang w:eastAsia="en-IN"/>
+        </w:rPr>
+        <w:t>Requirement analysis is the process of identifying and documenting the functional and non-functional requiremen</w:t>
+      </w:r>
+      <w:bookmarkStart w:id="0" w:name="_GoBack"/>
+      <w:bookmarkEnd w:id="0"/>
+      <w:r>
+        <w:rPr>
+          <w:rFonts w:ascii="Times New Roman" w:eastAsia="Times New Roman" w:hAnsi="Times New Roman" w:cs="Times New Roman"/>
+          <w:sz w:val="24"/>
+          <w:szCs w:val="24"/>
+          <w:lang w:eastAsia="en-IN"/>
+        </w:rPr>
+        <w:t xml:space="preserve">ts of the proposed system. This phase establishes a clear understanding of the business needs and defines the expected </w:t>
+      </w:r>
+      <w:proofErr w:type="spellStart"/>
+      <w:r>
+        <w:rPr>
+          <w:rFonts w:ascii="Times New Roman" w:eastAsia="Times New Roman" w:hAnsi="Times New Roman" w:cs="Times New Roman"/>
+          <w:sz w:val="24"/>
+          <w:szCs w:val="24"/>
+          <w:lang w:eastAsia="en-IN"/>
+        </w:rPr>
+        <w:t>behavior</w:t>
+      </w:r>
+      <w:proofErr w:type="spellEnd"/>
+      <w:r>
+        <w:rPr>
+          <w:rFonts w:ascii="Times New Roman" w:eastAsia="Times New Roman" w:hAnsi="Times New Roman" w:cs="Times New Roman"/>
+          <w:sz w:val="24"/>
+          <w:szCs w:val="24"/>
+          <w:lang w:eastAsia="en-IN"/>
+        </w:rPr>
+        <w:t xml:space="preserve"> of the application before the design and implementation stages.</w:t>
+      </w:r>
+    </w:p>
+    <w:p>
+      <w:pPr>
+        <w:spacing w:before="100" w:beforeAutospacing="1" w:after="100" w:afterAutospacing="1" w:line="240" w:lineRule="auto"/>
+        <w:rPr>
+          <w:rFonts w:ascii="Times New Roman" w:eastAsia="Times New Roman" w:hAnsi="Times New Roman" w:cs="Times New Roman"/>
+          <w:sz w:val="24"/>
+          <w:szCs w:val="24"/>
+          <w:lang w:eastAsia="en-IN"/>
+        </w:rPr>
+      </w:pPr>
+      <w:r>
+        <w:rPr>
+          <w:rFonts w:ascii="Times New Roman" w:eastAsia="Times New Roman" w:hAnsi="Times New Roman" w:cs="Times New Roman"/>
+          <w:sz w:val="24"/>
+          <w:szCs w:val="24"/>
+          <w:lang w:eastAsia="en-IN"/>
+        </w:rPr>
+        <w:t xml:space="preserve">The Diagnostic Release Tracking Portal </w:t>
+      </w:r>
+      <w:proofErr w:type="gramStart"/>
+      <w:r>
+        <w:rPr>
+          <w:rFonts w:ascii="Times New Roman" w:eastAsia="Times New Roman" w:hAnsi="Times New Roman" w:cs="Times New Roman"/>
+          <w:sz w:val="24"/>
+          <w:szCs w:val="24"/>
+          <w:lang w:eastAsia="en-IN"/>
+        </w:rPr>
+        <w:t>is intended</w:t>
+      </w:r>
+      <w:proofErr w:type="gramEnd"/>
+      <w:r>
+        <w:rPr>
+          <w:rFonts w:ascii="Times New Roman" w:eastAsia="Times New Roman" w:hAnsi="Times New Roman" w:cs="Times New Roman"/>
+          <w:sz w:val="24"/>
+          <w:szCs w:val="24"/>
+          <w:lang w:eastAsia="en-IN"/>
+        </w:rPr>
+        <w:t xml:space="preserve"> to serve as a centralized platform for tracking diagnostic releases, monitoring development progress, maintaining release history, and providing complete visibility into upcoming and released diagnostic packages. The portal enables development teams, managers, and ODM stakeholders to access accurate release information through a single integrated system.</w:t>
+      </w:r>
+    </w:p>
+    <w:p>
+      <w:pPr>
+        <w:spacing w:after="0" w:line="240" w:lineRule="auto"/>
+        <w:rPr>
+          <w:rFonts w:ascii="Times New Roman" w:eastAsia="Times New Roman" w:hAnsi="Times New Roman" w:cs="Times New Roman"/>
+          <w:sz w:val="24"/>
+          <w:szCs w:val="24"/>
+          <w:lang w:eastAsia="en-IN"/>
+        </w:rPr>
+      </w:pPr>
+      <w:r>
+        <w:rPr>
+          <w:rFonts w:ascii="Times New Roman" w:eastAsia="Times New Roman" w:hAnsi="Times New Roman" w:cs="Times New Roman"/>
+          <w:sz w:val="24"/>
+          <w:szCs w:val="24"/>
+          <w:lang w:eastAsia="en-IN"/>
+        </w:rPr>
+        <w:pict>
+          <v:rect id="_x0000_i1025" style="width:0;height:1.5pt" o:hralign="center" o:hrstd="t" o:hr="t" fillcolor="#a0a0a0" stroked="f"/>
+        </w:pict>
+      </w:r>
+    </w:p>
+    <w:p>
+      <w:pPr>
+        <w:spacing w:before="100" w:beforeAutospacing="1" w:after="100" w:afterAutospacing="1" w:line="240" w:lineRule="auto"/>
+        <w:outlineLvl w:val="1"/>
+        <w:rPr>
+          <w:rFonts w:ascii="Times New Roman" w:eastAsia="Times New Roman" w:hAnsi="Times New Roman" w:cs="Times New Roman"/>
+          <w:b/>
+          <w:bCs/>
+          <w:sz w:val="36"/>
+          <w:szCs w:val="36"/>
+          <w:lang w:eastAsia="en-IN"/>
+        </w:rPr>
+      </w:pPr>
+      <w:r>
+        <w:rPr>
+          <w:rFonts w:ascii="Times New Roman" w:eastAsia="Times New Roman" w:hAnsi="Times New Roman" w:cs="Times New Roman"/>
+          <w:b/>
+          <w:bCs/>
+          <w:sz w:val="36"/>
+          <w:szCs w:val="36"/>
+          <w:lang w:eastAsia="en-IN"/>
+        </w:rPr>
+        <w:t>2.2 Functional Requirements</w:t>
+      </w:r>
+    </w:p>
+    <w:p>
+      <w:pPr>
+        <w:spacing w:before="100" w:beforeAutospacing="1" w:after="100" w:afterAutospacing="1" w:line="240" w:lineRule="auto"/>
+        <w:rPr>
+          <w:rFonts w:ascii="Times New Roman" w:eastAsia="Times New Roman" w:hAnsi="Times New Roman" w:cs="Times New Roman"/>
+          <w:sz w:val="24"/>
+          <w:szCs w:val="24"/>
+          <w:lang w:eastAsia="en-IN"/>
+        </w:rPr>
+      </w:pPr>
+      <w:r>
+        <w:rPr>
+          <w:rFonts w:ascii="Times New Roman" w:eastAsia="Times New Roman" w:hAnsi="Times New Roman" w:cs="Times New Roman"/>
+          <w:sz w:val="24"/>
+          <w:szCs w:val="24"/>
+          <w:lang w:eastAsia="en-IN"/>
+        </w:rPr>
+        <w:t>The system shall provide the following functional capabilities:</w:t>
+      </w:r>
+    </w:p>
+    <w:p>
+      <w:pPr>
+        <w:spacing w:before="100" w:beforeAutospacing="1" w:after="100" w:afterAutospacing="1" w:line="240" w:lineRule="auto"/>
+        <w:outlineLvl w:val="2"/>
+        <w:rPr>
+          <w:rFonts w:ascii="Times New Roman" w:eastAsia="Times New Roman" w:hAnsi="Times New Roman" w:cs="Times New Roman"/>
+          <w:b/>
+          <w:bCs/>
+          <w:sz w:val="27"/>
+          <w:szCs w:val="27"/>
+          <w:lang w:eastAsia="en-IN"/>
+        </w:rPr>
+      </w:pPr>
+      <w:r>
+        <w:rPr>
+          <w:rFonts w:ascii="Times New Roman" w:eastAsia="Times New Roman" w:hAnsi="Times New Roman" w:cs="Times New Roman"/>
+          <w:b/>
+          <w:bCs/>
+          <w:sz w:val="27"/>
+          <w:szCs w:val="27"/>
+          <w:lang w:eastAsia="en-IN"/>
+        </w:rPr>
+        <w:t>User Authentication</w:t>
+      </w:r>
+    </w:p>
+    <w:p>
+      <w:pPr>
+        <w:numPr>
+          <w:ilvl w:val="0"/>
+          <w:numId w:val="8"/>
+        </w:numPr>
+        <w:spacing w:before="100" w:beforeAutospacing="1" w:after="100" w:afterAutospacing="1" w:line="240" w:lineRule="auto"/>
+        <w:rPr>
+          <w:rFonts w:ascii="Times New Roman" w:eastAsia="Times New Roman" w:hAnsi="Times New Roman" w:cs="Times New Roman"/>
+          <w:sz w:val="24"/>
+          <w:szCs w:val="24"/>
+          <w:lang w:eastAsia="en-IN"/>
+        </w:rPr>
+      </w:pPr>
+      <w:r>
+        <w:rPr>
+          <w:rFonts w:ascii="Times New Roman" w:eastAsia="Times New Roman" w:hAnsi="Times New Roman" w:cs="Times New Roman"/>
+          <w:sz w:val="24"/>
+          <w:szCs w:val="24"/>
+          <w:lang w:eastAsia="en-IN"/>
+        </w:rPr>
+        <w:t>The system shall provide secure user authentication using valid login credentials.</w:t>
+      </w:r>
+    </w:p>
+    <w:p>
+      <w:pPr>
+        <w:numPr>
+          <w:ilvl w:val="0"/>
+          <w:numId w:val="8"/>
+        </w:numPr>
+        <w:spacing w:before="100" w:beforeAutospacing="1" w:after="100" w:afterAutospacing="1" w:line="240" w:lineRule="auto"/>
+        <w:rPr>
+          <w:rFonts w:ascii="Times New Roman" w:eastAsia="Times New Roman" w:hAnsi="Times New Roman" w:cs="Times New Roman"/>
+          <w:sz w:val="24"/>
+          <w:szCs w:val="24"/>
+          <w:lang w:eastAsia="en-IN"/>
+        </w:rPr>
+      </w:pPr>
+      <w:r>
+        <w:rPr>
+          <w:rFonts w:ascii="Times New Roman" w:eastAsia="Times New Roman" w:hAnsi="Times New Roman" w:cs="Times New Roman"/>
+          <w:sz w:val="24"/>
+          <w:szCs w:val="24"/>
+          <w:lang w:eastAsia="en-IN"/>
+        </w:rPr>
+        <w:t>The system shall allow authenticated users to access the application based on their assigned role.</w:t>
+      </w:r>
+    </w:p>
+    <w:p>
+      <w:pPr>
+        <w:numPr>
+          <w:ilvl w:val="0"/>
+          <w:numId w:val="8"/>
+        </w:numPr>
+        <w:spacing w:before="100" w:beforeAutospacing="1" w:after="100" w:afterAutospacing="1" w:line="240" w:lineRule="auto"/>
+        <w:rPr>
+          <w:rFonts w:ascii="Times New Roman" w:eastAsia="Times New Roman" w:hAnsi="Times New Roman" w:cs="Times New Roman"/>
+          <w:sz w:val="24"/>
+          <w:szCs w:val="24"/>
+          <w:lang w:eastAsia="en-IN"/>
+        </w:rPr>
+      </w:pPr>
+      <w:r>
+        <w:rPr>
+          <w:rFonts w:ascii="Times New Roman" w:eastAsia="Times New Roman" w:hAnsi="Times New Roman" w:cs="Times New Roman"/>
+          <w:sz w:val="24"/>
+          <w:szCs w:val="24"/>
+          <w:lang w:eastAsia="en-IN"/>
+        </w:rPr>
+        <w:lastRenderedPageBreak/>
+        <w:t>The system shall allow users to securely log out of the application.</w:t>
+      </w:r>
+    </w:p>
+    <w:p>
+      <w:pPr>
+        <w:spacing w:before="100" w:beforeAutospacing="1" w:after="100" w:afterAutospacing="1" w:line="240" w:lineRule="auto"/>
+        <w:outlineLvl w:val="2"/>
+        <w:rPr>
+          <w:rFonts w:ascii="Times New Roman" w:eastAsia="Times New Roman" w:hAnsi="Times New Roman" w:cs="Times New Roman"/>
+          <w:b/>
+          <w:bCs/>
+          <w:sz w:val="27"/>
+          <w:szCs w:val="27"/>
+          <w:lang w:eastAsia="en-IN"/>
+        </w:rPr>
+      </w:pPr>
+      <w:r>
+        <w:rPr>
+          <w:rFonts w:ascii="Times New Roman" w:eastAsia="Times New Roman" w:hAnsi="Times New Roman" w:cs="Times New Roman"/>
+          <w:b/>
+          <w:bCs/>
+          <w:sz w:val="27"/>
+          <w:szCs w:val="27"/>
+          <w:lang w:eastAsia="en-IN"/>
+        </w:rPr>
+        <w:t>Role-Based Access Control (RBAC)</w:t>
+      </w:r>
+    </w:p>
+    <w:p>
+      <w:pPr>
+        <w:spacing w:before="100" w:beforeAutospacing="1" w:after="100" w:afterAutospacing="1" w:line="240" w:lineRule="auto"/>
+        <w:rPr>
+          <w:rFonts w:ascii="Times New Roman" w:eastAsia="Times New Roman" w:hAnsi="Times New Roman" w:cs="Times New Roman"/>
+          <w:sz w:val="24"/>
+          <w:szCs w:val="24"/>
+          <w:lang w:eastAsia="en-IN"/>
+        </w:rPr>
+      </w:pPr>
+      <w:r>
+        <w:rPr>
+          <w:rFonts w:ascii="Times New Roman" w:eastAsia="Times New Roman" w:hAnsi="Times New Roman" w:cs="Times New Roman"/>
+          <w:sz w:val="24"/>
+          <w:szCs w:val="24"/>
+          <w:lang w:eastAsia="en-IN"/>
+        </w:rPr>
+        <w:t>The system shall support role-based access with the following user roles:</w:t>
+      </w:r>
+    </w:p>
+    <w:p>
+      <w:pPr>
+        <w:numPr>
+          <w:ilvl w:val="0"/>
+          <w:numId w:val="9"/>
+        </w:numPr>
+        <w:spacing w:before="100" w:beforeAutospacing="1" w:after="100" w:afterAutospacing="1" w:line="240" w:lineRule="auto"/>
+        <w:rPr>
+          <w:rFonts w:ascii="Times New Roman" w:eastAsia="Times New Roman" w:hAnsi="Times New Roman" w:cs="Times New Roman"/>
+          <w:sz w:val="24"/>
+          <w:szCs w:val="24"/>
+          <w:lang w:eastAsia="en-IN"/>
+        </w:rPr>
+      </w:pPr>
+      <w:r>
+        <w:rPr>
+          <w:rFonts w:ascii="Times New Roman" w:eastAsia="Times New Roman" w:hAnsi="Times New Roman" w:cs="Times New Roman"/>
+          <w:b/>
+          <w:bCs/>
+          <w:sz w:val="24"/>
+          <w:szCs w:val="24"/>
+          <w:lang w:eastAsia="en-IN"/>
+        </w:rPr>
+        <w:t>Administrator</w:t>
+      </w:r>
+    </w:p>
+    <w:p>
+      <w:pPr>
+        <w:numPr>
+          <w:ilvl w:val="0"/>
+          <w:numId w:val="9"/>
+        </w:numPr>
+        <w:spacing w:before="100" w:beforeAutospacing="1" w:after="100" w:afterAutospacing="1" w:line="240" w:lineRule="auto"/>
+        <w:rPr>
+          <w:rFonts w:ascii="Times New Roman" w:eastAsia="Times New Roman" w:hAnsi="Times New Roman" w:cs="Times New Roman"/>
+          <w:sz w:val="24"/>
+          <w:szCs w:val="24"/>
+          <w:lang w:eastAsia="en-IN"/>
+        </w:rPr>
+      </w:pPr>
+      <w:r>
+        <w:rPr>
+          <w:rFonts w:ascii="Times New Roman" w:eastAsia="Times New Roman" w:hAnsi="Times New Roman" w:cs="Times New Roman"/>
+          <w:b/>
+          <w:bCs/>
+          <w:sz w:val="24"/>
+          <w:szCs w:val="24"/>
+          <w:lang w:eastAsia="en-IN"/>
+        </w:rPr>
+        <w:t>Developer</w:t>
+      </w:r>
+    </w:p>
+    <w:p>
+      <w:pPr>
+        <w:numPr>
+          <w:ilvl w:val="0"/>
+          <w:numId w:val="9"/>
+        </w:numPr>
+        <w:spacing w:before="100" w:beforeAutospacing="1" w:after="100" w:afterAutospacing="1" w:line="240" w:lineRule="auto"/>
+        <w:rPr>
+          <w:rFonts w:ascii="Times New Roman" w:eastAsia="Times New Roman" w:hAnsi="Times New Roman" w:cs="Times New Roman"/>
+          <w:sz w:val="24"/>
+          <w:szCs w:val="24"/>
+          <w:lang w:eastAsia="en-IN"/>
+        </w:rPr>
+      </w:pPr>
+      <w:r>
+        <w:rPr>
+          <w:rFonts w:ascii="Times New Roman" w:eastAsia="Times New Roman" w:hAnsi="Times New Roman" w:cs="Times New Roman"/>
+          <w:b/>
+          <w:bCs/>
+          <w:sz w:val="24"/>
+          <w:szCs w:val="24"/>
+          <w:lang w:eastAsia="en-IN"/>
+        </w:rPr>
+        <w:t>ODM</w:t>
+      </w:r>
+    </w:p>
+    <w:p>
+      <w:pPr>
+        <w:spacing w:before="100" w:beforeAutospacing="1" w:after="100" w:afterAutospacing="1" w:line="240" w:lineRule="auto"/>
+        <w:rPr>
+          <w:rFonts w:ascii="Times New Roman" w:eastAsia="Times New Roman" w:hAnsi="Times New Roman" w:cs="Times New Roman"/>
+          <w:sz w:val="24"/>
+          <w:szCs w:val="24"/>
+          <w:lang w:eastAsia="en-IN"/>
+        </w:rPr>
+      </w:pPr>
+      <w:r>
+        <w:rPr>
+          <w:rFonts w:ascii="Times New Roman" w:eastAsia="Times New Roman" w:hAnsi="Times New Roman" w:cs="Times New Roman"/>
+          <w:sz w:val="24"/>
+          <w:szCs w:val="24"/>
+          <w:lang w:eastAsia="en-IN"/>
+        </w:rPr>
+        <w:t xml:space="preserve">Each role </w:t>
+      </w:r>
+      <w:proofErr w:type="gramStart"/>
+      <w:r>
+        <w:rPr>
+          <w:rFonts w:ascii="Times New Roman" w:eastAsia="Times New Roman" w:hAnsi="Times New Roman" w:cs="Times New Roman"/>
+          <w:sz w:val="24"/>
+          <w:szCs w:val="24"/>
+          <w:lang w:eastAsia="en-IN"/>
+        </w:rPr>
+        <w:t>shall be granted</w:t>
+      </w:r>
+      <w:proofErr w:type="gramEnd"/>
+      <w:r>
+        <w:rPr>
+          <w:rFonts w:ascii="Times New Roman" w:eastAsia="Times New Roman" w:hAnsi="Times New Roman" w:cs="Times New Roman"/>
+          <w:sz w:val="24"/>
+          <w:szCs w:val="24"/>
+          <w:lang w:eastAsia="en-IN"/>
+        </w:rPr>
+        <w:t xml:space="preserve"> appropriate permissions based on business responsibilities.</w:t>
+      </w:r>
+    </w:p>
+    <w:p>
+      <w:pPr>
+        <w:spacing w:before="100" w:beforeAutospacing="1" w:after="100" w:afterAutospacing="1" w:line="240" w:lineRule="auto"/>
+        <w:outlineLvl w:val="2"/>
+        <w:rPr>
+          <w:rFonts w:ascii="Times New Roman" w:eastAsia="Times New Roman" w:hAnsi="Times New Roman" w:cs="Times New Roman"/>
+          <w:b/>
+          <w:bCs/>
+          <w:sz w:val="27"/>
+          <w:szCs w:val="27"/>
+          <w:lang w:eastAsia="en-IN"/>
+        </w:rPr>
+      </w:pPr>
+      <w:r>
+        <w:rPr>
+          <w:rFonts w:ascii="Times New Roman" w:eastAsia="Times New Roman" w:hAnsi="Times New Roman" w:cs="Times New Roman"/>
+          <w:b/>
+          <w:bCs/>
+          <w:sz w:val="27"/>
+          <w:szCs w:val="27"/>
+          <w:lang w:eastAsia="en-IN"/>
+        </w:rPr>
+        <w:t>Administrator Functions</w:t>
+      </w:r>
+    </w:p>
+    <w:p>
+      <w:pPr>
+        <w:spacing w:before="100" w:beforeAutospacing="1" w:after="100" w:afterAutospacing="1" w:line="240" w:lineRule="auto"/>
+        <w:rPr>
+          <w:rFonts w:ascii="Times New Roman" w:eastAsia="Times New Roman" w:hAnsi="Times New Roman" w:cs="Times New Roman"/>
+          <w:sz w:val="24"/>
+          <w:szCs w:val="24"/>
+          <w:lang w:eastAsia="en-IN"/>
+        </w:rPr>
+      </w:pPr>
+      <w:r>
+        <w:rPr>
+          <w:rFonts w:ascii="Times New Roman" w:eastAsia="Times New Roman" w:hAnsi="Times New Roman" w:cs="Times New Roman"/>
+          <w:sz w:val="24"/>
+          <w:szCs w:val="24"/>
+          <w:lang w:eastAsia="en-IN"/>
+        </w:rPr>
+        <w:t>The Administrator shall be able to:</w:t>
+      </w:r>
+    </w:p>
+    <w:p>
+      <w:pPr>
+        <w:numPr>
+          <w:ilvl w:val="0"/>
+          <w:numId w:val="10"/>
+        </w:numPr>
+        <w:spacing w:before="100" w:beforeAutospacing="1" w:after="100" w:afterAutospacing="1" w:line="240" w:lineRule="auto"/>
+        <w:rPr>
+          <w:rFonts w:ascii="Times New Roman" w:eastAsia="Times New Roman" w:hAnsi="Times New Roman" w:cs="Times New Roman"/>
+          <w:sz w:val="24"/>
+          <w:szCs w:val="24"/>
+          <w:lang w:eastAsia="en-IN"/>
+        </w:rPr>
+      </w:pPr>
+      <w:r>
+        <w:rPr>
+          <w:rFonts w:ascii="Times New Roman" w:eastAsia="Times New Roman" w:hAnsi="Times New Roman" w:cs="Times New Roman"/>
+          <w:sz w:val="24"/>
+          <w:szCs w:val="24"/>
+          <w:lang w:eastAsia="en-IN"/>
+        </w:rPr>
+        <w:t>Create and manage release information.</w:t>
+      </w:r>
+    </w:p>
+    <w:p>
+      <w:pPr>
+        <w:numPr>
+          <w:ilvl w:val="0"/>
+          <w:numId w:val="10"/>
+        </w:numPr>
+        <w:spacing w:before="100" w:beforeAutospacing="1" w:after="100" w:afterAutospacing="1" w:line="240" w:lineRule="auto"/>
+        <w:rPr>
+          <w:rFonts w:ascii="Times New Roman" w:eastAsia="Times New Roman" w:hAnsi="Times New Roman" w:cs="Times New Roman"/>
+          <w:sz w:val="24"/>
+          <w:szCs w:val="24"/>
+          <w:lang w:eastAsia="en-IN"/>
+        </w:rPr>
+      </w:pPr>
+      <w:r>
+        <w:rPr>
+          <w:rFonts w:ascii="Times New Roman" w:eastAsia="Times New Roman" w:hAnsi="Times New Roman" w:cs="Times New Roman"/>
+          <w:sz w:val="24"/>
+          <w:szCs w:val="24"/>
+          <w:lang w:eastAsia="en-IN"/>
+        </w:rPr>
+        <w:t>Create upcoming release plans.</w:t>
+      </w:r>
+    </w:p>
+    <w:p>
+      <w:pPr>
+        <w:numPr>
+          <w:ilvl w:val="0"/>
+          <w:numId w:val="10"/>
+        </w:numPr>
+        <w:spacing w:before="100" w:beforeAutospacing="1" w:after="100" w:afterAutospacing="1" w:line="240" w:lineRule="auto"/>
+        <w:rPr>
+          <w:rFonts w:ascii="Times New Roman" w:eastAsia="Times New Roman" w:hAnsi="Times New Roman" w:cs="Times New Roman"/>
+          <w:sz w:val="24"/>
+          <w:szCs w:val="24"/>
+          <w:lang w:eastAsia="en-IN"/>
+        </w:rPr>
+      </w:pPr>
+      <w:r>
+        <w:rPr>
+          <w:rFonts w:ascii="Times New Roman" w:eastAsia="Times New Roman" w:hAnsi="Times New Roman" w:cs="Times New Roman"/>
+          <w:sz w:val="24"/>
+          <w:szCs w:val="24"/>
+          <w:lang w:eastAsia="en-IN"/>
+        </w:rPr>
+        <w:t>Assign diagnostic modules to developers.</w:t>
+      </w:r>
+    </w:p>
+    <w:p>
+      <w:pPr>
+        <w:numPr>
+          <w:ilvl w:val="0"/>
+          <w:numId w:val="10"/>
+        </w:numPr>
+        <w:spacing w:before="100" w:beforeAutospacing="1" w:after="100" w:afterAutospacing="1" w:line="240" w:lineRule="auto"/>
+        <w:rPr>
+          <w:rFonts w:ascii="Times New Roman" w:eastAsia="Times New Roman" w:hAnsi="Times New Roman" w:cs="Times New Roman"/>
+          <w:sz w:val="24"/>
+          <w:szCs w:val="24"/>
+          <w:lang w:eastAsia="en-IN"/>
+        </w:rPr>
+      </w:pPr>
+      <w:r>
+        <w:rPr>
+          <w:rFonts w:ascii="Times New Roman" w:eastAsia="Times New Roman" w:hAnsi="Times New Roman" w:cs="Times New Roman"/>
+          <w:sz w:val="24"/>
+          <w:szCs w:val="24"/>
+          <w:lang w:eastAsia="en-IN"/>
+        </w:rPr>
+        <w:t>Update release details.</w:t>
+      </w:r>
+    </w:p>
+    <w:p>
+      <w:pPr>
+        <w:numPr>
+          <w:ilvl w:val="0"/>
+          <w:numId w:val="10"/>
+        </w:numPr>
+        <w:spacing w:before="100" w:beforeAutospacing="1" w:after="100" w:afterAutospacing="1" w:line="240" w:lineRule="auto"/>
+        <w:rPr>
+          <w:rFonts w:ascii="Times New Roman" w:eastAsia="Times New Roman" w:hAnsi="Times New Roman" w:cs="Times New Roman"/>
+          <w:sz w:val="24"/>
+          <w:szCs w:val="24"/>
+          <w:lang w:eastAsia="en-IN"/>
+        </w:rPr>
+      </w:pPr>
+      <w:r>
+        <w:rPr>
+          <w:rFonts w:ascii="Times New Roman" w:eastAsia="Times New Roman" w:hAnsi="Times New Roman" w:cs="Times New Roman"/>
+          <w:sz w:val="24"/>
+          <w:szCs w:val="24"/>
+          <w:lang w:eastAsia="en-IN"/>
+        </w:rPr>
+        <w:t>Update NuGet package information.</w:t>
+      </w:r>
+    </w:p>
+    <w:p>
+      <w:pPr>
+        <w:numPr>
+          <w:ilvl w:val="0"/>
+          <w:numId w:val="10"/>
+        </w:numPr>
+        <w:spacing w:before="100" w:beforeAutospacing="1" w:after="100" w:afterAutospacing="1" w:line="240" w:lineRule="auto"/>
+        <w:rPr>
+          <w:rFonts w:ascii="Times New Roman" w:eastAsia="Times New Roman" w:hAnsi="Times New Roman" w:cs="Times New Roman"/>
+          <w:sz w:val="24"/>
+          <w:szCs w:val="24"/>
+          <w:lang w:eastAsia="en-IN"/>
+        </w:rPr>
+      </w:pPr>
+      <w:r>
+        <w:rPr>
+          <w:rFonts w:ascii="Times New Roman" w:eastAsia="Times New Roman" w:hAnsi="Times New Roman" w:cs="Times New Roman"/>
+          <w:sz w:val="24"/>
+          <w:szCs w:val="24"/>
+          <w:lang w:eastAsia="en-IN"/>
+        </w:rPr>
+        <w:t xml:space="preserve">Maintain feature and </w:t>
+      </w:r>
+      <w:proofErr w:type="gramStart"/>
+      <w:r>
+        <w:rPr>
+          <w:rFonts w:ascii="Times New Roman" w:eastAsia="Times New Roman" w:hAnsi="Times New Roman" w:cs="Times New Roman"/>
+          <w:sz w:val="24"/>
+          <w:szCs w:val="24"/>
+          <w:lang w:eastAsia="en-IN"/>
+        </w:rPr>
+        <w:t>bug-fix</w:t>
+      </w:r>
+      <w:proofErr w:type="gramEnd"/>
+      <w:r>
+        <w:rPr>
+          <w:rFonts w:ascii="Times New Roman" w:eastAsia="Times New Roman" w:hAnsi="Times New Roman" w:cs="Times New Roman"/>
+          <w:sz w:val="24"/>
+          <w:szCs w:val="24"/>
+          <w:lang w:eastAsia="en-IN"/>
+        </w:rPr>
+        <w:t xml:space="preserve"> information.</w:t>
+      </w:r>
+    </w:p>
+    <w:p>
+      <w:pPr>
+        <w:numPr>
+          <w:ilvl w:val="0"/>
+          <w:numId w:val="10"/>
+        </w:numPr>
+        <w:spacing w:before="100" w:beforeAutospacing="1" w:after="100" w:afterAutospacing="1" w:line="240" w:lineRule="auto"/>
+        <w:rPr>
+          <w:rFonts w:ascii="Times New Roman" w:eastAsia="Times New Roman" w:hAnsi="Times New Roman" w:cs="Times New Roman"/>
+          <w:sz w:val="24"/>
+          <w:szCs w:val="24"/>
+          <w:lang w:eastAsia="en-IN"/>
+        </w:rPr>
+      </w:pPr>
+      <w:r>
+        <w:rPr>
+          <w:rFonts w:ascii="Times New Roman" w:eastAsia="Times New Roman" w:hAnsi="Times New Roman" w:cs="Times New Roman"/>
+          <w:sz w:val="24"/>
+          <w:szCs w:val="24"/>
+          <w:lang w:eastAsia="en-IN"/>
+        </w:rPr>
+        <w:t>View overall project progress.</w:t>
+      </w:r>
+    </w:p>
+    <w:p>
+      <w:pPr>
+        <w:numPr>
+          <w:ilvl w:val="0"/>
+          <w:numId w:val="10"/>
+        </w:numPr>
+        <w:spacing w:before="100" w:beforeAutospacing="1" w:after="100" w:afterAutospacing="1" w:line="240" w:lineRule="auto"/>
+        <w:rPr>
+          <w:rFonts w:ascii="Times New Roman" w:eastAsia="Times New Roman" w:hAnsi="Times New Roman" w:cs="Times New Roman"/>
+          <w:sz w:val="24"/>
+          <w:szCs w:val="24"/>
+          <w:lang w:eastAsia="en-IN"/>
+        </w:rPr>
+      </w:pPr>
+      <w:r>
+        <w:rPr>
+          <w:rFonts w:ascii="Times New Roman" w:eastAsia="Times New Roman" w:hAnsi="Times New Roman" w:cs="Times New Roman"/>
+          <w:sz w:val="24"/>
+          <w:szCs w:val="24"/>
+          <w:lang w:eastAsia="en-IN"/>
+        </w:rPr>
+        <w:t>Delete release-related records when necessary.</w:t>
+      </w:r>
+    </w:p>
+    <w:p>
+      <w:pPr>
+        <w:numPr>
+          <w:ilvl w:val="0"/>
+          <w:numId w:val="10"/>
+        </w:numPr>
+        <w:spacing w:before="100" w:beforeAutospacing="1" w:after="100" w:afterAutospacing="1" w:line="240" w:lineRule="auto"/>
+        <w:rPr>
+          <w:rFonts w:ascii="Times New Roman" w:eastAsia="Times New Roman" w:hAnsi="Times New Roman" w:cs="Times New Roman"/>
+          <w:sz w:val="24"/>
+          <w:szCs w:val="24"/>
+          <w:lang w:eastAsia="en-IN"/>
+        </w:rPr>
+      </w:pPr>
+      <w:r>
+        <w:rPr>
+          <w:rFonts w:ascii="Times New Roman" w:eastAsia="Times New Roman" w:hAnsi="Times New Roman" w:cs="Times New Roman"/>
+          <w:sz w:val="24"/>
+          <w:szCs w:val="24"/>
+          <w:lang w:eastAsia="en-IN"/>
+        </w:rPr>
+        <w:t>View all historical release information.</w:t>
+      </w:r>
+    </w:p>
+    <w:p>
+      <w:pPr>
+        <w:spacing w:before="100" w:beforeAutospacing="1" w:after="100" w:afterAutospacing="1" w:line="240" w:lineRule="auto"/>
+        <w:outlineLvl w:val="2"/>
+        <w:rPr>
+          <w:rFonts w:ascii="Times New Roman" w:eastAsia="Times New Roman" w:hAnsi="Times New Roman" w:cs="Times New Roman"/>
+          <w:b/>
+          <w:bCs/>
+          <w:sz w:val="27"/>
+          <w:szCs w:val="27"/>
+          <w:lang w:eastAsia="en-IN"/>
+        </w:rPr>
+      </w:pPr>
+      <w:r>
+        <w:rPr>
+          <w:rFonts w:ascii="Times New Roman" w:eastAsia="Times New Roman" w:hAnsi="Times New Roman" w:cs="Times New Roman"/>
+          <w:b/>
+          <w:bCs/>
+          <w:sz w:val="27"/>
+          <w:szCs w:val="27"/>
+          <w:lang w:eastAsia="en-IN"/>
+        </w:rPr>
+        <w:t>Developer Functions</w:t>
+      </w:r>
+    </w:p>
+    <w:p>
+      <w:pPr>
+        <w:spacing w:before="100" w:beforeAutospacing="1" w:after="100" w:afterAutospacing="1" w:line="240" w:lineRule="auto"/>
+        <w:rPr>
+          <w:rFonts w:ascii="Times New Roman" w:eastAsia="Times New Roman" w:hAnsi="Times New Roman" w:cs="Times New Roman"/>
+          <w:sz w:val="24"/>
+          <w:szCs w:val="24"/>
+          <w:lang w:eastAsia="en-IN"/>
+        </w:rPr>
+      </w:pPr>
+      <w:r>
+        <w:rPr>
+          <w:rFonts w:ascii="Times New Roman" w:eastAsia="Times New Roman" w:hAnsi="Times New Roman" w:cs="Times New Roman"/>
+          <w:sz w:val="24"/>
+          <w:szCs w:val="24"/>
+          <w:lang w:eastAsia="en-IN"/>
+        </w:rPr>
+        <w:t>The Developer shall be able to:</w:t>
+      </w:r>
+    </w:p>
+    <w:p>
+      <w:pPr>
+        <w:numPr>
+          <w:ilvl w:val="0"/>
+          <w:numId w:val="11"/>
+        </w:numPr>
+        <w:spacing w:before="100" w:beforeAutospacing="1" w:after="100" w:afterAutospacing="1" w:line="240" w:lineRule="auto"/>
+        <w:rPr>
+          <w:rFonts w:ascii="Times New Roman" w:eastAsia="Times New Roman" w:hAnsi="Times New Roman" w:cs="Times New Roman"/>
+          <w:sz w:val="24"/>
+          <w:szCs w:val="24"/>
+          <w:lang w:eastAsia="en-IN"/>
+        </w:rPr>
+      </w:pPr>
+      <w:r>
+        <w:rPr>
+          <w:rFonts w:ascii="Times New Roman" w:eastAsia="Times New Roman" w:hAnsi="Times New Roman" w:cs="Times New Roman"/>
+          <w:sz w:val="24"/>
+          <w:szCs w:val="24"/>
+          <w:lang w:eastAsia="en-IN"/>
+        </w:rPr>
+        <w:t>View all releases and diagnostic information.</w:t>
+      </w:r>
+    </w:p>
+    <w:p>
+      <w:pPr>
+        <w:numPr>
+          <w:ilvl w:val="0"/>
+          <w:numId w:val="11"/>
+        </w:numPr>
+        <w:spacing w:before="100" w:beforeAutospacing="1" w:after="100" w:afterAutospacing="1" w:line="240" w:lineRule="auto"/>
+        <w:rPr>
+          <w:rFonts w:ascii="Times New Roman" w:eastAsia="Times New Roman" w:hAnsi="Times New Roman" w:cs="Times New Roman"/>
+          <w:sz w:val="24"/>
+          <w:szCs w:val="24"/>
+          <w:lang w:eastAsia="en-IN"/>
+        </w:rPr>
+      </w:pPr>
+      <w:r>
+        <w:rPr>
+          <w:rFonts w:ascii="Times New Roman" w:eastAsia="Times New Roman" w:hAnsi="Times New Roman" w:cs="Times New Roman"/>
+          <w:sz w:val="24"/>
+          <w:szCs w:val="24"/>
+          <w:lang w:eastAsia="en-IN"/>
+        </w:rPr>
+        <w:t>View assigned diagnostic modules.</w:t>
+      </w:r>
+    </w:p>
+    <w:p>
+      <w:pPr>
+        <w:numPr>
+          <w:ilvl w:val="0"/>
+          <w:numId w:val="11"/>
+        </w:numPr>
+        <w:spacing w:before="100" w:beforeAutospacing="1" w:after="100" w:afterAutospacing="1" w:line="240" w:lineRule="auto"/>
+        <w:rPr>
+          <w:rFonts w:ascii="Times New Roman" w:eastAsia="Times New Roman" w:hAnsi="Times New Roman" w:cs="Times New Roman"/>
+          <w:sz w:val="24"/>
+          <w:szCs w:val="24"/>
+          <w:lang w:eastAsia="en-IN"/>
+        </w:rPr>
+      </w:pPr>
+      <w:r>
+        <w:rPr>
+          <w:rFonts w:ascii="Times New Roman" w:eastAsia="Times New Roman" w:hAnsi="Times New Roman" w:cs="Times New Roman"/>
+          <w:sz w:val="24"/>
+          <w:szCs w:val="24"/>
+          <w:lang w:eastAsia="en-IN"/>
+        </w:rPr>
+        <w:t>Update the development status of diagnostics assigned to them.</w:t>
+      </w:r>
+    </w:p>
+    <w:p>
+      <w:pPr>
+        <w:numPr>
+          <w:ilvl w:val="0"/>
+          <w:numId w:val="11"/>
+        </w:numPr>
+        <w:spacing w:before="100" w:beforeAutospacing="1" w:after="100" w:afterAutospacing="1" w:line="240" w:lineRule="auto"/>
+        <w:rPr>
+          <w:rFonts w:ascii="Times New Roman" w:eastAsia="Times New Roman" w:hAnsi="Times New Roman" w:cs="Times New Roman"/>
+          <w:sz w:val="24"/>
+          <w:szCs w:val="24"/>
+          <w:lang w:eastAsia="en-IN"/>
+        </w:rPr>
+      </w:pPr>
+      <w:r>
+        <w:rPr>
+          <w:rFonts w:ascii="Times New Roman" w:eastAsia="Times New Roman" w:hAnsi="Times New Roman" w:cs="Times New Roman"/>
+          <w:sz w:val="24"/>
+          <w:szCs w:val="24"/>
+          <w:lang w:eastAsia="en-IN"/>
+        </w:rPr>
+        <w:t>Update feature implementation details.</w:t>
+      </w:r>
+    </w:p>
+    <w:p>
+      <w:pPr>
+        <w:numPr>
+          <w:ilvl w:val="0"/>
+          <w:numId w:val="11"/>
+        </w:numPr>
+        <w:spacing w:before="100" w:beforeAutospacing="1" w:after="100" w:afterAutospacing="1" w:line="240" w:lineRule="auto"/>
+        <w:rPr>
+          <w:rFonts w:ascii="Times New Roman" w:eastAsia="Times New Roman" w:hAnsi="Times New Roman" w:cs="Times New Roman"/>
+          <w:sz w:val="24"/>
+          <w:szCs w:val="24"/>
+          <w:lang w:eastAsia="en-IN"/>
+        </w:rPr>
+      </w:pPr>
+      <w:r>
+        <w:rPr>
+          <w:rFonts w:ascii="Times New Roman" w:eastAsia="Times New Roman" w:hAnsi="Times New Roman" w:cs="Times New Roman"/>
+          <w:sz w:val="24"/>
+          <w:szCs w:val="24"/>
+          <w:lang w:eastAsia="en-IN"/>
+        </w:rPr>
+        <w:t>Update bug-fix information.</w:t>
+      </w:r>
+    </w:p>
+    <w:p>
+      <w:pPr>
+        <w:numPr>
+          <w:ilvl w:val="0"/>
+          <w:numId w:val="11"/>
+        </w:numPr>
+        <w:spacing w:before="100" w:beforeAutospacing="1" w:after="100" w:afterAutospacing="1" w:line="240" w:lineRule="auto"/>
+        <w:rPr>
+          <w:rFonts w:ascii="Times New Roman" w:eastAsia="Times New Roman" w:hAnsi="Times New Roman" w:cs="Times New Roman"/>
+          <w:sz w:val="24"/>
+          <w:szCs w:val="24"/>
+          <w:lang w:eastAsia="en-IN"/>
+        </w:rPr>
+      </w:pPr>
+      <w:r>
+        <w:rPr>
+          <w:rFonts w:ascii="Times New Roman" w:eastAsia="Times New Roman" w:hAnsi="Times New Roman" w:cs="Times New Roman"/>
+          <w:sz w:val="24"/>
+          <w:szCs w:val="24"/>
+          <w:lang w:eastAsia="en-IN"/>
+        </w:rPr>
+        <w:t>Update NuGet version information once available.</w:t>
+      </w:r>
+    </w:p>
+    <w:p>
+      <w:pPr>
+        <w:numPr>
+          <w:ilvl w:val="0"/>
+          <w:numId w:val="11"/>
+        </w:numPr>
+        <w:spacing w:before="100" w:beforeAutospacing="1" w:after="100" w:afterAutospacing="1" w:line="240" w:lineRule="auto"/>
+        <w:rPr>
+          <w:rFonts w:ascii="Times New Roman" w:eastAsia="Times New Roman" w:hAnsi="Times New Roman" w:cs="Times New Roman"/>
+          <w:sz w:val="24"/>
+          <w:szCs w:val="24"/>
+          <w:lang w:eastAsia="en-IN"/>
+        </w:rPr>
+      </w:pPr>
+      <w:r>
+        <w:rPr>
+          <w:rFonts w:ascii="Times New Roman" w:eastAsia="Times New Roman" w:hAnsi="Times New Roman" w:cs="Times New Roman"/>
+          <w:sz w:val="24"/>
+          <w:szCs w:val="24"/>
+          <w:lang w:eastAsia="en-IN"/>
+        </w:rPr>
+        <w:t>View the overall release progress without modifying work assigned to other developers.</w:t>
+      </w:r>
+    </w:p>
+    <w:p>
+      <w:pPr>
+        <w:spacing w:before="100" w:beforeAutospacing="1" w:after="100" w:afterAutospacing="1" w:line="240" w:lineRule="auto"/>
+        <w:outlineLvl w:val="2"/>
+        <w:rPr>
+          <w:rFonts w:ascii="Times New Roman" w:eastAsia="Times New Roman" w:hAnsi="Times New Roman" w:cs="Times New Roman"/>
+          <w:b/>
+          <w:bCs/>
+          <w:sz w:val="27"/>
+          <w:szCs w:val="27"/>
+          <w:lang w:eastAsia="en-IN"/>
+        </w:rPr>
+      </w:pPr>
+      <w:r>
+        <w:rPr>
+          <w:rFonts w:ascii="Times New Roman" w:eastAsia="Times New Roman" w:hAnsi="Times New Roman" w:cs="Times New Roman"/>
+          <w:b/>
+          <w:bCs/>
+          <w:sz w:val="27"/>
+          <w:szCs w:val="27"/>
+          <w:lang w:eastAsia="en-IN"/>
+        </w:rPr>
+        <w:t>ODM Functions</w:t>
+      </w:r>
+    </w:p>
+    <w:p>
+      <w:pPr>
+        <w:spacing w:before="100" w:beforeAutospacing="1" w:after="100" w:afterAutospacing="1" w:line="240" w:lineRule="auto"/>
+        <w:rPr>
+          <w:rFonts w:ascii="Times New Roman" w:eastAsia="Times New Roman" w:hAnsi="Times New Roman" w:cs="Times New Roman"/>
+          <w:sz w:val="24"/>
+          <w:szCs w:val="24"/>
+          <w:lang w:eastAsia="en-IN"/>
+        </w:rPr>
+      </w:pPr>
+      <w:r>
+        <w:rPr>
+          <w:rFonts w:ascii="Times New Roman" w:eastAsia="Times New Roman" w:hAnsi="Times New Roman" w:cs="Times New Roman"/>
+          <w:sz w:val="24"/>
+          <w:szCs w:val="24"/>
+          <w:lang w:eastAsia="en-IN"/>
+        </w:rPr>
+        <w:t>The ODM user shall have read-only access to the system.</w:t>
+      </w:r>
+    </w:p>
+    <w:p>
+      <w:pPr>
+        <w:spacing w:before="100" w:beforeAutospacing="1" w:after="100" w:afterAutospacing="1" w:line="240" w:lineRule="auto"/>
+        <w:rPr>
+          <w:rFonts w:ascii="Times New Roman" w:eastAsia="Times New Roman" w:hAnsi="Times New Roman" w:cs="Times New Roman"/>
+          <w:sz w:val="24"/>
+          <w:szCs w:val="24"/>
+          <w:lang w:eastAsia="en-IN"/>
+        </w:rPr>
+      </w:pPr>
+      <w:r>
+        <w:rPr>
+          <w:rFonts w:ascii="Times New Roman" w:eastAsia="Times New Roman" w:hAnsi="Times New Roman" w:cs="Times New Roman"/>
+          <w:sz w:val="24"/>
+          <w:szCs w:val="24"/>
+          <w:lang w:eastAsia="en-IN"/>
+        </w:rPr>
+        <w:t>The ODM shall be able to:</w:t>
+      </w:r>
+    </w:p>
+    <w:p>
+      <w:pPr>
+        <w:numPr>
+          <w:ilvl w:val="0"/>
+          <w:numId w:val="12"/>
+        </w:numPr>
+        <w:spacing w:before="100" w:beforeAutospacing="1" w:after="100" w:afterAutospacing="1" w:line="240" w:lineRule="auto"/>
+        <w:rPr>
+          <w:rFonts w:ascii="Times New Roman" w:eastAsia="Times New Roman" w:hAnsi="Times New Roman" w:cs="Times New Roman"/>
+          <w:sz w:val="24"/>
+          <w:szCs w:val="24"/>
+          <w:lang w:eastAsia="en-IN"/>
+        </w:rPr>
+      </w:pPr>
+      <w:r>
+        <w:rPr>
+          <w:rFonts w:ascii="Times New Roman" w:eastAsia="Times New Roman" w:hAnsi="Times New Roman" w:cs="Times New Roman"/>
+          <w:sz w:val="24"/>
+          <w:szCs w:val="24"/>
+          <w:lang w:eastAsia="en-IN"/>
+        </w:rPr>
+        <w:t>View release dashboards.</w:t>
+      </w:r>
+    </w:p>
+    <w:p>
+      <w:pPr>
+        <w:numPr>
+          <w:ilvl w:val="0"/>
+          <w:numId w:val="12"/>
+        </w:numPr>
+        <w:spacing w:before="100" w:beforeAutospacing="1" w:after="100" w:afterAutospacing="1" w:line="240" w:lineRule="auto"/>
+        <w:rPr>
+          <w:rFonts w:ascii="Times New Roman" w:eastAsia="Times New Roman" w:hAnsi="Times New Roman" w:cs="Times New Roman"/>
+          <w:sz w:val="24"/>
+          <w:szCs w:val="24"/>
+          <w:lang w:eastAsia="en-IN"/>
+        </w:rPr>
+      </w:pPr>
+      <w:r>
+        <w:rPr>
+          <w:rFonts w:ascii="Times New Roman" w:eastAsia="Times New Roman" w:hAnsi="Times New Roman" w:cs="Times New Roman"/>
+          <w:sz w:val="24"/>
+          <w:szCs w:val="24"/>
+          <w:lang w:eastAsia="en-IN"/>
+        </w:rPr>
+        <w:t>View release history.</w:t>
+      </w:r>
+    </w:p>
+    <w:p>
+      <w:pPr>
+        <w:numPr>
+          <w:ilvl w:val="0"/>
+          <w:numId w:val="12"/>
+        </w:numPr>
+        <w:spacing w:before="100" w:beforeAutospacing="1" w:after="100" w:afterAutospacing="1" w:line="240" w:lineRule="auto"/>
+        <w:rPr>
+          <w:rFonts w:ascii="Times New Roman" w:eastAsia="Times New Roman" w:hAnsi="Times New Roman" w:cs="Times New Roman"/>
+          <w:sz w:val="24"/>
+          <w:szCs w:val="24"/>
+          <w:lang w:eastAsia="en-IN"/>
+        </w:rPr>
+      </w:pPr>
+      <w:r>
+        <w:rPr>
+          <w:rFonts w:ascii="Times New Roman" w:eastAsia="Times New Roman" w:hAnsi="Times New Roman" w:cs="Times New Roman"/>
+          <w:sz w:val="24"/>
+          <w:szCs w:val="24"/>
+          <w:lang w:eastAsia="en-IN"/>
+        </w:rPr>
+        <w:t>View diagnostic information.</w:t>
+      </w:r>
+    </w:p>
+    <w:p>
+      <w:pPr>
+        <w:numPr>
+          <w:ilvl w:val="0"/>
+          <w:numId w:val="12"/>
+        </w:numPr>
+        <w:spacing w:before="100" w:beforeAutospacing="1" w:after="100" w:afterAutospacing="1" w:line="240" w:lineRule="auto"/>
+        <w:rPr>
+          <w:rFonts w:ascii="Times New Roman" w:eastAsia="Times New Roman" w:hAnsi="Times New Roman" w:cs="Times New Roman"/>
+          <w:sz w:val="24"/>
+          <w:szCs w:val="24"/>
+          <w:lang w:eastAsia="en-IN"/>
+        </w:rPr>
+      </w:pPr>
+      <w:r>
+        <w:rPr>
+          <w:rFonts w:ascii="Times New Roman" w:eastAsia="Times New Roman" w:hAnsi="Times New Roman" w:cs="Times New Roman"/>
+          <w:sz w:val="24"/>
+          <w:szCs w:val="24"/>
+          <w:lang w:eastAsia="en-IN"/>
+        </w:rPr>
+        <w:t>View development progress.</w:t>
+      </w:r>
+    </w:p>
+    <w:p>
+      <w:pPr>
+        <w:numPr>
+          <w:ilvl w:val="0"/>
+          <w:numId w:val="12"/>
+        </w:numPr>
+        <w:spacing w:before="100" w:beforeAutospacing="1" w:after="100" w:afterAutospacing="1" w:line="240" w:lineRule="auto"/>
+        <w:rPr>
+          <w:rFonts w:ascii="Times New Roman" w:eastAsia="Times New Roman" w:hAnsi="Times New Roman" w:cs="Times New Roman"/>
+          <w:sz w:val="24"/>
+          <w:szCs w:val="24"/>
+          <w:lang w:eastAsia="en-IN"/>
+        </w:rPr>
+      </w:pPr>
+      <w:r>
+        <w:rPr>
+          <w:rFonts w:ascii="Times New Roman" w:eastAsia="Times New Roman" w:hAnsi="Times New Roman" w:cs="Times New Roman"/>
+          <w:sz w:val="24"/>
+          <w:szCs w:val="24"/>
+          <w:lang w:eastAsia="en-IN"/>
+        </w:rPr>
+        <w:t>View release contents.</w:t>
+      </w:r>
+    </w:p>
+    <w:p>
+      <w:pPr>
+        <w:numPr>
+          <w:ilvl w:val="0"/>
+          <w:numId w:val="12"/>
+        </w:numPr>
+        <w:spacing w:before="100" w:beforeAutospacing="1" w:after="100" w:afterAutospacing="1" w:line="240" w:lineRule="auto"/>
+        <w:rPr>
+          <w:rFonts w:ascii="Times New Roman" w:eastAsia="Times New Roman" w:hAnsi="Times New Roman" w:cs="Times New Roman"/>
+          <w:sz w:val="24"/>
+          <w:szCs w:val="24"/>
+          <w:lang w:eastAsia="en-IN"/>
+        </w:rPr>
+      </w:pPr>
+      <w:r>
+        <w:rPr>
+          <w:rFonts w:ascii="Times New Roman" w:eastAsia="Times New Roman" w:hAnsi="Times New Roman" w:cs="Times New Roman"/>
+          <w:sz w:val="24"/>
+          <w:szCs w:val="24"/>
+          <w:lang w:eastAsia="en-IN"/>
+        </w:rPr>
+        <w:lastRenderedPageBreak/>
+        <w:t>View released NuGet versions.</w:t>
+      </w:r>
+    </w:p>
+    <w:p>
+      <w:pPr>
+        <w:numPr>
+          <w:ilvl w:val="0"/>
+          <w:numId w:val="12"/>
+        </w:numPr>
+        <w:spacing w:before="100" w:beforeAutospacing="1" w:after="100" w:afterAutospacing="1" w:line="240" w:lineRule="auto"/>
+        <w:rPr>
+          <w:rFonts w:ascii="Times New Roman" w:eastAsia="Times New Roman" w:hAnsi="Times New Roman" w:cs="Times New Roman"/>
+          <w:sz w:val="24"/>
+          <w:szCs w:val="24"/>
+          <w:lang w:eastAsia="en-IN"/>
+        </w:rPr>
+      </w:pPr>
+      <w:r>
+        <w:rPr>
+          <w:rFonts w:ascii="Times New Roman" w:eastAsia="Times New Roman" w:hAnsi="Times New Roman" w:cs="Times New Roman"/>
+          <w:sz w:val="24"/>
+          <w:szCs w:val="24"/>
+          <w:lang w:eastAsia="en-IN"/>
+        </w:rPr>
+        <w:t>View upcoming release plans.</w:t>
+      </w:r>
+    </w:p>
+    <w:p>
+      <w:pPr>
+        <w:numPr>
+          <w:ilvl w:val="0"/>
+          <w:numId w:val="12"/>
+        </w:numPr>
+        <w:spacing w:before="100" w:beforeAutospacing="1" w:after="100" w:afterAutospacing="1" w:line="240" w:lineRule="auto"/>
+        <w:rPr>
+          <w:rFonts w:ascii="Times New Roman" w:eastAsia="Times New Roman" w:hAnsi="Times New Roman" w:cs="Times New Roman"/>
+          <w:sz w:val="24"/>
+          <w:szCs w:val="24"/>
+          <w:lang w:eastAsia="en-IN"/>
+        </w:rPr>
+      </w:pPr>
+      <w:r>
+        <w:rPr>
+          <w:rFonts w:ascii="Times New Roman" w:eastAsia="Times New Roman" w:hAnsi="Times New Roman" w:cs="Times New Roman"/>
+          <w:sz w:val="24"/>
+          <w:szCs w:val="24"/>
+          <w:lang w:eastAsia="en-IN"/>
+        </w:rPr>
+        <w:t>Search release information.</w:t>
+      </w:r>
+    </w:p>
+    <w:p>
+      <w:pPr>
+        <w:spacing w:before="100" w:beforeAutospacing="1" w:after="100" w:afterAutospacing="1" w:line="240" w:lineRule="auto"/>
+        <w:rPr>
+          <w:rFonts w:ascii="Times New Roman" w:eastAsia="Times New Roman" w:hAnsi="Times New Roman" w:cs="Times New Roman"/>
+          <w:sz w:val="24"/>
+          <w:szCs w:val="24"/>
+          <w:lang w:eastAsia="en-IN"/>
+        </w:rPr>
+      </w:pPr>
+      <w:r>
+        <w:rPr>
+          <w:rFonts w:ascii="Times New Roman" w:eastAsia="Times New Roman" w:hAnsi="Times New Roman" w:cs="Times New Roman"/>
+          <w:sz w:val="24"/>
+          <w:szCs w:val="24"/>
+          <w:lang w:eastAsia="en-IN"/>
+        </w:rPr>
+        <w:t xml:space="preserve">ODM users </w:t>
+      </w:r>
+      <w:proofErr w:type="gramStart"/>
+      <w:r>
+        <w:rPr>
+          <w:rFonts w:ascii="Times New Roman" w:eastAsia="Times New Roman" w:hAnsi="Times New Roman" w:cs="Times New Roman"/>
+          <w:sz w:val="24"/>
+          <w:szCs w:val="24"/>
+          <w:lang w:eastAsia="en-IN"/>
+        </w:rPr>
+        <w:t>shall not be permitted</w:t>
+      </w:r>
+      <w:proofErr w:type="gramEnd"/>
+      <w:r>
+        <w:rPr>
+          <w:rFonts w:ascii="Times New Roman" w:eastAsia="Times New Roman" w:hAnsi="Times New Roman" w:cs="Times New Roman"/>
+          <w:sz w:val="24"/>
+          <w:szCs w:val="24"/>
+          <w:lang w:eastAsia="en-IN"/>
+        </w:rPr>
+        <w:t xml:space="preserve"> to create, modify, or delete any project information.</w:t>
+      </w:r>
+    </w:p>
+    <w:p>
+      <w:pPr>
+        <w:spacing w:before="100" w:beforeAutospacing="1" w:after="100" w:afterAutospacing="1" w:line="240" w:lineRule="auto"/>
+        <w:outlineLvl w:val="2"/>
+        <w:rPr>
+          <w:rFonts w:ascii="Times New Roman" w:eastAsia="Times New Roman" w:hAnsi="Times New Roman" w:cs="Times New Roman"/>
+          <w:b/>
+          <w:bCs/>
+          <w:sz w:val="27"/>
+          <w:szCs w:val="27"/>
+          <w:lang w:eastAsia="en-IN"/>
+        </w:rPr>
+      </w:pPr>
+      <w:r>
+        <w:rPr>
+          <w:rFonts w:ascii="Times New Roman" w:eastAsia="Times New Roman" w:hAnsi="Times New Roman" w:cs="Times New Roman"/>
+          <w:b/>
+          <w:bCs/>
+          <w:sz w:val="27"/>
+          <w:szCs w:val="27"/>
+          <w:lang w:eastAsia="en-IN"/>
+        </w:rPr>
+        <w:t>Release Management</w:t>
+      </w:r>
+    </w:p>
+    <w:p>
+      <w:pPr>
+        <w:spacing w:before="100" w:beforeAutospacing="1" w:after="100" w:afterAutospacing="1" w:line="240" w:lineRule="auto"/>
+        <w:rPr>
+          <w:rFonts w:ascii="Times New Roman" w:eastAsia="Times New Roman" w:hAnsi="Times New Roman" w:cs="Times New Roman"/>
+          <w:sz w:val="24"/>
+          <w:szCs w:val="24"/>
+          <w:lang w:eastAsia="en-IN"/>
+        </w:rPr>
+      </w:pPr>
+      <w:r>
+        <w:rPr>
+          <w:rFonts w:ascii="Times New Roman" w:eastAsia="Times New Roman" w:hAnsi="Times New Roman" w:cs="Times New Roman"/>
+          <w:sz w:val="24"/>
+          <w:szCs w:val="24"/>
+          <w:lang w:eastAsia="en-IN"/>
+        </w:rPr>
+        <w:t>The system shall allow authorized users to:</w:t>
+      </w:r>
+    </w:p>
+    <w:p>
+      <w:pPr>
+        <w:numPr>
+          <w:ilvl w:val="0"/>
+          <w:numId w:val="13"/>
+        </w:numPr>
+        <w:spacing w:before="100" w:beforeAutospacing="1" w:after="100" w:afterAutospacing="1" w:line="240" w:lineRule="auto"/>
+        <w:rPr>
+          <w:rFonts w:ascii="Times New Roman" w:eastAsia="Times New Roman" w:hAnsi="Times New Roman" w:cs="Times New Roman"/>
+          <w:sz w:val="24"/>
+          <w:szCs w:val="24"/>
+          <w:lang w:eastAsia="en-IN"/>
+        </w:rPr>
+      </w:pPr>
+      <w:r>
+        <w:rPr>
+          <w:rFonts w:ascii="Times New Roman" w:eastAsia="Times New Roman" w:hAnsi="Times New Roman" w:cs="Times New Roman"/>
+          <w:sz w:val="24"/>
+          <w:szCs w:val="24"/>
+          <w:lang w:eastAsia="en-IN"/>
+        </w:rPr>
+        <w:t>Create upcoming releases.</w:t>
+      </w:r>
+    </w:p>
+    <w:p>
+      <w:pPr>
+        <w:numPr>
+          <w:ilvl w:val="0"/>
+          <w:numId w:val="13"/>
+        </w:numPr>
+        <w:spacing w:before="100" w:beforeAutospacing="1" w:after="100" w:afterAutospacing="1" w:line="240" w:lineRule="auto"/>
+        <w:rPr>
+          <w:rFonts w:ascii="Times New Roman" w:eastAsia="Times New Roman" w:hAnsi="Times New Roman" w:cs="Times New Roman"/>
+          <w:sz w:val="24"/>
+          <w:szCs w:val="24"/>
+          <w:lang w:eastAsia="en-IN"/>
+        </w:rPr>
+      </w:pPr>
+      <w:r>
+        <w:rPr>
+          <w:rFonts w:ascii="Times New Roman" w:eastAsia="Times New Roman" w:hAnsi="Times New Roman" w:cs="Times New Roman"/>
+          <w:sz w:val="24"/>
+          <w:szCs w:val="24"/>
+          <w:lang w:eastAsia="en-IN"/>
+        </w:rPr>
+        <w:t>Maintain release versions.</w:t>
+      </w:r>
+    </w:p>
+    <w:p>
+      <w:pPr>
+        <w:numPr>
+          <w:ilvl w:val="0"/>
+          <w:numId w:val="13"/>
+        </w:numPr>
+        <w:spacing w:before="100" w:beforeAutospacing="1" w:after="100" w:afterAutospacing="1" w:line="240" w:lineRule="auto"/>
+        <w:rPr>
+          <w:rFonts w:ascii="Times New Roman" w:eastAsia="Times New Roman" w:hAnsi="Times New Roman" w:cs="Times New Roman"/>
+          <w:sz w:val="24"/>
+          <w:szCs w:val="24"/>
+          <w:lang w:eastAsia="en-IN"/>
+        </w:rPr>
+      </w:pPr>
+      <w:r>
+        <w:rPr>
+          <w:rFonts w:ascii="Times New Roman" w:eastAsia="Times New Roman" w:hAnsi="Times New Roman" w:cs="Times New Roman"/>
+          <w:sz w:val="24"/>
+          <w:szCs w:val="24"/>
+          <w:lang w:eastAsia="en-IN"/>
+        </w:rPr>
+        <w:t>Record release dates.</w:t>
+      </w:r>
+    </w:p>
+    <w:p>
+      <w:pPr>
+        <w:numPr>
+          <w:ilvl w:val="0"/>
+          <w:numId w:val="13"/>
+        </w:numPr>
+        <w:spacing w:before="100" w:beforeAutospacing="1" w:after="100" w:afterAutospacing="1" w:line="240" w:lineRule="auto"/>
+        <w:rPr>
+          <w:rFonts w:ascii="Times New Roman" w:eastAsia="Times New Roman" w:hAnsi="Times New Roman" w:cs="Times New Roman"/>
+          <w:sz w:val="24"/>
+          <w:szCs w:val="24"/>
+          <w:lang w:eastAsia="en-IN"/>
+        </w:rPr>
+      </w:pPr>
+      <w:r>
+        <w:rPr>
+          <w:rFonts w:ascii="Times New Roman" w:eastAsia="Times New Roman" w:hAnsi="Times New Roman" w:cs="Times New Roman"/>
+          <w:sz w:val="24"/>
+          <w:szCs w:val="24"/>
+          <w:lang w:eastAsia="en-IN"/>
+        </w:rPr>
+        <w:t>Track release status.</w:t>
+      </w:r>
+    </w:p>
+    <w:p>
+      <w:pPr>
+        <w:numPr>
+          <w:ilvl w:val="0"/>
+          <w:numId w:val="13"/>
+        </w:numPr>
+        <w:spacing w:before="100" w:beforeAutospacing="1" w:after="100" w:afterAutospacing="1" w:line="240" w:lineRule="auto"/>
+        <w:rPr>
+          <w:rFonts w:ascii="Times New Roman" w:eastAsia="Times New Roman" w:hAnsi="Times New Roman" w:cs="Times New Roman"/>
+          <w:sz w:val="24"/>
+          <w:szCs w:val="24"/>
+          <w:lang w:eastAsia="en-IN"/>
+        </w:rPr>
+      </w:pPr>
+      <w:r>
+        <w:rPr>
+          <w:rFonts w:ascii="Times New Roman" w:eastAsia="Times New Roman" w:hAnsi="Times New Roman" w:cs="Times New Roman"/>
+          <w:sz w:val="24"/>
+          <w:szCs w:val="24"/>
+          <w:lang w:eastAsia="en-IN"/>
+        </w:rPr>
+        <w:t>Maintain release descriptions.</w:t>
+      </w:r>
+    </w:p>
+    <w:p>
+      <w:pPr>
+        <w:numPr>
+          <w:ilvl w:val="0"/>
+          <w:numId w:val="13"/>
+        </w:numPr>
+        <w:spacing w:before="100" w:beforeAutospacing="1" w:after="100" w:afterAutospacing="1" w:line="240" w:lineRule="auto"/>
+        <w:rPr>
+          <w:rFonts w:ascii="Times New Roman" w:eastAsia="Times New Roman" w:hAnsi="Times New Roman" w:cs="Times New Roman"/>
+          <w:sz w:val="24"/>
+          <w:szCs w:val="24"/>
+          <w:lang w:eastAsia="en-IN"/>
+        </w:rPr>
+      </w:pPr>
+      <w:r>
+        <w:rPr>
+          <w:rFonts w:ascii="Times New Roman" w:eastAsia="Times New Roman" w:hAnsi="Times New Roman" w:cs="Times New Roman"/>
+          <w:sz w:val="24"/>
+          <w:szCs w:val="24"/>
+          <w:lang w:eastAsia="en-IN"/>
+        </w:rPr>
+        <w:t>Associate multiple diagnostic modules with a release.</w:t>
+      </w:r>
+    </w:p>
+    <w:p>
+      <w:pPr>
+        <w:numPr>
+          <w:ilvl w:val="0"/>
+          <w:numId w:val="13"/>
+        </w:numPr>
+        <w:spacing w:before="100" w:beforeAutospacing="1" w:after="100" w:afterAutospacing="1" w:line="240" w:lineRule="auto"/>
+        <w:rPr>
+          <w:rFonts w:ascii="Times New Roman" w:eastAsia="Times New Roman" w:hAnsi="Times New Roman" w:cs="Times New Roman"/>
+          <w:sz w:val="24"/>
+          <w:szCs w:val="24"/>
+          <w:lang w:eastAsia="en-IN"/>
+        </w:rPr>
+      </w:pPr>
+      <w:r>
+        <w:rPr>
+          <w:rFonts w:ascii="Times New Roman" w:eastAsia="Times New Roman" w:hAnsi="Times New Roman" w:cs="Times New Roman"/>
+          <w:sz w:val="24"/>
+          <w:szCs w:val="24"/>
+          <w:lang w:eastAsia="en-IN"/>
+        </w:rPr>
+        <w:t>Record released NuGet package versions.</w:t>
+      </w:r>
+    </w:p>
+    <w:p>
+      <w:pPr>
+        <w:spacing w:before="100" w:beforeAutospacing="1" w:after="100" w:afterAutospacing="1" w:line="240" w:lineRule="auto"/>
+        <w:outlineLvl w:val="2"/>
+        <w:rPr>
+          <w:rFonts w:ascii="Times New Roman" w:eastAsia="Times New Roman" w:hAnsi="Times New Roman" w:cs="Times New Roman"/>
+          <w:b/>
+          <w:bCs/>
+          <w:sz w:val="27"/>
+          <w:szCs w:val="27"/>
+          <w:lang w:eastAsia="en-IN"/>
+        </w:rPr>
+      </w:pPr>
+      <w:r>
+        <w:rPr>
+          <w:rFonts w:ascii="Times New Roman" w:eastAsia="Times New Roman" w:hAnsi="Times New Roman" w:cs="Times New Roman"/>
+          <w:b/>
+          <w:bCs/>
+          <w:sz w:val="27"/>
+          <w:szCs w:val="27"/>
+          <w:lang w:eastAsia="en-IN"/>
+        </w:rPr>
+        <w:t>Diagnostic Tracking</w:t>
+      </w:r>
+    </w:p>
+    <w:p>
+      <w:pPr>
+        <w:spacing w:before="100" w:beforeAutospacing="1" w:after="100" w:afterAutospacing="1" w:line="240" w:lineRule="auto"/>
+        <w:rPr>
+          <w:rFonts w:ascii="Times New Roman" w:eastAsia="Times New Roman" w:hAnsi="Times New Roman" w:cs="Times New Roman"/>
+          <w:sz w:val="24"/>
+          <w:szCs w:val="24"/>
+          <w:lang w:eastAsia="en-IN"/>
+        </w:rPr>
+      </w:pPr>
+      <w:r>
+        <w:rPr>
+          <w:rFonts w:ascii="Times New Roman" w:eastAsia="Times New Roman" w:hAnsi="Times New Roman" w:cs="Times New Roman"/>
+          <w:sz w:val="24"/>
+          <w:szCs w:val="24"/>
+          <w:lang w:eastAsia="en-IN"/>
+        </w:rPr>
+        <w:t>The system shall allow authorized users to:</w:t>
+      </w:r>
+    </w:p>
+    <w:p>
+      <w:pPr>
+        <w:numPr>
+          <w:ilvl w:val="0"/>
+          <w:numId w:val="14"/>
+        </w:numPr>
+        <w:spacing w:before="100" w:beforeAutospacing="1" w:after="100" w:afterAutospacing="1" w:line="240" w:lineRule="auto"/>
+        <w:rPr>
+          <w:rFonts w:ascii="Times New Roman" w:eastAsia="Times New Roman" w:hAnsi="Times New Roman" w:cs="Times New Roman"/>
+          <w:sz w:val="24"/>
+          <w:szCs w:val="24"/>
+          <w:lang w:eastAsia="en-IN"/>
+        </w:rPr>
+      </w:pPr>
+      <w:r>
+        <w:rPr>
+          <w:rFonts w:ascii="Times New Roman" w:eastAsia="Times New Roman" w:hAnsi="Times New Roman" w:cs="Times New Roman"/>
+          <w:sz w:val="24"/>
+          <w:szCs w:val="24"/>
+          <w:lang w:eastAsia="en-IN"/>
+        </w:rPr>
+        <w:t>Register diagnostic modules.</w:t>
+      </w:r>
+    </w:p>
+    <w:p>
+      <w:pPr>
+        <w:numPr>
+          <w:ilvl w:val="0"/>
+          <w:numId w:val="14"/>
+        </w:numPr>
+        <w:spacing w:before="100" w:beforeAutospacing="1" w:after="100" w:afterAutospacing="1" w:line="240" w:lineRule="auto"/>
+        <w:rPr>
+          <w:rFonts w:ascii="Times New Roman" w:eastAsia="Times New Roman" w:hAnsi="Times New Roman" w:cs="Times New Roman"/>
+          <w:sz w:val="24"/>
+          <w:szCs w:val="24"/>
+          <w:lang w:eastAsia="en-IN"/>
+        </w:rPr>
+      </w:pPr>
+      <w:r>
+        <w:rPr>
+          <w:rFonts w:ascii="Times New Roman" w:eastAsia="Times New Roman" w:hAnsi="Times New Roman" w:cs="Times New Roman"/>
+          <w:sz w:val="24"/>
+          <w:szCs w:val="24"/>
+          <w:lang w:eastAsia="en-IN"/>
+        </w:rPr>
+        <w:t>Classify diagnostics as new implementation, feature enhancement, or bug fix.</w:t>
+      </w:r>
+    </w:p>
+    <w:p>
+      <w:pPr>
+        <w:numPr>
+          <w:ilvl w:val="0"/>
+          <w:numId w:val="14"/>
+        </w:numPr>
+        <w:spacing w:before="100" w:beforeAutospacing="1" w:after="100" w:afterAutospacing="1" w:line="240" w:lineRule="auto"/>
+        <w:rPr>
+          <w:rFonts w:ascii="Times New Roman" w:eastAsia="Times New Roman" w:hAnsi="Times New Roman" w:cs="Times New Roman"/>
+          <w:sz w:val="24"/>
+          <w:szCs w:val="24"/>
+          <w:lang w:eastAsia="en-IN"/>
+        </w:rPr>
+      </w:pPr>
+      <w:r>
+        <w:rPr>
+          <w:rFonts w:ascii="Times New Roman" w:eastAsia="Times New Roman" w:hAnsi="Times New Roman" w:cs="Times New Roman"/>
+          <w:sz w:val="24"/>
+          <w:szCs w:val="24"/>
+          <w:lang w:eastAsia="en-IN"/>
+        </w:rPr>
+        <w:t>Track development progress of each diagnostic.</w:t>
+      </w:r>
+    </w:p>
+    <w:p>
+      <w:pPr>
+        <w:numPr>
+          <w:ilvl w:val="0"/>
+          <w:numId w:val="14"/>
+        </w:numPr>
+        <w:spacing w:before="100" w:beforeAutospacing="1" w:after="100" w:afterAutospacing="1" w:line="240" w:lineRule="auto"/>
+        <w:rPr>
+          <w:rFonts w:ascii="Times New Roman" w:eastAsia="Times New Roman" w:hAnsi="Times New Roman" w:cs="Times New Roman"/>
+          <w:sz w:val="24"/>
+          <w:szCs w:val="24"/>
+          <w:lang w:eastAsia="en-IN"/>
+        </w:rPr>
+      </w:pPr>
+      <w:r>
+        <w:rPr>
+          <w:rFonts w:ascii="Times New Roman" w:eastAsia="Times New Roman" w:hAnsi="Times New Roman" w:cs="Times New Roman"/>
+          <w:sz w:val="24"/>
+          <w:szCs w:val="24"/>
+          <w:lang w:eastAsia="en-IN"/>
+        </w:rPr>
+        <w:t>Maintain the current implementation status.</w:t>
+      </w:r>
+    </w:p>
+    <w:p>
+      <w:pPr>
+        <w:numPr>
+          <w:ilvl w:val="0"/>
+          <w:numId w:val="14"/>
+        </w:numPr>
+        <w:spacing w:before="100" w:beforeAutospacing="1" w:after="100" w:afterAutospacing="1" w:line="240" w:lineRule="auto"/>
+        <w:rPr>
+          <w:rFonts w:ascii="Times New Roman" w:eastAsia="Times New Roman" w:hAnsi="Times New Roman" w:cs="Times New Roman"/>
+          <w:sz w:val="24"/>
+          <w:szCs w:val="24"/>
+          <w:lang w:eastAsia="en-IN"/>
+        </w:rPr>
+      </w:pPr>
+      <w:r>
+        <w:rPr>
+          <w:rFonts w:ascii="Times New Roman" w:eastAsia="Times New Roman" w:hAnsi="Times New Roman" w:cs="Times New Roman"/>
+          <w:sz w:val="24"/>
+          <w:szCs w:val="24"/>
+          <w:lang w:eastAsia="en-IN"/>
+        </w:rPr>
+        <w:t>Associate diagnostics with planned releases.</w:t>
+      </w:r>
+    </w:p>
+    <w:p>
+      <w:pPr>
+        <w:numPr>
+          <w:ilvl w:val="0"/>
+          <w:numId w:val="14"/>
+        </w:numPr>
+        <w:spacing w:before="100" w:beforeAutospacing="1" w:after="100" w:afterAutospacing="1" w:line="240" w:lineRule="auto"/>
+        <w:rPr>
+          <w:rFonts w:ascii="Times New Roman" w:eastAsia="Times New Roman" w:hAnsi="Times New Roman" w:cs="Times New Roman"/>
+          <w:sz w:val="24"/>
+          <w:szCs w:val="24"/>
+          <w:lang w:eastAsia="en-IN"/>
+        </w:rPr>
+      </w:pPr>
+      <w:r>
+        <w:rPr>
+          <w:rFonts w:ascii="Times New Roman" w:eastAsia="Times New Roman" w:hAnsi="Times New Roman" w:cs="Times New Roman"/>
+          <w:sz w:val="24"/>
+          <w:szCs w:val="24"/>
+          <w:lang w:eastAsia="en-IN"/>
+        </w:rPr>
+        <w:t>Record ownership information for each diagnostic.</w:t>
+      </w:r>
+    </w:p>
+    <w:p>
+      <w:pPr>
+        <w:spacing w:before="100" w:beforeAutospacing="1" w:after="100" w:afterAutospacing="1" w:line="240" w:lineRule="auto"/>
+        <w:outlineLvl w:val="2"/>
+        <w:rPr>
+          <w:rFonts w:ascii="Times New Roman" w:eastAsia="Times New Roman" w:hAnsi="Times New Roman" w:cs="Times New Roman"/>
+          <w:b/>
+          <w:bCs/>
+          <w:sz w:val="27"/>
+          <w:szCs w:val="27"/>
+          <w:lang w:eastAsia="en-IN"/>
+        </w:rPr>
+      </w:pPr>
+      <w:r>
+        <w:rPr>
+          <w:rFonts w:ascii="Times New Roman" w:eastAsia="Times New Roman" w:hAnsi="Times New Roman" w:cs="Times New Roman"/>
+          <w:b/>
+          <w:bCs/>
+          <w:sz w:val="27"/>
+          <w:szCs w:val="27"/>
+          <w:lang w:eastAsia="en-IN"/>
+        </w:rPr>
+        <w:t>Development Progress Tracking</w:t>
+      </w:r>
+    </w:p>
+    <w:p>
+      <w:pPr>
+        <w:spacing w:before="100" w:beforeAutospacing="1" w:after="100" w:afterAutospacing="1" w:line="240" w:lineRule="auto"/>
+        <w:rPr>
+          <w:rFonts w:ascii="Times New Roman" w:eastAsia="Times New Roman" w:hAnsi="Times New Roman" w:cs="Times New Roman"/>
+          <w:sz w:val="24"/>
+          <w:szCs w:val="24"/>
+          <w:lang w:eastAsia="en-IN"/>
+        </w:rPr>
+      </w:pPr>
+      <w:r>
+        <w:rPr>
+          <w:rFonts w:ascii="Times New Roman" w:eastAsia="Times New Roman" w:hAnsi="Times New Roman" w:cs="Times New Roman"/>
+          <w:sz w:val="24"/>
+          <w:szCs w:val="24"/>
+          <w:lang w:eastAsia="en-IN"/>
+        </w:rPr>
+        <w:t xml:space="preserve">The system shall provide functionality </w:t>
+      </w:r>
+      <w:proofErr w:type="gramStart"/>
+      <w:r>
+        <w:rPr>
+          <w:rFonts w:ascii="Times New Roman" w:eastAsia="Times New Roman" w:hAnsi="Times New Roman" w:cs="Times New Roman"/>
+          <w:sz w:val="24"/>
+          <w:szCs w:val="24"/>
+          <w:lang w:eastAsia="en-IN"/>
+        </w:rPr>
+        <w:t>to</w:t>
+      </w:r>
+      <w:proofErr w:type="gramEnd"/>
+      <w:r>
+        <w:rPr>
+          <w:rFonts w:ascii="Times New Roman" w:eastAsia="Times New Roman" w:hAnsi="Times New Roman" w:cs="Times New Roman"/>
+          <w:sz w:val="24"/>
+          <w:szCs w:val="24"/>
+          <w:lang w:eastAsia="en-IN"/>
+        </w:rPr>
+        <w:t>:</w:t>
+      </w:r>
+    </w:p>
+    <w:p>
+      <w:pPr>
+        <w:numPr>
+          <w:ilvl w:val="0"/>
+          <w:numId w:val="15"/>
+        </w:numPr>
+        <w:spacing w:before="100" w:beforeAutospacing="1" w:after="100" w:afterAutospacing="1" w:line="240" w:lineRule="auto"/>
+        <w:rPr>
+          <w:rFonts w:ascii="Times New Roman" w:eastAsia="Times New Roman" w:hAnsi="Times New Roman" w:cs="Times New Roman"/>
+          <w:sz w:val="24"/>
+          <w:szCs w:val="24"/>
+          <w:lang w:eastAsia="en-IN"/>
+        </w:rPr>
+      </w:pPr>
+      <w:r>
+        <w:rPr>
+          <w:rFonts w:ascii="Times New Roman" w:eastAsia="Times New Roman" w:hAnsi="Times New Roman" w:cs="Times New Roman"/>
+          <w:sz w:val="24"/>
+          <w:szCs w:val="24"/>
+          <w:lang w:eastAsia="en-IN"/>
+        </w:rPr>
+        <w:t>Track the progress of individual diagnostic modules.</w:t>
+      </w:r>
+    </w:p>
+    <w:p>
+      <w:pPr>
+        <w:numPr>
+          <w:ilvl w:val="0"/>
+          <w:numId w:val="15"/>
+        </w:numPr>
+        <w:spacing w:before="100" w:beforeAutospacing="1" w:after="100" w:afterAutospacing="1" w:line="240" w:lineRule="auto"/>
+        <w:rPr>
+          <w:rFonts w:ascii="Times New Roman" w:eastAsia="Times New Roman" w:hAnsi="Times New Roman" w:cs="Times New Roman"/>
+          <w:sz w:val="24"/>
+          <w:szCs w:val="24"/>
+          <w:lang w:eastAsia="en-IN"/>
+        </w:rPr>
+      </w:pPr>
+      <w:r>
+        <w:rPr>
+          <w:rFonts w:ascii="Times New Roman" w:eastAsia="Times New Roman" w:hAnsi="Times New Roman" w:cs="Times New Roman"/>
+          <w:sz w:val="24"/>
+          <w:szCs w:val="24"/>
+          <w:lang w:eastAsia="en-IN"/>
+        </w:rPr>
+        <w:t>Display development status for each diagnostic.</w:t>
+      </w:r>
+    </w:p>
+    <w:p>
+      <w:pPr>
+        <w:numPr>
+          <w:ilvl w:val="0"/>
+          <w:numId w:val="15"/>
+        </w:numPr>
+        <w:spacing w:before="100" w:beforeAutospacing="1" w:after="100" w:afterAutospacing="1" w:line="240" w:lineRule="auto"/>
+        <w:rPr>
+          <w:rFonts w:ascii="Times New Roman" w:eastAsia="Times New Roman" w:hAnsi="Times New Roman" w:cs="Times New Roman"/>
+          <w:sz w:val="24"/>
+          <w:szCs w:val="24"/>
+          <w:lang w:eastAsia="en-IN"/>
+        </w:rPr>
+      </w:pPr>
+      <w:r>
+        <w:rPr>
+          <w:rFonts w:ascii="Times New Roman" w:eastAsia="Times New Roman" w:hAnsi="Times New Roman" w:cs="Times New Roman"/>
+          <w:sz w:val="24"/>
+          <w:szCs w:val="24"/>
+          <w:lang w:eastAsia="en-IN"/>
+        </w:rPr>
+        <w:t>Identify diagnostics currently under development.</w:t>
+      </w:r>
+    </w:p>
+    <w:p>
+      <w:pPr>
+        <w:numPr>
+          <w:ilvl w:val="0"/>
+          <w:numId w:val="15"/>
+        </w:numPr>
+        <w:spacing w:before="100" w:beforeAutospacing="1" w:after="100" w:afterAutospacing="1" w:line="240" w:lineRule="auto"/>
+        <w:rPr>
+          <w:rFonts w:ascii="Times New Roman" w:eastAsia="Times New Roman" w:hAnsi="Times New Roman" w:cs="Times New Roman"/>
+          <w:sz w:val="24"/>
+          <w:szCs w:val="24"/>
+          <w:lang w:eastAsia="en-IN"/>
+        </w:rPr>
+      </w:pPr>
+      <w:r>
+        <w:rPr>
+          <w:rFonts w:ascii="Times New Roman" w:eastAsia="Times New Roman" w:hAnsi="Times New Roman" w:cs="Times New Roman"/>
+          <w:sz w:val="24"/>
+          <w:szCs w:val="24"/>
+          <w:lang w:eastAsia="en-IN"/>
+        </w:rPr>
+        <w:t>Display diagnostics ready for client consumption.</w:t>
+      </w:r>
+    </w:p>
+    <w:p>
+      <w:pPr>
+        <w:numPr>
+          <w:ilvl w:val="0"/>
+          <w:numId w:val="15"/>
+        </w:numPr>
+        <w:spacing w:before="100" w:beforeAutospacing="1" w:after="100" w:afterAutospacing="1" w:line="240" w:lineRule="auto"/>
+        <w:rPr>
+          <w:rFonts w:ascii="Times New Roman" w:eastAsia="Times New Roman" w:hAnsi="Times New Roman" w:cs="Times New Roman"/>
+          <w:sz w:val="24"/>
+          <w:szCs w:val="24"/>
+          <w:lang w:eastAsia="en-IN"/>
+        </w:rPr>
+      </w:pPr>
+      <w:r>
+        <w:rPr>
+          <w:rFonts w:ascii="Times New Roman" w:eastAsia="Times New Roman" w:hAnsi="Times New Roman" w:cs="Times New Roman"/>
+          <w:sz w:val="24"/>
+          <w:szCs w:val="24"/>
+          <w:lang w:eastAsia="en-IN"/>
+        </w:rPr>
+        <w:t>Display diagnostics planned for future releases.</w:t>
+      </w:r>
+    </w:p>
+    <w:p>
+      <w:pPr>
+        <w:spacing w:before="100" w:beforeAutospacing="1" w:after="100" w:afterAutospacing="1" w:line="240" w:lineRule="auto"/>
+        <w:outlineLvl w:val="2"/>
+        <w:rPr>
+          <w:rFonts w:ascii="Times New Roman" w:eastAsia="Times New Roman" w:hAnsi="Times New Roman" w:cs="Times New Roman"/>
+          <w:b/>
+          <w:bCs/>
+          <w:sz w:val="27"/>
+          <w:szCs w:val="27"/>
+          <w:lang w:eastAsia="en-IN"/>
+        </w:rPr>
+      </w:pPr>
+      <w:r>
+        <w:rPr>
+          <w:rFonts w:ascii="Times New Roman" w:eastAsia="Times New Roman" w:hAnsi="Times New Roman" w:cs="Times New Roman"/>
+          <w:b/>
+          <w:bCs/>
+          <w:sz w:val="27"/>
+          <w:szCs w:val="27"/>
+          <w:lang w:eastAsia="en-IN"/>
+        </w:rPr>
+        <w:t>Feature and Bug-Fix Tracking</w:t>
+      </w:r>
+    </w:p>
+    <w:p>
+      <w:pPr>
+        <w:spacing w:before="100" w:beforeAutospacing="1" w:after="100" w:afterAutospacing="1" w:line="240" w:lineRule="auto"/>
+        <w:rPr>
+          <w:rFonts w:ascii="Times New Roman" w:eastAsia="Times New Roman" w:hAnsi="Times New Roman" w:cs="Times New Roman"/>
+          <w:sz w:val="24"/>
+          <w:szCs w:val="24"/>
+          <w:lang w:eastAsia="en-IN"/>
+        </w:rPr>
+      </w:pPr>
+      <w:r>
+        <w:rPr>
+          <w:rFonts w:ascii="Times New Roman" w:eastAsia="Times New Roman" w:hAnsi="Times New Roman" w:cs="Times New Roman"/>
+          <w:sz w:val="24"/>
+          <w:szCs w:val="24"/>
+          <w:lang w:eastAsia="en-IN"/>
+        </w:rPr>
+        <w:t>The system shall allow authorized users to:</w:t>
+      </w:r>
+    </w:p>
+    <w:p>
+      <w:pPr>
+        <w:numPr>
+          <w:ilvl w:val="0"/>
+          <w:numId w:val="16"/>
+        </w:numPr>
+        <w:spacing w:before="100" w:beforeAutospacing="1" w:after="100" w:afterAutospacing="1" w:line="240" w:lineRule="auto"/>
+        <w:rPr>
+          <w:rFonts w:ascii="Times New Roman" w:eastAsia="Times New Roman" w:hAnsi="Times New Roman" w:cs="Times New Roman"/>
+          <w:sz w:val="24"/>
+          <w:szCs w:val="24"/>
+          <w:lang w:eastAsia="en-IN"/>
+        </w:rPr>
+      </w:pPr>
+      <w:r>
+        <w:rPr>
+          <w:rFonts w:ascii="Times New Roman" w:eastAsia="Times New Roman" w:hAnsi="Times New Roman" w:cs="Times New Roman"/>
+          <w:sz w:val="24"/>
+          <w:szCs w:val="24"/>
+          <w:lang w:eastAsia="en-IN"/>
+        </w:rPr>
+        <w:t>Record newly introduced diagnostic features.</w:t>
+      </w:r>
+    </w:p>
+    <w:p>
+      <w:pPr>
+        <w:numPr>
+          <w:ilvl w:val="0"/>
+          <w:numId w:val="16"/>
+        </w:numPr>
+        <w:spacing w:before="100" w:beforeAutospacing="1" w:after="100" w:afterAutospacing="1" w:line="240" w:lineRule="auto"/>
+        <w:rPr>
+          <w:rFonts w:ascii="Times New Roman" w:eastAsia="Times New Roman" w:hAnsi="Times New Roman" w:cs="Times New Roman"/>
+          <w:sz w:val="24"/>
+          <w:szCs w:val="24"/>
+          <w:lang w:eastAsia="en-IN"/>
+        </w:rPr>
+      </w:pPr>
+      <w:r>
+        <w:rPr>
+          <w:rFonts w:ascii="Times New Roman" w:eastAsia="Times New Roman" w:hAnsi="Times New Roman" w:cs="Times New Roman"/>
+          <w:sz w:val="24"/>
+          <w:szCs w:val="24"/>
+          <w:lang w:eastAsia="en-IN"/>
+        </w:rPr>
+        <w:t>Record enhancements to existing diagnostics.</w:t>
+      </w:r>
+    </w:p>
+    <w:p>
+      <w:pPr>
+        <w:numPr>
+          <w:ilvl w:val="0"/>
+          <w:numId w:val="16"/>
+        </w:numPr>
+        <w:spacing w:before="100" w:beforeAutospacing="1" w:after="100" w:afterAutospacing="1" w:line="240" w:lineRule="auto"/>
+        <w:rPr>
+          <w:rFonts w:ascii="Times New Roman" w:eastAsia="Times New Roman" w:hAnsi="Times New Roman" w:cs="Times New Roman"/>
+          <w:sz w:val="24"/>
+          <w:szCs w:val="24"/>
+          <w:lang w:eastAsia="en-IN"/>
+        </w:rPr>
+      </w:pPr>
+      <w:r>
+        <w:rPr>
+          <w:rFonts w:ascii="Times New Roman" w:eastAsia="Times New Roman" w:hAnsi="Times New Roman" w:cs="Times New Roman"/>
+          <w:sz w:val="24"/>
+          <w:szCs w:val="24"/>
+          <w:lang w:eastAsia="en-IN"/>
+        </w:rPr>
+        <w:t>Record bug fixes delivered in each release.</w:t>
+      </w:r>
+    </w:p>
+    <w:p>
+      <w:pPr>
+        <w:numPr>
+          <w:ilvl w:val="0"/>
+          <w:numId w:val="16"/>
+        </w:numPr>
+        <w:spacing w:before="100" w:beforeAutospacing="1" w:after="100" w:afterAutospacing="1" w:line="240" w:lineRule="auto"/>
+        <w:rPr>
+          <w:rFonts w:ascii="Times New Roman" w:eastAsia="Times New Roman" w:hAnsi="Times New Roman" w:cs="Times New Roman"/>
+          <w:sz w:val="24"/>
+          <w:szCs w:val="24"/>
+          <w:lang w:eastAsia="en-IN"/>
+        </w:rPr>
+      </w:pPr>
+      <w:r>
+        <w:rPr>
+          <w:rFonts w:ascii="Times New Roman" w:eastAsia="Times New Roman" w:hAnsi="Times New Roman" w:cs="Times New Roman"/>
+          <w:sz w:val="24"/>
+          <w:szCs w:val="24"/>
+          <w:lang w:eastAsia="en-IN"/>
+        </w:rPr>
+        <w:t>Maintain historical information regarding changes introduced in every release.</w:t>
+      </w:r>
+    </w:p>
+    <w:p>
+      <w:pPr>
+        <w:spacing w:before="100" w:beforeAutospacing="1" w:after="100" w:afterAutospacing="1" w:line="240" w:lineRule="auto"/>
+        <w:outlineLvl w:val="2"/>
+        <w:rPr>
+          <w:rFonts w:ascii="Times New Roman" w:eastAsia="Times New Roman" w:hAnsi="Times New Roman" w:cs="Times New Roman"/>
+          <w:b/>
+          <w:bCs/>
+          <w:sz w:val="27"/>
+          <w:szCs w:val="27"/>
+          <w:lang w:eastAsia="en-IN"/>
+        </w:rPr>
+      </w:pPr>
+      <w:r>
+        <w:rPr>
+          <w:rFonts w:ascii="Times New Roman" w:eastAsia="Times New Roman" w:hAnsi="Times New Roman" w:cs="Times New Roman"/>
+          <w:b/>
+          <w:bCs/>
+          <w:sz w:val="27"/>
+          <w:szCs w:val="27"/>
+          <w:lang w:eastAsia="en-IN"/>
+        </w:rPr>
+        <w:t>NuGet Version Tracking</w:t>
+      </w:r>
+    </w:p>
+    <w:p>
+      <w:pPr>
+        <w:spacing w:before="100" w:beforeAutospacing="1" w:after="100" w:afterAutospacing="1" w:line="240" w:lineRule="auto"/>
+        <w:rPr>
+          <w:rFonts w:ascii="Times New Roman" w:eastAsia="Times New Roman" w:hAnsi="Times New Roman" w:cs="Times New Roman"/>
+          <w:sz w:val="24"/>
+          <w:szCs w:val="24"/>
+          <w:lang w:eastAsia="en-IN"/>
+        </w:rPr>
+      </w:pPr>
+      <w:r>
+        <w:rPr>
+          <w:rFonts w:ascii="Times New Roman" w:eastAsia="Times New Roman" w:hAnsi="Times New Roman" w:cs="Times New Roman"/>
+          <w:sz w:val="24"/>
+          <w:szCs w:val="24"/>
+          <w:lang w:eastAsia="en-IN"/>
+        </w:rPr>
+        <w:lastRenderedPageBreak/>
+        <w:t xml:space="preserve">The system shall maintain complete </w:t>
+      </w:r>
+      <w:proofErr w:type="gramStart"/>
+      <w:r>
+        <w:rPr>
+          <w:rFonts w:ascii="Times New Roman" w:eastAsia="Times New Roman" w:hAnsi="Times New Roman" w:cs="Times New Roman"/>
+          <w:sz w:val="24"/>
+          <w:szCs w:val="24"/>
+          <w:lang w:eastAsia="en-IN"/>
+        </w:rPr>
+        <w:t>version-wise</w:t>
+      </w:r>
+      <w:proofErr w:type="gramEnd"/>
+      <w:r>
+        <w:rPr>
+          <w:rFonts w:ascii="Times New Roman" w:eastAsia="Times New Roman" w:hAnsi="Times New Roman" w:cs="Times New Roman"/>
+          <w:sz w:val="24"/>
+          <w:szCs w:val="24"/>
+          <w:lang w:eastAsia="en-IN"/>
+        </w:rPr>
+        <w:t xml:space="preserve"> information of released diagnostic packages.</w:t>
+      </w:r>
+    </w:p>
+    <w:p>
+      <w:pPr>
+        <w:spacing w:before="100" w:beforeAutospacing="1" w:after="100" w:afterAutospacing="1" w:line="240" w:lineRule="auto"/>
+        <w:rPr>
+          <w:rFonts w:ascii="Times New Roman" w:eastAsia="Times New Roman" w:hAnsi="Times New Roman" w:cs="Times New Roman"/>
+          <w:sz w:val="24"/>
+          <w:szCs w:val="24"/>
+          <w:lang w:eastAsia="en-IN"/>
+        </w:rPr>
+      </w:pPr>
+      <w:r>
+        <w:rPr>
+          <w:rFonts w:ascii="Times New Roman" w:eastAsia="Times New Roman" w:hAnsi="Times New Roman" w:cs="Times New Roman"/>
+          <w:sz w:val="24"/>
+          <w:szCs w:val="24"/>
+          <w:lang w:eastAsia="en-IN"/>
+        </w:rPr>
+        <w:t>The system shall:</w:t>
+      </w:r>
+    </w:p>
+    <w:p>
+      <w:pPr>
+        <w:numPr>
+          <w:ilvl w:val="0"/>
+          <w:numId w:val="17"/>
+        </w:numPr>
+        <w:spacing w:before="100" w:beforeAutospacing="1" w:after="100" w:afterAutospacing="1" w:line="240" w:lineRule="auto"/>
+        <w:rPr>
+          <w:rFonts w:ascii="Times New Roman" w:eastAsia="Times New Roman" w:hAnsi="Times New Roman" w:cs="Times New Roman"/>
+          <w:sz w:val="24"/>
+          <w:szCs w:val="24"/>
+          <w:lang w:eastAsia="en-IN"/>
+        </w:rPr>
+      </w:pPr>
+      <w:r>
+        <w:rPr>
+          <w:rFonts w:ascii="Times New Roman" w:eastAsia="Times New Roman" w:hAnsi="Times New Roman" w:cs="Times New Roman"/>
+          <w:sz w:val="24"/>
+          <w:szCs w:val="24"/>
+          <w:lang w:eastAsia="en-IN"/>
+        </w:rPr>
+        <w:t>Associate NuGet package versions with releases.</w:t>
+      </w:r>
+    </w:p>
+    <w:p>
+      <w:pPr>
+        <w:numPr>
+          <w:ilvl w:val="0"/>
+          <w:numId w:val="17"/>
+        </w:numPr>
+        <w:spacing w:before="100" w:beforeAutospacing="1" w:after="100" w:afterAutospacing="1" w:line="240" w:lineRule="auto"/>
+        <w:rPr>
+          <w:rFonts w:ascii="Times New Roman" w:eastAsia="Times New Roman" w:hAnsi="Times New Roman" w:cs="Times New Roman"/>
+          <w:sz w:val="24"/>
+          <w:szCs w:val="24"/>
+          <w:lang w:eastAsia="en-IN"/>
+        </w:rPr>
+      </w:pPr>
+      <w:r>
+        <w:rPr>
+          <w:rFonts w:ascii="Times New Roman" w:eastAsia="Times New Roman" w:hAnsi="Times New Roman" w:cs="Times New Roman"/>
+          <w:sz w:val="24"/>
+          <w:szCs w:val="24"/>
+          <w:lang w:eastAsia="en-IN"/>
+        </w:rPr>
+        <w:t>Maintain release history for every NuGet version.</w:t>
+      </w:r>
+    </w:p>
+    <w:p>
+      <w:pPr>
+        <w:numPr>
+          <w:ilvl w:val="0"/>
+          <w:numId w:val="17"/>
+        </w:numPr>
+        <w:spacing w:before="100" w:beforeAutospacing="1" w:after="100" w:afterAutospacing="1" w:line="240" w:lineRule="auto"/>
+        <w:rPr>
+          <w:rFonts w:ascii="Times New Roman" w:eastAsia="Times New Roman" w:hAnsi="Times New Roman" w:cs="Times New Roman"/>
+          <w:sz w:val="24"/>
+          <w:szCs w:val="24"/>
+          <w:lang w:eastAsia="en-IN"/>
+        </w:rPr>
+      </w:pPr>
+      <w:r>
+        <w:rPr>
+          <w:rFonts w:ascii="Times New Roman" w:eastAsia="Times New Roman" w:hAnsi="Times New Roman" w:cs="Times New Roman"/>
+          <w:sz w:val="24"/>
+          <w:szCs w:val="24"/>
+          <w:lang w:eastAsia="en-IN"/>
+        </w:rPr>
+        <w:t>Record diagnostic modules included in each package.</w:t>
+      </w:r>
+    </w:p>
+    <w:p>
+      <w:pPr>
+        <w:numPr>
+          <w:ilvl w:val="0"/>
+          <w:numId w:val="17"/>
+        </w:numPr>
+        <w:spacing w:before="100" w:beforeAutospacing="1" w:after="100" w:afterAutospacing="1" w:line="240" w:lineRule="auto"/>
+        <w:rPr>
+          <w:rFonts w:ascii="Times New Roman" w:eastAsia="Times New Roman" w:hAnsi="Times New Roman" w:cs="Times New Roman"/>
+          <w:sz w:val="24"/>
+          <w:szCs w:val="24"/>
+          <w:lang w:eastAsia="en-IN"/>
+        </w:rPr>
+      </w:pPr>
+      <w:r>
+        <w:rPr>
+          <w:rFonts w:ascii="Times New Roman" w:eastAsia="Times New Roman" w:hAnsi="Times New Roman" w:cs="Times New Roman"/>
+          <w:sz w:val="24"/>
+          <w:szCs w:val="24"/>
+          <w:lang w:eastAsia="en-IN"/>
+        </w:rPr>
+        <w:t xml:space="preserve">Track which features and bug fixes </w:t>
+      </w:r>
+      <w:proofErr w:type="gramStart"/>
+      <w:r>
+        <w:rPr>
+          <w:rFonts w:ascii="Times New Roman" w:eastAsia="Times New Roman" w:hAnsi="Times New Roman" w:cs="Times New Roman"/>
+          <w:sz w:val="24"/>
+          <w:szCs w:val="24"/>
+          <w:lang w:eastAsia="en-IN"/>
+        </w:rPr>
+        <w:t>are delivered</w:t>
+      </w:r>
+      <w:proofErr w:type="gramEnd"/>
+      <w:r>
+        <w:rPr>
+          <w:rFonts w:ascii="Times New Roman" w:eastAsia="Times New Roman" w:hAnsi="Times New Roman" w:cs="Times New Roman"/>
+          <w:sz w:val="24"/>
+          <w:szCs w:val="24"/>
+          <w:lang w:eastAsia="en-IN"/>
+        </w:rPr>
+        <w:t xml:space="preserve"> through each release.</w:t>
+      </w:r>
+    </w:p>
+    <w:p>
+      <w:pPr>
+        <w:spacing w:before="100" w:beforeAutospacing="1" w:after="100" w:afterAutospacing="1" w:line="240" w:lineRule="auto"/>
+        <w:rPr>
+          <w:rFonts w:ascii="Times New Roman" w:eastAsia="Times New Roman" w:hAnsi="Times New Roman" w:cs="Times New Roman"/>
+          <w:sz w:val="24"/>
+          <w:szCs w:val="24"/>
+          <w:lang w:eastAsia="en-IN"/>
+        </w:rPr>
+      </w:pPr>
+      <w:r>
+        <w:rPr>
+          <w:rFonts w:ascii="Times New Roman" w:eastAsia="Times New Roman" w:hAnsi="Times New Roman" w:cs="Times New Roman"/>
+          <w:sz w:val="24"/>
+          <w:szCs w:val="24"/>
+          <w:lang w:eastAsia="en-IN"/>
+        </w:rPr>
+        <w:t xml:space="preserve">The system shall also support planning upcoming releases where NuGet package versions </w:t>
+      </w:r>
+      <w:proofErr w:type="gramStart"/>
+      <w:r>
+        <w:rPr>
+          <w:rFonts w:ascii="Times New Roman" w:eastAsia="Times New Roman" w:hAnsi="Times New Roman" w:cs="Times New Roman"/>
+          <w:sz w:val="24"/>
+          <w:szCs w:val="24"/>
+          <w:lang w:eastAsia="en-IN"/>
+        </w:rPr>
+        <w:t>may not yet be finalized</w:t>
+      </w:r>
+      <w:proofErr w:type="gramEnd"/>
+      <w:r>
+        <w:rPr>
+          <w:rFonts w:ascii="Times New Roman" w:eastAsia="Times New Roman" w:hAnsi="Times New Roman" w:cs="Times New Roman"/>
+          <w:sz w:val="24"/>
+          <w:szCs w:val="24"/>
+          <w:lang w:eastAsia="en-IN"/>
+        </w:rPr>
+        <w:t xml:space="preserve">. Such information </w:t>
+      </w:r>
+      <w:proofErr w:type="gramStart"/>
+      <w:r>
+        <w:rPr>
+          <w:rFonts w:ascii="Times New Roman" w:eastAsia="Times New Roman" w:hAnsi="Times New Roman" w:cs="Times New Roman"/>
+          <w:sz w:val="24"/>
+          <w:szCs w:val="24"/>
+          <w:lang w:eastAsia="en-IN"/>
+        </w:rPr>
+        <w:t>can be updated</w:t>
+      </w:r>
+      <w:proofErr w:type="gramEnd"/>
+      <w:r>
+        <w:rPr>
+          <w:rFonts w:ascii="Times New Roman" w:eastAsia="Times New Roman" w:hAnsi="Times New Roman" w:cs="Times New Roman"/>
+          <w:sz w:val="24"/>
+          <w:szCs w:val="24"/>
+          <w:lang w:eastAsia="en-IN"/>
+        </w:rPr>
+        <w:t xml:space="preserve"> before the release is published.</w:t>
+      </w:r>
+    </w:p>
+    <w:p>
+      <w:pPr>
+        <w:spacing w:before="100" w:beforeAutospacing="1" w:after="100" w:afterAutospacing="1" w:line="240" w:lineRule="auto"/>
+        <w:outlineLvl w:val="2"/>
+        <w:rPr>
+          <w:rFonts w:ascii="Times New Roman" w:eastAsia="Times New Roman" w:hAnsi="Times New Roman" w:cs="Times New Roman"/>
+          <w:b/>
+          <w:bCs/>
+          <w:sz w:val="27"/>
+          <w:szCs w:val="27"/>
+          <w:lang w:eastAsia="en-IN"/>
+        </w:rPr>
+      </w:pPr>
+      <w:r>
+        <w:rPr>
+          <w:rFonts w:ascii="Times New Roman" w:eastAsia="Times New Roman" w:hAnsi="Times New Roman" w:cs="Times New Roman"/>
+          <w:b/>
+          <w:bCs/>
+          <w:sz w:val="27"/>
+          <w:szCs w:val="27"/>
+          <w:lang w:eastAsia="en-IN"/>
+        </w:rPr>
+        <w:t>Dashboard</w:t>
+      </w:r>
+    </w:p>
+    <w:p>
+      <w:pPr>
+        <w:spacing w:before="100" w:beforeAutospacing="1" w:after="100" w:afterAutospacing="1" w:line="240" w:lineRule="auto"/>
+        <w:rPr>
+          <w:rFonts w:ascii="Times New Roman" w:eastAsia="Times New Roman" w:hAnsi="Times New Roman" w:cs="Times New Roman"/>
+          <w:sz w:val="24"/>
+          <w:szCs w:val="24"/>
+          <w:lang w:eastAsia="en-IN"/>
+        </w:rPr>
+      </w:pPr>
+      <w:r>
+        <w:rPr>
+          <w:rFonts w:ascii="Times New Roman" w:eastAsia="Times New Roman" w:hAnsi="Times New Roman" w:cs="Times New Roman"/>
+          <w:sz w:val="24"/>
+          <w:szCs w:val="24"/>
+          <w:lang w:eastAsia="en-IN"/>
+        </w:rPr>
+        <w:t>The system shall provide an interactive dashboard displaying:</w:t>
+      </w:r>
+    </w:p>
+    <w:p>
+      <w:pPr>
+        <w:numPr>
+          <w:ilvl w:val="0"/>
+          <w:numId w:val="18"/>
+        </w:numPr>
+        <w:spacing w:before="100" w:beforeAutospacing="1" w:after="100" w:afterAutospacing="1" w:line="240" w:lineRule="auto"/>
+        <w:rPr>
+          <w:rFonts w:ascii="Times New Roman" w:eastAsia="Times New Roman" w:hAnsi="Times New Roman" w:cs="Times New Roman"/>
+          <w:sz w:val="24"/>
+          <w:szCs w:val="24"/>
+          <w:lang w:eastAsia="en-IN"/>
+        </w:rPr>
+      </w:pPr>
+      <w:r>
+        <w:rPr>
+          <w:rFonts w:ascii="Times New Roman" w:eastAsia="Times New Roman" w:hAnsi="Times New Roman" w:cs="Times New Roman"/>
+          <w:sz w:val="24"/>
+          <w:szCs w:val="24"/>
+          <w:lang w:eastAsia="en-IN"/>
+        </w:rPr>
+        <w:t>Current release information.</w:t>
+      </w:r>
+    </w:p>
+    <w:p>
+      <w:pPr>
+        <w:numPr>
+          <w:ilvl w:val="0"/>
+          <w:numId w:val="18"/>
+        </w:numPr>
+        <w:spacing w:before="100" w:beforeAutospacing="1" w:after="100" w:afterAutospacing="1" w:line="240" w:lineRule="auto"/>
+        <w:rPr>
+          <w:rFonts w:ascii="Times New Roman" w:eastAsia="Times New Roman" w:hAnsi="Times New Roman" w:cs="Times New Roman"/>
+          <w:sz w:val="24"/>
+          <w:szCs w:val="24"/>
+          <w:lang w:eastAsia="en-IN"/>
+        </w:rPr>
+      </w:pPr>
+      <w:r>
+        <w:rPr>
+          <w:rFonts w:ascii="Times New Roman" w:eastAsia="Times New Roman" w:hAnsi="Times New Roman" w:cs="Times New Roman"/>
+          <w:sz w:val="24"/>
+          <w:szCs w:val="24"/>
+          <w:lang w:eastAsia="en-IN"/>
+        </w:rPr>
+        <w:t>Upcoming releases.</w:t>
+      </w:r>
+    </w:p>
+    <w:p>
+      <w:pPr>
+        <w:numPr>
+          <w:ilvl w:val="0"/>
+          <w:numId w:val="18"/>
+        </w:numPr>
+        <w:spacing w:before="100" w:beforeAutospacing="1" w:after="100" w:afterAutospacing="1" w:line="240" w:lineRule="auto"/>
+        <w:rPr>
+          <w:rFonts w:ascii="Times New Roman" w:eastAsia="Times New Roman" w:hAnsi="Times New Roman" w:cs="Times New Roman"/>
+          <w:sz w:val="24"/>
+          <w:szCs w:val="24"/>
+          <w:lang w:eastAsia="en-IN"/>
+        </w:rPr>
+      </w:pPr>
+      <w:r>
+        <w:rPr>
+          <w:rFonts w:ascii="Times New Roman" w:eastAsia="Times New Roman" w:hAnsi="Times New Roman" w:cs="Times New Roman"/>
+          <w:sz w:val="24"/>
+          <w:szCs w:val="24"/>
+          <w:lang w:eastAsia="en-IN"/>
+        </w:rPr>
+        <w:t>Diagnostics under development.</w:t>
+      </w:r>
+    </w:p>
+    <w:p>
+      <w:pPr>
+        <w:numPr>
+          <w:ilvl w:val="0"/>
+          <w:numId w:val="18"/>
+        </w:numPr>
+        <w:spacing w:before="100" w:beforeAutospacing="1" w:after="100" w:afterAutospacing="1" w:line="240" w:lineRule="auto"/>
+        <w:rPr>
+          <w:rFonts w:ascii="Times New Roman" w:eastAsia="Times New Roman" w:hAnsi="Times New Roman" w:cs="Times New Roman"/>
+          <w:sz w:val="24"/>
+          <w:szCs w:val="24"/>
+          <w:lang w:eastAsia="en-IN"/>
+        </w:rPr>
+      </w:pPr>
+      <w:r>
+        <w:rPr>
+          <w:rFonts w:ascii="Times New Roman" w:eastAsia="Times New Roman" w:hAnsi="Times New Roman" w:cs="Times New Roman"/>
+          <w:sz w:val="24"/>
+          <w:szCs w:val="24"/>
+          <w:lang w:eastAsia="en-IN"/>
+        </w:rPr>
+        <w:t>Completed diagnostics.</w:t>
+      </w:r>
+    </w:p>
+    <w:p>
+      <w:pPr>
+        <w:numPr>
+          <w:ilvl w:val="0"/>
+          <w:numId w:val="18"/>
+        </w:numPr>
+        <w:spacing w:before="100" w:beforeAutospacing="1" w:after="100" w:afterAutospacing="1" w:line="240" w:lineRule="auto"/>
+        <w:rPr>
+          <w:rFonts w:ascii="Times New Roman" w:eastAsia="Times New Roman" w:hAnsi="Times New Roman" w:cs="Times New Roman"/>
+          <w:sz w:val="24"/>
+          <w:szCs w:val="24"/>
+          <w:lang w:eastAsia="en-IN"/>
+        </w:rPr>
+      </w:pPr>
+      <w:r>
+        <w:rPr>
+          <w:rFonts w:ascii="Times New Roman" w:eastAsia="Times New Roman" w:hAnsi="Times New Roman" w:cs="Times New Roman"/>
+          <w:sz w:val="24"/>
+          <w:szCs w:val="24"/>
+          <w:lang w:eastAsia="en-IN"/>
+        </w:rPr>
+        <w:t>Developer assignments.</w:t>
+      </w:r>
+    </w:p>
+    <w:p>
+      <w:pPr>
+        <w:numPr>
+          <w:ilvl w:val="0"/>
+          <w:numId w:val="18"/>
+        </w:numPr>
+        <w:spacing w:before="100" w:beforeAutospacing="1" w:after="100" w:afterAutospacing="1" w:line="240" w:lineRule="auto"/>
+        <w:rPr>
+          <w:rFonts w:ascii="Times New Roman" w:eastAsia="Times New Roman" w:hAnsi="Times New Roman" w:cs="Times New Roman"/>
+          <w:sz w:val="24"/>
+          <w:szCs w:val="24"/>
+          <w:lang w:eastAsia="en-IN"/>
+        </w:rPr>
+      </w:pPr>
+      <w:r>
+        <w:rPr>
+          <w:rFonts w:ascii="Times New Roman" w:eastAsia="Times New Roman" w:hAnsi="Times New Roman" w:cs="Times New Roman"/>
+          <w:sz w:val="24"/>
+          <w:szCs w:val="24"/>
+          <w:lang w:eastAsia="en-IN"/>
+        </w:rPr>
+        <w:t>Release progress.</w:t>
+      </w:r>
+    </w:p>
+    <w:p>
+      <w:pPr>
+        <w:numPr>
+          <w:ilvl w:val="0"/>
+          <w:numId w:val="18"/>
+        </w:numPr>
+        <w:spacing w:before="100" w:beforeAutospacing="1" w:after="100" w:afterAutospacing="1" w:line="240" w:lineRule="auto"/>
+        <w:rPr>
+          <w:rFonts w:ascii="Times New Roman" w:eastAsia="Times New Roman" w:hAnsi="Times New Roman" w:cs="Times New Roman"/>
+          <w:sz w:val="24"/>
+          <w:szCs w:val="24"/>
+          <w:lang w:eastAsia="en-IN"/>
+        </w:rPr>
+      </w:pPr>
+      <w:r>
+        <w:rPr>
+          <w:rFonts w:ascii="Times New Roman" w:eastAsia="Times New Roman" w:hAnsi="Times New Roman" w:cs="Times New Roman"/>
+          <w:sz w:val="24"/>
+          <w:szCs w:val="24"/>
+          <w:lang w:eastAsia="en-IN"/>
+        </w:rPr>
+        <w:t>Recently released diagnostics.</w:t>
+      </w:r>
+    </w:p>
+    <w:p>
+      <w:pPr>
+        <w:spacing w:before="100" w:beforeAutospacing="1" w:after="100" w:afterAutospacing="1" w:line="240" w:lineRule="auto"/>
+        <w:outlineLvl w:val="2"/>
+        <w:rPr>
+          <w:rFonts w:ascii="Times New Roman" w:eastAsia="Times New Roman" w:hAnsi="Times New Roman" w:cs="Times New Roman"/>
+          <w:b/>
+          <w:bCs/>
+          <w:sz w:val="27"/>
+          <w:szCs w:val="27"/>
+          <w:lang w:eastAsia="en-IN"/>
+        </w:rPr>
+      </w:pPr>
+      <w:r>
+        <w:rPr>
+          <w:rFonts w:ascii="Times New Roman" w:eastAsia="Times New Roman" w:hAnsi="Times New Roman" w:cs="Times New Roman"/>
+          <w:b/>
+          <w:bCs/>
+          <w:sz w:val="27"/>
+          <w:szCs w:val="27"/>
+          <w:lang w:eastAsia="en-IN"/>
+        </w:rPr>
+        <w:t>Search</w:t>
+      </w:r>
+    </w:p>
+    <w:p>
+      <w:pPr>
+        <w:spacing w:before="100" w:beforeAutospacing="1" w:after="100" w:afterAutospacing="1" w:line="240" w:lineRule="auto"/>
+        <w:rPr>
+          <w:rFonts w:ascii="Times New Roman" w:eastAsia="Times New Roman" w:hAnsi="Times New Roman" w:cs="Times New Roman"/>
+          <w:sz w:val="24"/>
+          <w:szCs w:val="24"/>
+          <w:lang w:eastAsia="en-IN"/>
+        </w:rPr>
+      </w:pPr>
+      <w:r>
+        <w:rPr>
+          <w:rFonts w:ascii="Times New Roman" w:eastAsia="Times New Roman" w:hAnsi="Times New Roman" w:cs="Times New Roman"/>
+          <w:sz w:val="24"/>
+          <w:szCs w:val="24"/>
+          <w:lang w:eastAsia="en-IN"/>
+        </w:rPr>
+        <w:t>The system shall allow users to search release information using various criteria including:</w:t>
+      </w:r>
+    </w:p>
+    <w:p>
+      <w:pPr>
+        <w:numPr>
+          <w:ilvl w:val="0"/>
+          <w:numId w:val="19"/>
+        </w:numPr>
+        <w:spacing w:before="100" w:beforeAutospacing="1" w:after="100" w:afterAutospacing="1" w:line="240" w:lineRule="auto"/>
+        <w:rPr>
+          <w:rFonts w:ascii="Times New Roman" w:eastAsia="Times New Roman" w:hAnsi="Times New Roman" w:cs="Times New Roman"/>
+          <w:sz w:val="24"/>
+          <w:szCs w:val="24"/>
+          <w:lang w:eastAsia="en-IN"/>
+        </w:rPr>
+      </w:pPr>
+      <w:r>
+        <w:rPr>
+          <w:rFonts w:ascii="Times New Roman" w:eastAsia="Times New Roman" w:hAnsi="Times New Roman" w:cs="Times New Roman"/>
+          <w:sz w:val="24"/>
+          <w:szCs w:val="24"/>
+          <w:lang w:eastAsia="en-IN"/>
+        </w:rPr>
+        <w:t>Release version.</w:t>
+      </w:r>
+    </w:p>
+    <w:p>
+      <w:pPr>
+        <w:numPr>
+          <w:ilvl w:val="0"/>
+          <w:numId w:val="19"/>
+        </w:numPr>
+        <w:spacing w:before="100" w:beforeAutospacing="1" w:after="100" w:afterAutospacing="1" w:line="240" w:lineRule="auto"/>
+        <w:rPr>
+          <w:rFonts w:ascii="Times New Roman" w:eastAsia="Times New Roman" w:hAnsi="Times New Roman" w:cs="Times New Roman"/>
+          <w:sz w:val="24"/>
+          <w:szCs w:val="24"/>
+          <w:lang w:eastAsia="en-IN"/>
+        </w:rPr>
+      </w:pPr>
+      <w:r>
+        <w:rPr>
+          <w:rFonts w:ascii="Times New Roman" w:eastAsia="Times New Roman" w:hAnsi="Times New Roman" w:cs="Times New Roman"/>
+          <w:sz w:val="24"/>
+          <w:szCs w:val="24"/>
+          <w:lang w:eastAsia="en-IN"/>
+        </w:rPr>
+        <w:t>Diagnostic name.</w:t>
+      </w:r>
+    </w:p>
+    <w:p>
+      <w:pPr>
+        <w:numPr>
+          <w:ilvl w:val="0"/>
+          <w:numId w:val="19"/>
+        </w:numPr>
+        <w:spacing w:before="100" w:beforeAutospacing="1" w:after="100" w:afterAutospacing="1" w:line="240" w:lineRule="auto"/>
+        <w:rPr>
+          <w:rFonts w:ascii="Times New Roman" w:eastAsia="Times New Roman" w:hAnsi="Times New Roman" w:cs="Times New Roman"/>
+          <w:sz w:val="24"/>
+          <w:szCs w:val="24"/>
+          <w:lang w:eastAsia="en-IN"/>
+        </w:rPr>
+      </w:pPr>
+      <w:r>
+        <w:rPr>
+          <w:rFonts w:ascii="Times New Roman" w:eastAsia="Times New Roman" w:hAnsi="Times New Roman" w:cs="Times New Roman"/>
+          <w:sz w:val="24"/>
+          <w:szCs w:val="24"/>
+          <w:lang w:eastAsia="en-IN"/>
+        </w:rPr>
+        <w:t>NuGet package version.</w:t>
+      </w:r>
+    </w:p>
+    <w:p>
+      <w:pPr>
+        <w:numPr>
+          <w:ilvl w:val="0"/>
+          <w:numId w:val="19"/>
+        </w:numPr>
+        <w:spacing w:before="100" w:beforeAutospacing="1" w:after="100" w:afterAutospacing="1" w:line="240" w:lineRule="auto"/>
+        <w:rPr>
+          <w:rFonts w:ascii="Times New Roman" w:eastAsia="Times New Roman" w:hAnsi="Times New Roman" w:cs="Times New Roman"/>
+          <w:sz w:val="24"/>
+          <w:szCs w:val="24"/>
+          <w:lang w:eastAsia="en-IN"/>
+        </w:rPr>
+      </w:pPr>
+      <w:r>
+        <w:rPr>
+          <w:rFonts w:ascii="Times New Roman" w:eastAsia="Times New Roman" w:hAnsi="Times New Roman" w:cs="Times New Roman"/>
+          <w:sz w:val="24"/>
+          <w:szCs w:val="24"/>
+          <w:lang w:eastAsia="en-IN"/>
+        </w:rPr>
+        <w:t>Developer.</w:t>
+      </w:r>
+    </w:p>
+    <w:p>
+      <w:pPr>
+        <w:numPr>
+          <w:ilvl w:val="0"/>
+          <w:numId w:val="19"/>
+        </w:numPr>
+        <w:spacing w:before="100" w:beforeAutospacing="1" w:after="100" w:afterAutospacing="1" w:line="240" w:lineRule="auto"/>
+        <w:rPr>
+          <w:rFonts w:ascii="Times New Roman" w:eastAsia="Times New Roman" w:hAnsi="Times New Roman" w:cs="Times New Roman"/>
+          <w:sz w:val="24"/>
+          <w:szCs w:val="24"/>
+          <w:lang w:eastAsia="en-IN"/>
+        </w:rPr>
+      </w:pPr>
+      <w:r>
+        <w:rPr>
+          <w:rFonts w:ascii="Times New Roman" w:eastAsia="Times New Roman" w:hAnsi="Times New Roman" w:cs="Times New Roman"/>
+          <w:sz w:val="24"/>
+          <w:szCs w:val="24"/>
+          <w:lang w:eastAsia="en-IN"/>
+        </w:rPr>
+        <w:t>Release status.</w:t>
+      </w:r>
+    </w:p>
+    <w:p>
+      <w:pPr>
+        <w:spacing w:before="100" w:beforeAutospacing="1" w:after="100" w:afterAutospacing="1" w:line="240" w:lineRule="auto"/>
+        <w:outlineLvl w:val="2"/>
+        <w:rPr>
+          <w:rFonts w:ascii="Times New Roman" w:eastAsia="Times New Roman" w:hAnsi="Times New Roman" w:cs="Times New Roman"/>
+          <w:b/>
+          <w:bCs/>
+          <w:sz w:val="27"/>
+          <w:szCs w:val="27"/>
+          <w:lang w:eastAsia="en-IN"/>
+        </w:rPr>
+      </w:pPr>
+      <w:r>
+        <w:rPr>
+          <w:rFonts w:ascii="Times New Roman" w:eastAsia="Times New Roman" w:hAnsi="Times New Roman" w:cs="Times New Roman"/>
+          <w:b/>
+          <w:bCs/>
+          <w:sz w:val="27"/>
+          <w:szCs w:val="27"/>
+          <w:lang w:eastAsia="en-IN"/>
+        </w:rPr>
+        <w:t>Historical Release Tracking</w:t>
+      </w:r>
+    </w:p>
+    <w:p>
+      <w:pPr>
+        <w:spacing w:before="100" w:beforeAutospacing="1" w:after="100" w:afterAutospacing="1" w:line="240" w:lineRule="auto"/>
+        <w:rPr>
+          <w:rFonts w:ascii="Times New Roman" w:eastAsia="Times New Roman" w:hAnsi="Times New Roman" w:cs="Times New Roman"/>
+          <w:sz w:val="24"/>
+          <w:szCs w:val="24"/>
+          <w:lang w:eastAsia="en-IN"/>
+        </w:rPr>
+      </w:pPr>
+      <w:r>
+        <w:rPr>
+          <w:rFonts w:ascii="Times New Roman" w:eastAsia="Times New Roman" w:hAnsi="Times New Roman" w:cs="Times New Roman"/>
+          <w:sz w:val="24"/>
+          <w:szCs w:val="24"/>
+          <w:lang w:eastAsia="en-IN"/>
+        </w:rPr>
+        <w:t xml:space="preserve">The system shall maintain historical records of all releases to allow stakeholders </w:t>
+      </w:r>
+      <w:proofErr w:type="gramStart"/>
+      <w:r>
+        <w:rPr>
+          <w:rFonts w:ascii="Times New Roman" w:eastAsia="Times New Roman" w:hAnsi="Times New Roman" w:cs="Times New Roman"/>
+          <w:sz w:val="24"/>
+          <w:szCs w:val="24"/>
+          <w:lang w:eastAsia="en-IN"/>
+        </w:rPr>
+        <w:t>to</w:t>
+      </w:r>
+      <w:proofErr w:type="gramEnd"/>
+      <w:r>
+        <w:rPr>
+          <w:rFonts w:ascii="Times New Roman" w:eastAsia="Times New Roman" w:hAnsi="Times New Roman" w:cs="Times New Roman"/>
+          <w:sz w:val="24"/>
+          <w:szCs w:val="24"/>
+          <w:lang w:eastAsia="en-IN"/>
+        </w:rPr>
+        <w:t>:</w:t>
+      </w:r>
+    </w:p>
+    <w:p>
+      <w:pPr>
+        <w:numPr>
+          <w:ilvl w:val="0"/>
+          <w:numId w:val="20"/>
+        </w:numPr>
+        <w:spacing w:before="100" w:beforeAutospacing="1" w:after="100" w:afterAutospacing="1" w:line="240" w:lineRule="auto"/>
+        <w:rPr>
+          <w:rFonts w:ascii="Times New Roman" w:eastAsia="Times New Roman" w:hAnsi="Times New Roman" w:cs="Times New Roman"/>
+          <w:sz w:val="24"/>
+          <w:szCs w:val="24"/>
+          <w:lang w:eastAsia="en-IN"/>
+        </w:rPr>
+      </w:pPr>
+      <w:r>
+        <w:rPr>
+          <w:rFonts w:ascii="Times New Roman" w:eastAsia="Times New Roman" w:hAnsi="Times New Roman" w:cs="Times New Roman"/>
+          <w:sz w:val="24"/>
+          <w:szCs w:val="24"/>
+          <w:lang w:eastAsia="en-IN"/>
+        </w:rPr>
+        <w:t xml:space="preserve">Identify when a diagnostic </w:t>
+      </w:r>
+      <w:proofErr w:type="gramStart"/>
+      <w:r>
+        <w:rPr>
+          <w:rFonts w:ascii="Times New Roman" w:eastAsia="Times New Roman" w:hAnsi="Times New Roman" w:cs="Times New Roman"/>
+          <w:sz w:val="24"/>
+          <w:szCs w:val="24"/>
+          <w:lang w:eastAsia="en-IN"/>
+        </w:rPr>
+        <w:t>was introduced</w:t>
+      </w:r>
+      <w:proofErr w:type="gramEnd"/>
+      <w:r>
+        <w:rPr>
+          <w:rFonts w:ascii="Times New Roman" w:eastAsia="Times New Roman" w:hAnsi="Times New Roman" w:cs="Times New Roman"/>
+          <w:sz w:val="24"/>
+          <w:szCs w:val="24"/>
+          <w:lang w:eastAsia="en-IN"/>
+        </w:rPr>
+        <w:t>.</w:t>
+      </w:r>
+    </w:p>
+    <w:p>
+      <w:pPr>
+        <w:numPr>
+          <w:ilvl w:val="0"/>
+          <w:numId w:val="20"/>
+        </w:numPr>
+        <w:spacing w:before="100" w:beforeAutospacing="1" w:after="100" w:afterAutospacing="1" w:line="240" w:lineRule="auto"/>
+        <w:rPr>
+          <w:rFonts w:ascii="Times New Roman" w:eastAsia="Times New Roman" w:hAnsi="Times New Roman" w:cs="Times New Roman"/>
+          <w:sz w:val="24"/>
+          <w:szCs w:val="24"/>
+          <w:lang w:eastAsia="en-IN"/>
+        </w:rPr>
+      </w:pPr>
+      <w:r>
+        <w:rPr>
+          <w:rFonts w:ascii="Times New Roman" w:eastAsia="Times New Roman" w:hAnsi="Times New Roman" w:cs="Times New Roman"/>
+          <w:sz w:val="24"/>
+          <w:szCs w:val="24"/>
+          <w:lang w:eastAsia="en-IN"/>
+        </w:rPr>
+        <w:t xml:space="preserve">Identify when a bug </w:t>
+      </w:r>
+      <w:proofErr w:type="gramStart"/>
+      <w:r>
+        <w:rPr>
+          <w:rFonts w:ascii="Times New Roman" w:eastAsia="Times New Roman" w:hAnsi="Times New Roman" w:cs="Times New Roman"/>
+          <w:sz w:val="24"/>
+          <w:szCs w:val="24"/>
+          <w:lang w:eastAsia="en-IN"/>
+        </w:rPr>
+        <w:t>was fixed</w:t>
+      </w:r>
+      <w:proofErr w:type="gramEnd"/>
+      <w:r>
+        <w:rPr>
+          <w:rFonts w:ascii="Times New Roman" w:eastAsia="Times New Roman" w:hAnsi="Times New Roman" w:cs="Times New Roman"/>
+          <w:sz w:val="24"/>
+          <w:szCs w:val="24"/>
+          <w:lang w:eastAsia="en-IN"/>
+        </w:rPr>
+        <w:t>.</w:t>
+      </w:r>
+    </w:p>
+    <w:p>
+      <w:pPr>
+        <w:numPr>
+          <w:ilvl w:val="0"/>
+          <w:numId w:val="20"/>
+        </w:numPr>
+        <w:spacing w:before="100" w:beforeAutospacing="1" w:after="100" w:afterAutospacing="1" w:line="240" w:lineRule="auto"/>
+        <w:rPr>
+          <w:rFonts w:ascii="Times New Roman" w:eastAsia="Times New Roman" w:hAnsi="Times New Roman" w:cs="Times New Roman"/>
+          <w:sz w:val="24"/>
+          <w:szCs w:val="24"/>
+          <w:lang w:eastAsia="en-IN"/>
+        </w:rPr>
+      </w:pPr>
+      <w:r>
+        <w:rPr>
+          <w:rFonts w:ascii="Times New Roman" w:eastAsia="Times New Roman" w:hAnsi="Times New Roman" w:cs="Times New Roman"/>
+          <w:sz w:val="24"/>
+          <w:szCs w:val="24"/>
+          <w:lang w:eastAsia="en-IN"/>
+        </w:rPr>
+        <w:t>Determine which release contains a specific feature.</w:t>
+      </w:r>
+    </w:p>
+    <w:p>
+      <w:pPr>
+        <w:numPr>
+          <w:ilvl w:val="0"/>
+          <w:numId w:val="20"/>
+        </w:numPr>
+        <w:spacing w:before="100" w:beforeAutospacing="1" w:after="100" w:afterAutospacing="1" w:line="240" w:lineRule="auto"/>
+        <w:rPr>
+          <w:rFonts w:ascii="Times New Roman" w:eastAsia="Times New Roman" w:hAnsi="Times New Roman" w:cs="Times New Roman"/>
+          <w:sz w:val="24"/>
+          <w:szCs w:val="24"/>
+          <w:lang w:eastAsia="en-IN"/>
+        </w:rPr>
+      </w:pPr>
+      <w:r>
+        <w:rPr>
+          <w:rFonts w:ascii="Times New Roman" w:eastAsia="Times New Roman" w:hAnsi="Times New Roman" w:cs="Times New Roman"/>
+          <w:sz w:val="24"/>
+          <w:szCs w:val="24"/>
+          <w:lang w:eastAsia="en-IN"/>
+        </w:rPr>
+        <w:t>Review previous release information for future reference.</w:t>
+      </w:r>
+    </w:p>
+    <w:p>
+      <w:pPr>
+        <w:spacing w:after="0" w:line="240" w:lineRule="auto"/>
+        <w:rPr>
+          <w:rFonts w:ascii="Times New Roman" w:eastAsia="Times New Roman" w:hAnsi="Times New Roman" w:cs="Times New Roman"/>
+          <w:sz w:val="24"/>
+          <w:szCs w:val="24"/>
+          <w:lang w:eastAsia="en-IN"/>
+        </w:rPr>
+      </w:pPr>
+      <w:r>
+        <w:rPr>
+          <w:rFonts w:ascii="Times New Roman" w:eastAsia="Times New Roman" w:hAnsi="Times New Roman" w:cs="Times New Roman"/>
+          <w:sz w:val="24"/>
+          <w:szCs w:val="24"/>
+          <w:lang w:eastAsia="en-IN"/>
+        </w:rPr>
+        <w:pict>
+          <v:rect id="_x0000_i1026" style="width:0;height:1.5pt" o:hralign="center" o:hrstd="t" o:hr="t" fillcolor="#a0a0a0" stroked="f"/>
+        </w:pict>
+      </w:r>
+    </w:p>
+    <w:p>
+      <w:pPr>
+        <w:spacing w:before="100" w:beforeAutospacing="1" w:after="100" w:afterAutospacing="1" w:line="240" w:lineRule="auto"/>
+        <w:outlineLvl w:val="1"/>
+        <w:rPr>
+          <w:rFonts w:ascii="Times New Roman" w:eastAsia="Times New Roman" w:hAnsi="Times New Roman" w:cs="Times New Roman"/>
+          <w:b/>
+          <w:bCs/>
+          <w:sz w:val="36"/>
+          <w:szCs w:val="36"/>
+          <w:lang w:eastAsia="en-IN"/>
+        </w:rPr>
+      </w:pPr>
+      <w:r>
+        <w:rPr>
+          <w:rFonts w:ascii="Times New Roman" w:eastAsia="Times New Roman" w:hAnsi="Times New Roman" w:cs="Times New Roman"/>
+          <w:b/>
+          <w:bCs/>
+          <w:sz w:val="36"/>
+          <w:szCs w:val="36"/>
+          <w:lang w:eastAsia="en-IN"/>
+        </w:rPr>
+        <w:t>2.3 Non-Functional Requirements</w:t>
+      </w:r>
+    </w:p>
+    <w:p>
+      <w:pPr>
+        <w:spacing w:before="100" w:beforeAutospacing="1" w:after="100" w:afterAutospacing="1" w:line="240" w:lineRule="auto"/>
+        <w:rPr>
+          <w:rFonts w:ascii="Times New Roman" w:eastAsia="Times New Roman" w:hAnsi="Times New Roman" w:cs="Times New Roman"/>
+          <w:sz w:val="24"/>
+          <w:szCs w:val="24"/>
+          <w:lang w:eastAsia="en-IN"/>
+        </w:rPr>
+      </w:pPr>
+      <w:r>
+        <w:rPr>
+          <w:rFonts w:ascii="Times New Roman" w:eastAsia="Times New Roman" w:hAnsi="Times New Roman" w:cs="Times New Roman"/>
+          <w:sz w:val="24"/>
+          <w:szCs w:val="24"/>
+          <w:lang w:eastAsia="en-IN"/>
+        </w:rPr>
+        <w:t>The proposed system shall satisfy the following quality attributes.</w:t>
+      </w:r>
+    </w:p>
+    <w:p>
+      <w:pPr>
+        <w:spacing w:before="100" w:beforeAutospacing="1" w:after="100" w:afterAutospacing="1" w:line="240" w:lineRule="auto"/>
+        <w:outlineLvl w:val="2"/>
+        <w:rPr>
+          <w:rFonts w:ascii="Times New Roman" w:eastAsia="Times New Roman" w:hAnsi="Times New Roman" w:cs="Times New Roman"/>
+          <w:b/>
+          <w:bCs/>
+          <w:sz w:val="27"/>
+          <w:szCs w:val="27"/>
+          <w:lang w:eastAsia="en-IN"/>
+        </w:rPr>
+      </w:pPr>
+      <w:r>
+        <w:rPr>
+          <w:rFonts w:ascii="Times New Roman" w:eastAsia="Times New Roman" w:hAnsi="Times New Roman" w:cs="Times New Roman"/>
+          <w:b/>
+          <w:bCs/>
+          <w:sz w:val="27"/>
+          <w:szCs w:val="27"/>
+          <w:lang w:eastAsia="en-IN"/>
+        </w:rPr>
+        <w:lastRenderedPageBreak/>
+        <w:t>Security</w:t>
+      </w:r>
+    </w:p>
+    <w:p>
+      <w:pPr>
+        <w:spacing w:before="100" w:beforeAutospacing="1" w:after="100" w:afterAutospacing="1" w:line="240" w:lineRule="auto"/>
+        <w:rPr>
+          <w:rFonts w:ascii="Times New Roman" w:eastAsia="Times New Roman" w:hAnsi="Times New Roman" w:cs="Times New Roman"/>
+          <w:sz w:val="24"/>
+          <w:szCs w:val="24"/>
+          <w:lang w:eastAsia="en-IN"/>
+        </w:rPr>
+      </w:pPr>
+      <w:r>
+        <w:rPr>
+          <w:rFonts w:ascii="Times New Roman" w:eastAsia="Times New Roman" w:hAnsi="Times New Roman" w:cs="Times New Roman"/>
+          <w:sz w:val="24"/>
+          <w:szCs w:val="24"/>
+          <w:lang w:eastAsia="en-IN"/>
+        </w:rPr>
+        <w:t>The system shall authenticate users before granting access and enforce role-based authorization to ensure that only authorized users can perform specific operations.</w:t>
+      </w:r>
+    </w:p>
+    <w:p>
+      <w:pPr>
+        <w:spacing w:before="100" w:beforeAutospacing="1" w:after="100" w:afterAutospacing="1" w:line="240" w:lineRule="auto"/>
+        <w:outlineLvl w:val="2"/>
+        <w:rPr>
+          <w:rFonts w:ascii="Times New Roman" w:eastAsia="Times New Roman" w:hAnsi="Times New Roman" w:cs="Times New Roman"/>
+          <w:b/>
+          <w:bCs/>
+          <w:sz w:val="27"/>
+          <w:szCs w:val="27"/>
+          <w:lang w:eastAsia="en-IN"/>
+        </w:rPr>
+      </w:pPr>
+      <w:r>
+        <w:rPr>
+          <w:rFonts w:ascii="Times New Roman" w:eastAsia="Times New Roman" w:hAnsi="Times New Roman" w:cs="Times New Roman"/>
+          <w:b/>
+          <w:bCs/>
+          <w:sz w:val="27"/>
+          <w:szCs w:val="27"/>
+          <w:lang w:eastAsia="en-IN"/>
+        </w:rPr>
+        <w:t>Performance</w:t>
+      </w:r>
+    </w:p>
+    <w:p>
+      <w:pPr>
+        <w:spacing w:before="100" w:beforeAutospacing="1" w:after="100" w:afterAutospacing="1" w:line="240" w:lineRule="auto"/>
+        <w:rPr>
+          <w:rFonts w:ascii="Times New Roman" w:eastAsia="Times New Roman" w:hAnsi="Times New Roman" w:cs="Times New Roman"/>
+          <w:sz w:val="24"/>
+          <w:szCs w:val="24"/>
+          <w:lang w:eastAsia="en-IN"/>
+        </w:rPr>
+      </w:pPr>
+      <w:r>
+        <w:rPr>
+          <w:rFonts w:ascii="Times New Roman" w:eastAsia="Times New Roman" w:hAnsi="Times New Roman" w:cs="Times New Roman"/>
+          <w:sz w:val="24"/>
+          <w:szCs w:val="24"/>
+          <w:lang w:eastAsia="en-IN"/>
+        </w:rPr>
+        <w:t>The application shall provide fast retrieval of release information and dashboard statistics to improve user productivity.</w:t>
+      </w:r>
+    </w:p>
+    <w:p>
+      <w:pPr>
+        <w:spacing w:before="100" w:beforeAutospacing="1" w:after="100" w:afterAutospacing="1" w:line="240" w:lineRule="auto"/>
+        <w:outlineLvl w:val="2"/>
+        <w:rPr>
+          <w:rFonts w:ascii="Times New Roman" w:eastAsia="Times New Roman" w:hAnsi="Times New Roman" w:cs="Times New Roman"/>
+          <w:b/>
+          <w:bCs/>
+          <w:sz w:val="27"/>
+          <w:szCs w:val="27"/>
+          <w:lang w:eastAsia="en-IN"/>
+        </w:rPr>
+      </w:pPr>
+      <w:r>
+        <w:rPr>
+          <w:rFonts w:ascii="Times New Roman" w:eastAsia="Times New Roman" w:hAnsi="Times New Roman" w:cs="Times New Roman"/>
+          <w:b/>
+          <w:bCs/>
+          <w:sz w:val="27"/>
+          <w:szCs w:val="27"/>
+          <w:lang w:eastAsia="en-IN"/>
+        </w:rPr>
+        <w:t>Scalability</w:t>
+      </w:r>
+    </w:p>
+    <w:p>
+      <w:pPr>
+        <w:spacing w:before="100" w:beforeAutospacing="1" w:after="100" w:afterAutospacing="1" w:line="240" w:lineRule="auto"/>
+        <w:rPr>
+          <w:rFonts w:ascii="Times New Roman" w:eastAsia="Times New Roman" w:hAnsi="Times New Roman" w:cs="Times New Roman"/>
+          <w:sz w:val="24"/>
+          <w:szCs w:val="24"/>
+          <w:lang w:eastAsia="en-IN"/>
+        </w:rPr>
+      </w:pPr>
+      <w:r>
+        <w:rPr>
+          <w:rFonts w:ascii="Times New Roman" w:eastAsia="Times New Roman" w:hAnsi="Times New Roman" w:cs="Times New Roman"/>
+          <w:sz w:val="24"/>
+          <w:szCs w:val="24"/>
+          <w:lang w:eastAsia="en-IN"/>
+        </w:rPr>
+        <w:t>The system shall be capable of supporting additional diagnostic modules, release versions, and users without requiring significant architectural changes.</w:t>
+      </w:r>
+    </w:p>
+    <w:p>
+      <w:pPr>
+        <w:spacing w:before="100" w:beforeAutospacing="1" w:after="100" w:afterAutospacing="1" w:line="240" w:lineRule="auto"/>
+        <w:outlineLvl w:val="2"/>
+        <w:rPr>
+          <w:rFonts w:ascii="Times New Roman" w:eastAsia="Times New Roman" w:hAnsi="Times New Roman" w:cs="Times New Roman"/>
+          <w:b/>
+          <w:bCs/>
+          <w:sz w:val="27"/>
+          <w:szCs w:val="27"/>
+          <w:lang w:eastAsia="en-IN"/>
+        </w:rPr>
+      </w:pPr>
+      <w:r>
+        <w:rPr>
+          <w:rFonts w:ascii="Times New Roman" w:eastAsia="Times New Roman" w:hAnsi="Times New Roman" w:cs="Times New Roman"/>
+          <w:b/>
+          <w:bCs/>
+          <w:sz w:val="27"/>
+          <w:szCs w:val="27"/>
+          <w:lang w:eastAsia="en-IN"/>
+        </w:rPr>
+        <w:t>Maintainability</w:t>
+      </w:r>
+    </w:p>
+    <w:p>
+      <w:pPr>
+        <w:spacing w:before="100" w:beforeAutospacing="1" w:after="100" w:afterAutospacing="1" w:line="240" w:lineRule="auto"/>
+        <w:rPr>
+          <w:rFonts w:ascii="Times New Roman" w:eastAsia="Times New Roman" w:hAnsi="Times New Roman" w:cs="Times New Roman"/>
+          <w:sz w:val="24"/>
+          <w:szCs w:val="24"/>
+          <w:lang w:eastAsia="en-IN"/>
+        </w:rPr>
+      </w:pPr>
+      <w:r>
+        <w:rPr>
+          <w:rFonts w:ascii="Times New Roman" w:eastAsia="Times New Roman" w:hAnsi="Times New Roman" w:cs="Times New Roman"/>
+          <w:sz w:val="24"/>
+          <w:szCs w:val="24"/>
+          <w:lang w:eastAsia="en-IN"/>
+        </w:rPr>
+        <w:t xml:space="preserve">The application </w:t>
+      </w:r>
+      <w:proofErr w:type="gramStart"/>
+      <w:r>
+        <w:rPr>
+          <w:rFonts w:ascii="Times New Roman" w:eastAsia="Times New Roman" w:hAnsi="Times New Roman" w:cs="Times New Roman"/>
+          <w:sz w:val="24"/>
+          <w:szCs w:val="24"/>
+          <w:lang w:eastAsia="en-IN"/>
+        </w:rPr>
+        <w:t>shall be designed</w:t>
+      </w:r>
+      <w:proofErr w:type="gramEnd"/>
+      <w:r>
+        <w:rPr>
+          <w:rFonts w:ascii="Times New Roman" w:eastAsia="Times New Roman" w:hAnsi="Times New Roman" w:cs="Times New Roman"/>
+          <w:sz w:val="24"/>
+          <w:szCs w:val="24"/>
+          <w:lang w:eastAsia="en-IN"/>
+        </w:rPr>
+        <w:t xml:space="preserve"> using a modular architecture to simplify future enhancements, maintenance, and feature additions.</w:t>
+      </w:r>
+    </w:p>
+    <w:p>
+      <w:pPr>
+        <w:spacing w:before="100" w:beforeAutospacing="1" w:after="100" w:afterAutospacing="1" w:line="240" w:lineRule="auto"/>
+        <w:outlineLvl w:val="2"/>
+        <w:rPr>
+          <w:rFonts w:ascii="Times New Roman" w:eastAsia="Times New Roman" w:hAnsi="Times New Roman" w:cs="Times New Roman"/>
+          <w:b/>
+          <w:bCs/>
+          <w:sz w:val="27"/>
+          <w:szCs w:val="27"/>
+          <w:lang w:eastAsia="en-IN"/>
+        </w:rPr>
+      </w:pPr>
+      <w:r>
+        <w:rPr>
+          <w:rFonts w:ascii="Times New Roman" w:eastAsia="Times New Roman" w:hAnsi="Times New Roman" w:cs="Times New Roman"/>
+          <w:b/>
+          <w:bCs/>
+          <w:sz w:val="27"/>
+          <w:szCs w:val="27"/>
+          <w:lang w:eastAsia="en-IN"/>
+        </w:rPr>
+        <w:t>Reliability</w:t>
+      </w:r>
+    </w:p>
+    <w:p>
+      <w:pPr>
+        <w:spacing w:before="100" w:beforeAutospacing="1" w:after="100" w:afterAutospacing="1" w:line="240" w:lineRule="auto"/>
+        <w:rPr>
+          <w:rFonts w:ascii="Times New Roman" w:eastAsia="Times New Roman" w:hAnsi="Times New Roman" w:cs="Times New Roman"/>
+          <w:sz w:val="24"/>
+          <w:szCs w:val="24"/>
+          <w:lang w:eastAsia="en-IN"/>
+        </w:rPr>
+      </w:pPr>
+      <w:r>
+        <w:rPr>
+          <w:rFonts w:ascii="Times New Roman" w:eastAsia="Times New Roman" w:hAnsi="Times New Roman" w:cs="Times New Roman"/>
+          <w:sz w:val="24"/>
+          <w:szCs w:val="24"/>
+          <w:lang w:eastAsia="en-IN"/>
+        </w:rPr>
+        <w:t>The system shall ensure data consistency and integrity while maintaining accurate historical release information.</w:t>
+      </w:r>
+    </w:p>
+    <w:p>
+      <w:pPr>
+        <w:spacing w:before="100" w:beforeAutospacing="1" w:after="100" w:afterAutospacing="1" w:line="240" w:lineRule="auto"/>
+        <w:outlineLvl w:val="2"/>
+        <w:rPr>
+          <w:rFonts w:ascii="Times New Roman" w:eastAsia="Times New Roman" w:hAnsi="Times New Roman" w:cs="Times New Roman"/>
+          <w:b/>
+          <w:bCs/>
+          <w:sz w:val="27"/>
+          <w:szCs w:val="27"/>
+          <w:lang w:eastAsia="en-IN"/>
+        </w:rPr>
+      </w:pPr>
+      <w:r>
+        <w:rPr>
+          <w:rFonts w:ascii="Times New Roman" w:eastAsia="Times New Roman" w:hAnsi="Times New Roman" w:cs="Times New Roman"/>
+          <w:b/>
+          <w:bCs/>
+          <w:sz w:val="27"/>
+          <w:szCs w:val="27"/>
+          <w:lang w:eastAsia="en-IN"/>
+        </w:rPr>
+        <w:t>Availability</w:t>
+      </w:r>
+    </w:p>
+    <w:p>
+      <w:pPr>
+        <w:spacing w:before="100" w:beforeAutospacing="1" w:after="100" w:afterAutospacing="1" w:line="240" w:lineRule="auto"/>
+        <w:rPr>
+          <w:rFonts w:ascii="Times New Roman" w:eastAsia="Times New Roman" w:hAnsi="Times New Roman" w:cs="Times New Roman"/>
+          <w:sz w:val="24"/>
+          <w:szCs w:val="24"/>
+          <w:lang w:eastAsia="en-IN"/>
+        </w:rPr>
+      </w:pPr>
+      <w:r>
+        <w:rPr>
+          <w:rFonts w:ascii="Times New Roman" w:eastAsia="Times New Roman" w:hAnsi="Times New Roman" w:cs="Times New Roman"/>
+          <w:sz w:val="24"/>
+          <w:szCs w:val="24"/>
+          <w:lang w:eastAsia="en-IN"/>
+        </w:rPr>
+        <w:t>The application shall be available to authorized users whenever release information is required.</w:t>
+      </w:r>
+    </w:p>
+    <w:p>
+      <w:pPr>
+        <w:spacing w:before="100" w:beforeAutospacing="1" w:after="100" w:afterAutospacing="1" w:line="240" w:lineRule="auto"/>
+        <w:outlineLvl w:val="2"/>
+        <w:rPr>
+          <w:rFonts w:ascii="Times New Roman" w:eastAsia="Times New Roman" w:hAnsi="Times New Roman" w:cs="Times New Roman"/>
+          <w:b/>
+          <w:bCs/>
+          <w:sz w:val="27"/>
+          <w:szCs w:val="27"/>
+          <w:lang w:eastAsia="en-IN"/>
+        </w:rPr>
+      </w:pPr>
+      <w:r>
+        <w:rPr>
+          <w:rFonts w:ascii="Times New Roman" w:eastAsia="Times New Roman" w:hAnsi="Times New Roman" w:cs="Times New Roman"/>
+          <w:b/>
+          <w:bCs/>
+          <w:sz w:val="27"/>
+          <w:szCs w:val="27"/>
+          <w:lang w:eastAsia="en-IN"/>
+        </w:rPr>
+        <w:t>Usability</w:t>
+      </w:r>
+    </w:p>
+    <w:p>
+      <w:pPr>
+        <w:spacing w:before="100" w:beforeAutospacing="1" w:after="100" w:afterAutospacing="1" w:line="240" w:lineRule="auto"/>
+        <w:rPr>
+          <w:rFonts w:ascii="Times New Roman" w:eastAsia="Times New Roman" w:hAnsi="Times New Roman" w:cs="Times New Roman"/>
+          <w:sz w:val="24"/>
+          <w:szCs w:val="24"/>
+          <w:lang w:eastAsia="en-IN"/>
+        </w:rPr>
+      </w:pPr>
+      <w:r>
+        <w:rPr>
+          <w:rFonts w:ascii="Times New Roman" w:eastAsia="Times New Roman" w:hAnsi="Times New Roman" w:cs="Times New Roman"/>
+          <w:sz w:val="24"/>
+          <w:szCs w:val="24"/>
+          <w:lang w:eastAsia="en-IN"/>
+        </w:rPr>
+        <w:t>The system shall provide a simple, intuitive, and user-friendly interface to enable efficient navigation and quick access to release information.</w:t>
+      </w:r>
+    </w:p>
+    <w:p>
+      <w:pPr>
+        <w:spacing w:after="0" w:line="240" w:lineRule="auto"/>
+        <w:rPr>
+          <w:rFonts w:ascii="Times New Roman" w:eastAsia="Times New Roman" w:hAnsi="Times New Roman" w:cs="Times New Roman"/>
+          <w:sz w:val="24"/>
+          <w:szCs w:val="24"/>
+          <w:lang w:eastAsia="en-IN"/>
+        </w:rPr>
+      </w:pPr>
+      <w:r>
+        <w:rPr>
+          <w:rFonts w:ascii="Times New Roman" w:eastAsia="Times New Roman" w:hAnsi="Times New Roman" w:cs="Times New Roman"/>
+          <w:sz w:val="24"/>
+          <w:szCs w:val="24"/>
+          <w:lang w:eastAsia="en-IN"/>
+        </w:rPr>
+        <w:pict>
+          <v:rect id="_x0000_i1027" style="width:0;height:1.5pt" o:hralign="center" o:hrstd="t" o:hr="t" fillcolor="#a0a0a0" stroked="f"/>
+        </w:pict>
+      </w:r>
+    </w:p>
+    <w:p>
+      <w:pPr>
+        <w:spacing w:before="100" w:beforeAutospacing="1" w:after="100" w:afterAutospacing="1" w:line="240" w:lineRule="auto"/>
+        <w:outlineLvl w:val="1"/>
+        <w:rPr>
+          <w:rFonts w:ascii="Times New Roman" w:eastAsia="Times New Roman" w:hAnsi="Times New Roman" w:cs="Times New Roman"/>
+          <w:b/>
+          <w:bCs/>
+          <w:sz w:val="36"/>
+          <w:szCs w:val="36"/>
+          <w:lang w:eastAsia="en-IN"/>
+        </w:rPr>
+      </w:pPr>
+      <w:r>
+        <w:rPr>
+          <w:rFonts w:ascii="Times New Roman" w:eastAsia="Times New Roman" w:hAnsi="Times New Roman" w:cs="Times New Roman"/>
+          <w:b/>
+          <w:bCs/>
+          <w:sz w:val="36"/>
+          <w:szCs w:val="36"/>
+          <w:lang w:eastAsia="en-IN"/>
+        </w:rPr>
+        <w:t>2.4 Assumptions</w:t>
+      </w:r>
+    </w:p>
+    <w:p>
+      <w:pPr>
+        <w:spacing w:before="100" w:beforeAutospacing="1" w:after="100" w:afterAutospacing="1" w:line="240" w:lineRule="auto"/>
+        <w:rPr>
+          <w:rFonts w:ascii="Times New Roman" w:eastAsia="Times New Roman" w:hAnsi="Times New Roman" w:cs="Times New Roman"/>
+          <w:sz w:val="24"/>
+          <w:szCs w:val="24"/>
+          <w:lang w:eastAsia="en-IN"/>
+        </w:rPr>
+      </w:pPr>
+      <w:r>
+        <w:rPr>
+          <w:rFonts w:ascii="Times New Roman" w:eastAsia="Times New Roman" w:hAnsi="Times New Roman" w:cs="Times New Roman"/>
+          <w:sz w:val="24"/>
+          <w:szCs w:val="24"/>
+          <w:lang w:eastAsia="en-IN"/>
+        </w:rPr>
+        <w:t xml:space="preserve">The following assumptions </w:t>
+      </w:r>
+      <w:proofErr w:type="gramStart"/>
+      <w:r>
+        <w:rPr>
+          <w:rFonts w:ascii="Times New Roman" w:eastAsia="Times New Roman" w:hAnsi="Times New Roman" w:cs="Times New Roman"/>
+          <w:sz w:val="24"/>
+          <w:szCs w:val="24"/>
+          <w:lang w:eastAsia="en-IN"/>
+        </w:rPr>
+        <w:t>are considered</w:t>
+      </w:r>
+      <w:proofErr w:type="gramEnd"/>
+      <w:r>
+        <w:rPr>
+          <w:rFonts w:ascii="Times New Roman" w:eastAsia="Times New Roman" w:hAnsi="Times New Roman" w:cs="Times New Roman"/>
+          <w:sz w:val="24"/>
+          <w:szCs w:val="24"/>
+          <w:lang w:eastAsia="en-IN"/>
+        </w:rPr>
+        <w:t xml:space="preserve"> during system development:</w:t>
+      </w:r>
+    </w:p>
+    <w:p>
+      <w:pPr>
+        <w:numPr>
+          <w:ilvl w:val="0"/>
+          <w:numId w:val="21"/>
+        </w:numPr>
+        <w:spacing w:before="100" w:beforeAutospacing="1" w:after="100" w:afterAutospacing="1" w:line="240" w:lineRule="auto"/>
+        <w:rPr>
+          <w:rFonts w:ascii="Times New Roman" w:eastAsia="Times New Roman" w:hAnsi="Times New Roman" w:cs="Times New Roman"/>
+          <w:sz w:val="24"/>
+          <w:szCs w:val="24"/>
+          <w:lang w:eastAsia="en-IN"/>
+        </w:rPr>
+      </w:pPr>
+      <w:r>
+        <w:rPr>
+          <w:rFonts w:ascii="Times New Roman" w:eastAsia="Times New Roman" w:hAnsi="Times New Roman" w:cs="Times New Roman"/>
+          <w:sz w:val="24"/>
+          <w:szCs w:val="24"/>
+          <w:lang w:eastAsia="en-IN"/>
+        </w:rPr>
+        <w:t>All users possess valid login credentials.</w:t>
+      </w:r>
+    </w:p>
+    <w:p>
+      <w:pPr>
+        <w:numPr>
+          <w:ilvl w:val="0"/>
+          <w:numId w:val="21"/>
+        </w:numPr>
+        <w:spacing w:before="100" w:beforeAutospacing="1" w:after="100" w:afterAutospacing="1" w:line="240" w:lineRule="auto"/>
+        <w:rPr>
+          <w:rFonts w:ascii="Times New Roman" w:eastAsia="Times New Roman" w:hAnsi="Times New Roman" w:cs="Times New Roman"/>
+          <w:sz w:val="24"/>
+          <w:szCs w:val="24"/>
+          <w:lang w:eastAsia="en-IN"/>
+        </w:rPr>
+      </w:pPr>
+      <w:proofErr w:type="gramStart"/>
+      <w:r>
+        <w:rPr>
+          <w:rFonts w:ascii="Times New Roman" w:eastAsia="Times New Roman" w:hAnsi="Times New Roman" w:cs="Times New Roman"/>
+          <w:sz w:val="24"/>
+          <w:szCs w:val="24"/>
+          <w:lang w:eastAsia="en-IN"/>
+        </w:rPr>
+        <w:t>Release information is updated by authorized personnel</w:t>
+      </w:r>
+      <w:proofErr w:type="gramEnd"/>
+      <w:r>
+        <w:rPr>
+          <w:rFonts w:ascii="Times New Roman" w:eastAsia="Times New Roman" w:hAnsi="Times New Roman" w:cs="Times New Roman"/>
+          <w:sz w:val="24"/>
+          <w:szCs w:val="24"/>
+          <w:lang w:eastAsia="en-IN"/>
+        </w:rPr>
+        <w:t>.</w:t>
+      </w:r>
+    </w:p>
+    <w:p>
+      <w:pPr>
+        <w:numPr>
+          <w:ilvl w:val="0"/>
+          <w:numId w:val="21"/>
+        </w:numPr>
+        <w:spacing w:before="100" w:beforeAutospacing="1" w:after="100" w:afterAutospacing="1" w:line="240" w:lineRule="auto"/>
+        <w:rPr>
+          <w:rFonts w:ascii="Times New Roman" w:eastAsia="Times New Roman" w:hAnsi="Times New Roman" w:cs="Times New Roman"/>
+          <w:sz w:val="24"/>
+          <w:szCs w:val="24"/>
+          <w:lang w:eastAsia="en-IN"/>
+        </w:rPr>
+      </w:pPr>
+      <w:proofErr w:type="gramStart"/>
+      <w:r>
+        <w:rPr>
+          <w:rFonts w:ascii="Times New Roman" w:eastAsia="Times New Roman" w:hAnsi="Times New Roman" w:cs="Times New Roman"/>
+          <w:sz w:val="24"/>
+          <w:szCs w:val="24"/>
+          <w:lang w:eastAsia="en-IN"/>
+        </w:rPr>
+        <w:t>Diagnostic progress is maintained regularly by developers</w:t>
+      </w:r>
+      <w:proofErr w:type="gramEnd"/>
+      <w:r>
+        <w:rPr>
+          <w:rFonts w:ascii="Times New Roman" w:eastAsia="Times New Roman" w:hAnsi="Times New Roman" w:cs="Times New Roman"/>
+          <w:sz w:val="24"/>
+          <w:szCs w:val="24"/>
+          <w:lang w:eastAsia="en-IN"/>
+        </w:rPr>
+        <w:t>.</w:t>
+      </w:r>
+    </w:p>
+    <w:p>
+      <w:pPr>
+        <w:numPr>
+          <w:ilvl w:val="0"/>
+          <w:numId w:val="21"/>
+        </w:numPr>
+        <w:spacing w:before="100" w:beforeAutospacing="1" w:after="100" w:afterAutospacing="1" w:line="240" w:lineRule="auto"/>
+        <w:rPr>
+          <w:rFonts w:ascii="Times New Roman" w:eastAsia="Times New Roman" w:hAnsi="Times New Roman" w:cs="Times New Roman"/>
+          <w:sz w:val="24"/>
+          <w:szCs w:val="24"/>
+          <w:lang w:eastAsia="en-IN"/>
+        </w:rPr>
+      </w:pPr>
+      <w:r>
+        <w:rPr>
+          <w:rFonts w:ascii="Times New Roman" w:eastAsia="Times New Roman" w:hAnsi="Times New Roman" w:cs="Times New Roman"/>
+          <w:sz w:val="24"/>
+          <w:szCs w:val="24"/>
+          <w:lang w:eastAsia="en-IN"/>
+        </w:rPr>
+        <w:t xml:space="preserve">NuGet package versions </w:t>
+      </w:r>
+      <w:proofErr w:type="gramStart"/>
+      <w:r>
+        <w:rPr>
+          <w:rFonts w:ascii="Times New Roman" w:eastAsia="Times New Roman" w:hAnsi="Times New Roman" w:cs="Times New Roman"/>
+          <w:sz w:val="24"/>
+          <w:szCs w:val="24"/>
+          <w:lang w:eastAsia="en-IN"/>
+        </w:rPr>
+        <w:t>are updated</w:t>
+      </w:r>
+      <w:proofErr w:type="gramEnd"/>
+      <w:r>
+        <w:rPr>
+          <w:rFonts w:ascii="Times New Roman" w:eastAsia="Times New Roman" w:hAnsi="Times New Roman" w:cs="Times New Roman"/>
+          <w:sz w:val="24"/>
+          <w:szCs w:val="24"/>
+          <w:lang w:eastAsia="en-IN"/>
+        </w:rPr>
+        <w:t xml:space="preserve"> before release publication.</w:t>
+      </w:r>
+    </w:p>
+    <w:p>
+      <w:pPr>
+        <w:numPr>
+          <w:ilvl w:val="0"/>
+          <w:numId w:val="21"/>
+        </w:numPr>
+        <w:spacing w:before="100" w:beforeAutospacing="1" w:after="100" w:afterAutospacing="1" w:line="240" w:lineRule="auto"/>
+        <w:rPr>
+          <w:rFonts w:ascii="Times New Roman" w:eastAsia="Times New Roman" w:hAnsi="Times New Roman" w:cs="Times New Roman"/>
+          <w:sz w:val="24"/>
+          <w:szCs w:val="24"/>
+          <w:lang w:eastAsia="en-IN"/>
+        </w:rPr>
+      </w:pPr>
+      <w:r>
+        <w:rPr>
+          <w:rFonts w:ascii="Times New Roman" w:eastAsia="Times New Roman" w:hAnsi="Times New Roman" w:cs="Times New Roman"/>
+          <w:sz w:val="24"/>
+          <w:szCs w:val="24"/>
+          <w:lang w:eastAsia="en-IN"/>
+        </w:rPr>
+        <w:t xml:space="preserve">Issue lifecycle management continues to </w:t>
+      </w:r>
+      <w:proofErr w:type="gramStart"/>
+      <w:r>
+        <w:rPr>
+          <w:rFonts w:ascii="Times New Roman" w:eastAsia="Times New Roman" w:hAnsi="Times New Roman" w:cs="Times New Roman"/>
+          <w:sz w:val="24"/>
+          <w:szCs w:val="24"/>
+          <w:lang w:eastAsia="en-IN"/>
+        </w:rPr>
+        <w:t>be handled</w:t>
+      </w:r>
+      <w:proofErr w:type="gramEnd"/>
+      <w:r>
+        <w:rPr>
+          <w:rFonts w:ascii="Times New Roman" w:eastAsia="Times New Roman" w:hAnsi="Times New Roman" w:cs="Times New Roman"/>
+          <w:sz w:val="24"/>
+          <w:szCs w:val="24"/>
+          <w:lang w:eastAsia="en-IN"/>
+        </w:rPr>
+        <w:t xml:space="preserve"> by external project management tools.</w:t>
+      </w:r>
+    </w:p>
+    <w:p>
+      <w:pPr>
+        <w:spacing w:after="0" w:line="240" w:lineRule="auto"/>
+        <w:rPr>
+          <w:rFonts w:ascii="Times New Roman" w:eastAsia="Times New Roman" w:hAnsi="Times New Roman" w:cs="Times New Roman"/>
+          <w:sz w:val="24"/>
+          <w:szCs w:val="24"/>
+          <w:lang w:eastAsia="en-IN"/>
+        </w:rPr>
+      </w:pPr>
+      <w:r>
+        <w:rPr>
+          <w:rFonts w:ascii="Times New Roman" w:eastAsia="Times New Roman" w:hAnsi="Times New Roman" w:cs="Times New Roman"/>
+          <w:sz w:val="24"/>
+          <w:szCs w:val="24"/>
+          <w:lang w:eastAsia="en-IN"/>
+        </w:rPr>
+        <w:pict>
+          <v:rect id="_x0000_i1028" style="width:0;height:1.5pt" o:hralign="center" o:hrstd="t" o:hr="t" fillcolor="#a0a0a0" stroked="f"/>
+        </w:pict>
+      </w:r>
+    </w:p>
+    <w:p>
+      <w:pPr>
+        <w:spacing w:before="100" w:beforeAutospacing="1" w:after="100" w:afterAutospacing="1" w:line="240" w:lineRule="auto"/>
+        <w:outlineLvl w:val="1"/>
+        <w:rPr>
+          <w:rFonts w:ascii="Times New Roman" w:eastAsia="Times New Roman" w:hAnsi="Times New Roman" w:cs="Times New Roman"/>
+          <w:b/>
+          <w:bCs/>
+          <w:sz w:val="36"/>
+          <w:szCs w:val="36"/>
+          <w:lang w:eastAsia="en-IN"/>
+        </w:rPr>
+      </w:pPr>
+      <w:r>
+        <w:rPr>
+          <w:rFonts w:ascii="Times New Roman" w:eastAsia="Times New Roman" w:hAnsi="Times New Roman" w:cs="Times New Roman"/>
+          <w:b/>
+          <w:bCs/>
+          <w:sz w:val="36"/>
+          <w:szCs w:val="36"/>
+          <w:lang w:eastAsia="en-IN"/>
+        </w:rPr>
+        <w:lastRenderedPageBreak/>
+        <w:t>2.5 Constraints</w:t>
+      </w:r>
+    </w:p>
+    <w:p>
+      <w:pPr>
+        <w:spacing w:before="100" w:beforeAutospacing="1" w:after="100" w:afterAutospacing="1" w:line="240" w:lineRule="auto"/>
+        <w:rPr>
+          <w:rFonts w:ascii="Times New Roman" w:eastAsia="Times New Roman" w:hAnsi="Times New Roman" w:cs="Times New Roman"/>
+          <w:sz w:val="24"/>
+          <w:szCs w:val="24"/>
+          <w:lang w:eastAsia="en-IN"/>
+        </w:rPr>
+      </w:pPr>
+      <w:r>
+        <w:rPr>
+          <w:rFonts w:ascii="Times New Roman" w:eastAsia="Times New Roman" w:hAnsi="Times New Roman" w:cs="Times New Roman"/>
+          <w:sz w:val="24"/>
+          <w:szCs w:val="24"/>
+          <w:lang w:eastAsia="en-IN"/>
+        </w:rPr>
+        <w:t>The proposed system operates under the following constraints:</w:t>
+      </w:r>
+    </w:p>
+    <w:p>
+      <w:pPr>
+        <w:numPr>
+          <w:ilvl w:val="0"/>
+          <w:numId w:val="22"/>
+        </w:numPr>
+        <w:spacing w:before="100" w:beforeAutospacing="1" w:after="100" w:afterAutospacing="1" w:line="240" w:lineRule="auto"/>
+        <w:rPr>
+          <w:rFonts w:ascii="Times New Roman" w:eastAsia="Times New Roman" w:hAnsi="Times New Roman" w:cs="Times New Roman"/>
+          <w:sz w:val="24"/>
+          <w:szCs w:val="24"/>
+          <w:lang w:eastAsia="en-IN"/>
+        </w:rPr>
+      </w:pPr>
+      <w:r>
+        <w:rPr>
+          <w:rFonts w:ascii="Times New Roman" w:eastAsia="Times New Roman" w:hAnsi="Times New Roman" w:cs="Times New Roman"/>
+          <w:sz w:val="24"/>
+          <w:szCs w:val="24"/>
+          <w:lang w:eastAsia="en-IN"/>
+        </w:rPr>
+        <w:t xml:space="preserve">The portal </w:t>
+      </w:r>
+      <w:proofErr w:type="gramStart"/>
+      <w:r>
+        <w:rPr>
+          <w:rFonts w:ascii="Times New Roman" w:eastAsia="Times New Roman" w:hAnsi="Times New Roman" w:cs="Times New Roman"/>
+          <w:sz w:val="24"/>
+          <w:szCs w:val="24"/>
+          <w:lang w:eastAsia="en-IN"/>
+        </w:rPr>
+        <w:t>is intended</w:t>
+      </w:r>
+      <w:proofErr w:type="gramEnd"/>
+      <w:r>
+        <w:rPr>
+          <w:rFonts w:ascii="Times New Roman" w:eastAsia="Times New Roman" w:hAnsi="Times New Roman" w:cs="Times New Roman"/>
+          <w:sz w:val="24"/>
+          <w:szCs w:val="24"/>
+          <w:lang w:eastAsia="en-IN"/>
+        </w:rPr>
+        <w:t xml:space="preserve"> solely for release tracking and reporting.</w:t>
+      </w:r>
+    </w:p>
+    <w:p>
+      <w:pPr>
+        <w:numPr>
+          <w:ilvl w:val="0"/>
+          <w:numId w:val="22"/>
+        </w:numPr>
+        <w:spacing w:before="100" w:beforeAutospacing="1" w:after="100" w:afterAutospacing="1" w:line="240" w:lineRule="auto"/>
+        <w:rPr>
+          <w:rFonts w:ascii="Times New Roman" w:eastAsia="Times New Roman" w:hAnsi="Times New Roman" w:cs="Times New Roman"/>
+          <w:sz w:val="24"/>
+          <w:szCs w:val="24"/>
+          <w:lang w:eastAsia="en-IN"/>
+        </w:rPr>
+      </w:pPr>
+      <w:r>
+        <w:rPr>
+          <w:rFonts w:ascii="Times New Roman" w:eastAsia="Times New Roman" w:hAnsi="Times New Roman" w:cs="Times New Roman"/>
+          <w:sz w:val="24"/>
+          <w:szCs w:val="24"/>
+          <w:lang w:eastAsia="en-IN"/>
+        </w:rPr>
+        <w:t>Project planning, sprint management, and issue tracking remain outside the scope of the application.</w:t>
+      </w:r>
+    </w:p>
+    <w:p>
+      <w:pPr>
+        <w:numPr>
+          <w:ilvl w:val="0"/>
+          <w:numId w:val="22"/>
+        </w:numPr>
+        <w:spacing w:before="100" w:beforeAutospacing="1" w:after="100" w:afterAutospacing="1" w:line="240" w:lineRule="auto"/>
+        <w:rPr>
+          <w:rFonts w:ascii="Times New Roman" w:eastAsia="Times New Roman" w:hAnsi="Times New Roman" w:cs="Times New Roman"/>
+          <w:sz w:val="24"/>
+          <w:szCs w:val="24"/>
+          <w:lang w:eastAsia="en-IN"/>
+        </w:rPr>
+      </w:pPr>
+      <w:r>
+        <w:rPr>
+          <w:rFonts w:ascii="Times New Roman" w:eastAsia="Times New Roman" w:hAnsi="Times New Roman" w:cs="Times New Roman"/>
+          <w:sz w:val="24"/>
+          <w:szCs w:val="24"/>
+          <w:lang w:eastAsia="en-IN"/>
+        </w:rPr>
+        <w:t>Only authenticated users may access the system.</w:t>
+      </w:r>
+    </w:p>
+    <w:p>
+      <w:pPr>
+        <w:numPr>
+          <w:ilvl w:val="0"/>
+          <w:numId w:val="22"/>
+        </w:numPr>
+        <w:spacing w:before="100" w:beforeAutospacing="1" w:after="100" w:afterAutospacing="1" w:line="240" w:lineRule="auto"/>
+        <w:rPr>
+          <w:rFonts w:ascii="Times New Roman" w:eastAsia="Times New Roman" w:hAnsi="Times New Roman" w:cs="Times New Roman"/>
+          <w:sz w:val="24"/>
+          <w:szCs w:val="24"/>
+          <w:lang w:eastAsia="en-IN"/>
+        </w:rPr>
+      </w:pPr>
+      <w:r>
+        <w:rPr>
+          <w:rFonts w:ascii="Times New Roman" w:eastAsia="Times New Roman" w:hAnsi="Times New Roman" w:cs="Times New Roman"/>
+          <w:sz w:val="24"/>
+          <w:szCs w:val="24"/>
+          <w:lang w:eastAsia="en-IN"/>
+        </w:rPr>
+        <w:t>Users may perform operations only according to their assigned role.</w:t>
+      </w:r>
+    </w:p>
+    <w:p>
+      <w:pPr>
+        <w:numPr>
+          <w:ilvl w:val="0"/>
+          <w:numId w:val="22"/>
+        </w:numPr>
+        <w:spacing w:before="100" w:beforeAutospacing="1" w:after="100" w:afterAutospacing="1" w:line="240" w:lineRule="auto"/>
+        <w:rPr>
+          <w:rFonts w:ascii="Times New Roman" w:eastAsia="Times New Roman" w:hAnsi="Times New Roman" w:cs="Times New Roman"/>
+          <w:sz w:val="24"/>
+          <w:szCs w:val="24"/>
+          <w:lang w:eastAsia="en-IN"/>
+        </w:rPr>
+      </w:pPr>
+      <w:r>
+        <w:rPr>
+          <w:rFonts w:ascii="Times New Roman" w:eastAsia="Times New Roman" w:hAnsi="Times New Roman" w:cs="Times New Roman"/>
+          <w:sz w:val="24"/>
+          <w:szCs w:val="24"/>
+          <w:lang w:eastAsia="en-IN"/>
+        </w:rPr>
+        <w:t>Developers may update only the diagnostic modules assigned to them.</w:t>
+      </w:r>
+    </w:p>
+    <w:p>
+      <w:pPr>
+        <w:spacing w:after="0" w:line="240" w:lineRule="auto"/>
+        <w:rPr>
+          <w:rFonts w:ascii="Times New Roman" w:eastAsia="Times New Roman" w:hAnsi="Times New Roman" w:cs="Times New Roman"/>
+          <w:sz w:val="24"/>
+          <w:szCs w:val="24"/>
+          <w:lang w:eastAsia="en-IN"/>
+        </w:rPr>
+      </w:pPr>
+      <w:r>
+        <w:rPr>
+          <w:rFonts w:ascii="Times New Roman" w:eastAsia="Times New Roman" w:hAnsi="Times New Roman" w:cs="Times New Roman"/>
+          <w:sz w:val="24"/>
+          <w:szCs w:val="24"/>
+          <w:lang w:eastAsia="en-IN"/>
+        </w:rPr>
+        <w:pict>
+          <v:rect id="_x0000_i1029" style="width:0;height:1.5pt" o:hralign="center" o:hrstd="t" o:hr="t" fillcolor="#a0a0a0" stroked="f"/>
+        </w:pict>
+      </w:r>
+    </w:p>
+    <w:p>
+      <w:pPr>
+        <w:spacing w:before="100" w:beforeAutospacing="1" w:after="100" w:afterAutospacing="1" w:line="240" w:lineRule="auto"/>
+        <w:outlineLvl w:val="1"/>
+        <w:rPr>
+          <w:rFonts w:ascii="Times New Roman" w:eastAsia="Times New Roman" w:hAnsi="Times New Roman" w:cs="Times New Roman"/>
+          <w:b/>
+          <w:bCs/>
+          <w:sz w:val="36"/>
+          <w:szCs w:val="36"/>
+          <w:lang w:eastAsia="en-IN"/>
+        </w:rPr>
+      </w:pPr>
+      <w:r>
+        <w:rPr>
+          <w:rFonts w:ascii="Times New Roman" w:eastAsia="Times New Roman" w:hAnsi="Times New Roman" w:cs="Times New Roman"/>
+          <w:b/>
+          <w:bCs/>
+          <w:sz w:val="36"/>
+          <w:szCs w:val="36"/>
+          <w:lang w:eastAsia="en-IN"/>
+        </w:rPr>
+        <w:t>2.6 System Scope</w:t>
+      </w:r>
+    </w:p>
+    <w:p>
+      <w:pPr>
+        <w:spacing w:before="100" w:beforeAutospacing="1" w:after="100" w:afterAutospacing="1" w:line="240" w:lineRule="auto"/>
+        <w:rPr>
+          <w:rFonts w:ascii="Times New Roman" w:eastAsia="Times New Roman" w:hAnsi="Times New Roman" w:cs="Times New Roman"/>
+          <w:sz w:val="24"/>
+          <w:szCs w:val="24"/>
+          <w:lang w:eastAsia="en-IN"/>
+        </w:rPr>
+      </w:pPr>
+      <w:r>
+        <w:rPr>
+          <w:rFonts w:ascii="Times New Roman" w:eastAsia="Times New Roman" w:hAnsi="Times New Roman" w:cs="Times New Roman"/>
+          <w:sz w:val="24"/>
+          <w:szCs w:val="24"/>
+          <w:lang w:eastAsia="en-IN"/>
+        </w:rPr>
+        <w:t>The Diagnostic Release Tracking Portal focuses on maintaining centralized information related to diagnostic software releases.</w:t>
+      </w:r>
+    </w:p>
+    <w:p>
+      <w:pPr>
+        <w:spacing w:before="100" w:beforeAutospacing="1" w:after="100" w:afterAutospacing="1" w:line="240" w:lineRule="auto"/>
+        <w:rPr>
+          <w:rFonts w:ascii="Times New Roman" w:eastAsia="Times New Roman" w:hAnsi="Times New Roman" w:cs="Times New Roman"/>
+          <w:sz w:val="24"/>
+          <w:szCs w:val="24"/>
+          <w:lang w:eastAsia="en-IN"/>
+        </w:rPr>
+      </w:pPr>
+      <w:r>
+        <w:rPr>
+          <w:rFonts w:ascii="Times New Roman" w:eastAsia="Times New Roman" w:hAnsi="Times New Roman" w:cs="Times New Roman"/>
+          <w:sz w:val="24"/>
+          <w:szCs w:val="24"/>
+          <w:lang w:eastAsia="en-IN"/>
+        </w:rPr>
+        <w:t>The system includes:</w:t>
+      </w:r>
+    </w:p>
+    <w:p>
+      <w:pPr>
+        <w:numPr>
+          <w:ilvl w:val="0"/>
+          <w:numId w:val="23"/>
+        </w:numPr>
+        <w:spacing w:before="100" w:beforeAutospacing="1" w:after="100" w:afterAutospacing="1" w:line="240" w:lineRule="auto"/>
+        <w:rPr>
+          <w:rFonts w:ascii="Times New Roman" w:eastAsia="Times New Roman" w:hAnsi="Times New Roman" w:cs="Times New Roman"/>
+          <w:sz w:val="24"/>
+          <w:szCs w:val="24"/>
+          <w:lang w:eastAsia="en-IN"/>
+        </w:rPr>
+      </w:pPr>
+      <w:r>
+        <w:rPr>
+          <w:rFonts w:ascii="Times New Roman" w:eastAsia="Times New Roman" w:hAnsi="Times New Roman" w:cs="Times New Roman"/>
+          <w:sz w:val="24"/>
+          <w:szCs w:val="24"/>
+          <w:lang w:eastAsia="en-IN"/>
+        </w:rPr>
+        <w:t>Release planning</w:t>
+      </w:r>
+    </w:p>
+    <w:p>
+      <w:pPr>
+        <w:numPr>
+          <w:ilvl w:val="0"/>
+          <w:numId w:val="23"/>
+        </w:numPr>
+        <w:spacing w:before="100" w:beforeAutospacing="1" w:after="100" w:afterAutospacing="1" w:line="240" w:lineRule="auto"/>
+        <w:rPr>
+          <w:rFonts w:ascii="Times New Roman" w:eastAsia="Times New Roman" w:hAnsi="Times New Roman" w:cs="Times New Roman"/>
+          <w:sz w:val="24"/>
+          <w:szCs w:val="24"/>
+          <w:lang w:eastAsia="en-IN"/>
+        </w:rPr>
+      </w:pPr>
+      <w:r>
+        <w:rPr>
+          <w:rFonts w:ascii="Times New Roman" w:eastAsia="Times New Roman" w:hAnsi="Times New Roman" w:cs="Times New Roman"/>
+          <w:sz w:val="24"/>
+          <w:szCs w:val="24"/>
+          <w:lang w:eastAsia="en-IN"/>
+        </w:rPr>
+        <w:t>Release history</w:t>
+      </w:r>
+    </w:p>
+    <w:p>
+      <w:pPr>
+        <w:numPr>
+          <w:ilvl w:val="0"/>
+          <w:numId w:val="23"/>
+        </w:numPr>
+        <w:spacing w:before="100" w:beforeAutospacing="1" w:after="100" w:afterAutospacing="1" w:line="240" w:lineRule="auto"/>
+        <w:rPr>
+          <w:rFonts w:ascii="Times New Roman" w:eastAsia="Times New Roman" w:hAnsi="Times New Roman" w:cs="Times New Roman"/>
+          <w:sz w:val="24"/>
+          <w:szCs w:val="24"/>
+          <w:lang w:eastAsia="en-IN"/>
+        </w:rPr>
+      </w:pPr>
+      <w:r>
+        <w:rPr>
+          <w:rFonts w:ascii="Times New Roman" w:eastAsia="Times New Roman" w:hAnsi="Times New Roman" w:cs="Times New Roman"/>
+          <w:sz w:val="24"/>
+          <w:szCs w:val="24"/>
+          <w:lang w:eastAsia="en-IN"/>
+        </w:rPr>
+        <w:t>Diagnostic tracking</w:t>
+      </w:r>
+    </w:p>
+    <w:p>
+      <w:pPr>
+        <w:numPr>
+          <w:ilvl w:val="0"/>
+          <w:numId w:val="23"/>
+        </w:numPr>
+        <w:spacing w:before="100" w:beforeAutospacing="1" w:after="100" w:afterAutospacing="1" w:line="240" w:lineRule="auto"/>
+        <w:rPr>
+          <w:rFonts w:ascii="Times New Roman" w:eastAsia="Times New Roman" w:hAnsi="Times New Roman" w:cs="Times New Roman"/>
+          <w:sz w:val="24"/>
+          <w:szCs w:val="24"/>
+          <w:lang w:eastAsia="en-IN"/>
+        </w:rPr>
+      </w:pPr>
+      <w:r>
+        <w:rPr>
+          <w:rFonts w:ascii="Times New Roman" w:eastAsia="Times New Roman" w:hAnsi="Times New Roman" w:cs="Times New Roman"/>
+          <w:sz w:val="24"/>
+          <w:szCs w:val="24"/>
+          <w:lang w:eastAsia="en-IN"/>
+        </w:rPr>
+        <w:t>Development progress</w:t>
+      </w:r>
+    </w:p>
+    <w:p>
+      <w:pPr>
+        <w:numPr>
+          <w:ilvl w:val="0"/>
+          <w:numId w:val="23"/>
+        </w:numPr>
+        <w:spacing w:before="100" w:beforeAutospacing="1" w:after="100" w:afterAutospacing="1" w:line="240" w:lineRule="auto"/>
+        <w:rPr>
+          <w:rFonts w:ascii="Times New Roman" w:eastAsia="Times New Roman" w:hAnsi="Times New Roman" w:cs="Times New Roman"/>
+          <w:sz w:val="24"/>
+          <w:szCs w:val="24"/>
+          <w:lang w:eastAsia="en-IN"/>
+        </w:rPr>
+      </w:pPr>
+      <w:r>
+        <w:rPr>
+          <w:rFonts w:ascii="Times New Roman" w:eastAsia="Times New Roman" w:hAnsi="Times New Roman" w:cs="Times New Roman"/>
+          <w:sz w:val="24"/>
+          <w:szCs w:val="24"/>
+          <w:lang w:eastAsia="en-IN"/>
+        </w:rPr>
+        <w:t>Feature tracking</w:t>
+      </w:r>
+    </w:p>
+    <w:p>
+      <w:pPr>
+        <w:numPr>
+          <w:ilvl w:val="0"/>
+          <w:numId w:val="23"/>
+        </w:numPr>
+        <w:spacing w:before="100" w:beforeAutospacing="1" w:after="100" w:afterAutospacing="1" w:line="240" w:lineRule="auto"/>
+        <w:rPr>
+          <w:rFonts w:ascii="Times New Roman" w:eastAsia="Times New Roman" w:hAnsi="Times New Roman" w:cs="Times New Roman"/>
+          <w:sz w:val="24"/>
+          <w:szCs w:val="24"/>
+          <w:lang w:eastAsia="en-IN"/>
+        </w:rPr>
+      </w:pPr>
+      <w:r>
+        <w:rPr>
+          <w:rFonts w:ascii="Times New Roman" w:eastAsia="Times New Roman" w:hAnsi="Times New Roman" w:cs="Times New Roman"/>
+          <w:sz w:val="24"/>
+          <w:szCs w:val="24"/>
+          <w:lang w:eastAsia="en-IN"/>
+        </w:rPr>
+        <w:t>Bug-fix tracking</w:t>
+      </w:r>
+    </w:p>
+    <w:p>
+      <w:pPr>
+        <w:numPr>
+          <w:ilvl w:val="0"/>
+          <w:numId w:val="23"/>
+        </w:numPr>
+        <w:spacing w:before="100" w:beforeAutospacing="1" w:after="100" w:afterAutospacing="1" w:line="240" w:lineRule="auto"/>
+        <w:rPr>
+          <w:rFonts w:ascii="Times New Roman" w:eastAsia="Times New Roman" w:hAnsi="Times New Roman" w:cs="Times New Roman"/>
+          <w:sz w:val="24"/>
+          <w:szCs w:val="24"/>
+          <w:lang w:eastAsia="en-IN"/>
+        </w:rPr>
+      </w:pPr>
+      <w:r>
+        <w:rPr>
+          <w:rFonts w:ascii="Times New Roman" w:eastAsia="Times New Roman" w:hAnsi="Times New Roman" w:cs="Times New Roman"/>
+          <w:sz w:val="24"/>
+          <w:szCs w:val="24"/>
+          <w:lang w:eastAsia="en-IN"/>
+        </w:rPr>
+        <w:t>NuGet version management</w:t>
+      </w:r>
+    </w:p>
+    <w:p>
+      <w:pPr>
+        <w:numPr>
+          <w:ilvl w:val="0"/>
+          <w:numId w:val="23"/>
+        </w:numPr>
+        <w:spacing w:before="100" w:beforeAutospacing="1" w:after="100" w:afterAutospacing="1" w:line="240" w:lineRule="auto"/>
+        <w:rPr>
+          <w:rFonts w:ascii="Times New Roman" w:eastAsia="Times New Roman" w:hAnsi="Times New Roman" w:cs="Times New Roman"/>
+          <w:sz w:val="24"/>
+          <w:szCs w:val="24"/>
+          <w:lang w:eastAsia="en-IN"/>
+        </w:rPr>
+      </w:pPr>
+      <w:r>
+        <w:rPr>
+          <w:rFonts w:ascii="Times New Roman" w:eastAsia="Times New Roman" w:hAnsi="Times New Roman" w:cs="Times New Roman"/>
+          <w:sz w:val="24"/>
+          <w:szCs w:val="24"/>
+          <w:lang w:eastAsia="en-IN"/>
+        </w:rPr>
+        <w:t>Developer assignment</w:t>
+      </w:r>
+    </w:p>
+    <w:p>
+      <w:pPr>
+        <w:numPr>
+          <w:ilvl w:val="0"/>
+          <w:numId w:val="23"/>
+        </w:numPr>
+        <w:spacing w:before="100" w:beforeAutospacing="1" w:after="100" w:afterAutospacing="1" w:line="240" w:lineRule="auto"/>
+        <w:rPr>
+          <w:rFonts w:ascii="Times New Roman" w:eastAsia="Times New Roman" w:hAnsi="Times New Roman" w:cs="Times New Roman"/>
+          <w:sz w:val="24"/>
+          <w:szCs w:val="24"/>
+          <w:lang w:eastAsia="en-IN"/>
+        </w:rPr>
+      </w:pPr>
+      <w:r>
+        <w:rPr>
+          <w:rFonts w:ascii="Times New Roman" w:eastAsia="Times New Roman" w:hAnsi="Times New Roman" w:cs="Times New Roman"/>
+          <w:sz w:val="24"/>
+          <w:szCs w:val="24"/>
+          <w:lang w:eastAsia="en-IN"/>
+        </w:rPr>
+        <w:t>Dashboard reporting</w:t>
+      </w:r>
+    </w:p>
+    <w:p>
+      <w:pPr>
+        <w:numPr>
+          <w:ilvl w:val="0"/>
+          <w:numId w:val="23"/>
+        </w:numPr>
+        <w:spacing w:before="100" w:beforeAutospacing="1" w:after="100" w:afterAutospacing="1" w:line="240" w:lineRule="auto"/>
+        <w:rPr>
+          <w:rFonts w:ascii="Times New Roman" w:eastAsia="Times New Roman" w:hAnsi="Times New Roman" w:cs="Times New Roman"/>
+          <w:sz w:val="24"/>
+          <w:szCs w:val="24"/>
+          <w:lang w:eastAsia="en-IN"/>
+        </w:rPr>
+      </w:pPr>
+      <w:r>
+        <w:rPr>
+          <w:rFonts w:ascii="Times New Roman" w:eastAsia="Times New Roman" w:hAnsi="Times New Roman" w:cs="Times New Roman"/>
+          <w:sz w:val="24"/>
+          <w:szCs w:val="24"/>
+          <w:lang w:eastAsia="en-IN"/>
+        </w:rPr>
+        <w:t>Search and historical traceability</w:t>
+      </w:r>
+    </w:p>
+    <w:p>
+      <w:pPr>
+        <w:spacing w:before="100" w:beforeAutospacing="1" w:after="100" w:afterAutospacing="1" w:line="240" w:lineRule="auto"/>
+        <w:rPr>
+          <w:rFonts w:ascii="Times New Roman" w:eastAsia="Times New Roman" w:hAnsi="Times New Roman" w:cs="Times New Roman"/>
+          <w:sz w:val="24"/>
+          <w:szCs w:val="24"/>
+          <w:lang w:eastAsia="en-IN"/>
+        </w:rPr>
+      </w:pPr>
+      <w:r>
+        <w:rPr>
+          <w:rFonts w:ascii="Times New Roman" w:eastAsia="Times New Roman" w:hAnsi="Times New Roman" w:cs="Times New Roman"/>
+          <w:sz w:val="24"/>
+          <w:szCs w:val="24"/>
+          <w:lang w:eastAsia="en-IN"/>
+        </w:rPr>
+        <w:t>The system does not replace existing project management platforms but complements them by providing a centralized repository for release-related information and historical release analytics.</w:t>
+      </w:r>
+    </w:p>
+    <w:p>
+      <w:pPr>
+        <w:spacing w:after="0"/>
         <w:rPr>
           <w:rFonts w:ascii="Times New Roman" w:hAnsi="Times New Roman" w:cs="Times New Roman"/>
           <w:sz w:val="24"/>
@@ -4550,7 +8606,7 @@
           <w:rPr>
             <w:noProof/>
           </w:rPr>
-          <w:t>2</w:t>
+          <w:t>13</w:t>
         </w:r>
         <w:r>
           <w:rPr>
@@ -4597,6 +8653,1049 @@
 <file path=word/numbering.xml><?xml version="1.0" encoding="utf-8"?>
 <w:numbering xmlns:wpc="http://schemas.microsoft.com/office/word/2010/wordprocessingCanvas" xmlns:cx="http://schemas.microsoft.com/office/drawing/2014/chartex" xmlns:cx1="http://schemas.microsoft.com/office/drawing/2015/9/8/chartex" xmlns:mc="http://schemas.openxmlformats.org/markup-compatibility/2006" xmlns:o="urn:schemas-microsoft-com:office:office" xmlns:r="http://schemas.openxmlformats.org/officeDocument/2006/relationships" xmlns:m="http://schemas.openxmlformats.org/officeDocument/2006/math" xmlns:v="urn:schemas-microsoft-com:vml" xmlns:wp14="http://schemas.microsoft.com/office/word/2010/wordprocessingDrawing" xmlns:wp="http://schemas.openxmlformats.org/drawingml/2006/wordprocessingDrawing" xmlns:w10="urn:schemas-microsoft-com:office:word" xmlns:w="http://schemas.openxmlformats.org/wordprocessingml/2006/main" xmlns:w14="http://schemas.microsoft.com/office/word/2010/wordml" xmlns:w15="http://schemas.microsoft.com/office/word/2012/wordml" xmlns:w16se="http://schemas.microsoft.com/office/word/2015/wordml/symex" xmlns:wpg="http://schemas.microsoft.com/office/word/2010/wordprocessingGroup" xmlns:wpi="http://schemas.microsoft.com/office/word/2010/wordprocessingInk" xmlns:wne="http://schemas.microsoft.com/office/word/2006/wordml" xmlns:wps="http://schemas.microsoft.com/office/word/2010/wordprocessingShape" mc:Ignorable="w14 w15 w16se wp14">
   <w:abstractNum w:abstractNumId="0" w15:restartNumberingAfterBreak="0">
+    <w:nsid w:val="00C959E8"/>
+    <w:multiLevelType w:val="multilevel"/>
+    <w:tmpl w:val="D9C4D076"/>
+    <w:lvl w:ilvl="0">
+      <w:start w:val="1"/>
+      <w:numFmt w:val="bullet"/>
+      <w:lvlText w:val=""/>
+      <w:lvlJc w:val="left"/>
+      <w:pPr>
+        <w:tabs>
+          <w:tab w:val="num" w:pos="720"/>
+        </w:tabs>
+        <w:ind w:left="720" w:hanging="360"/>
+      </w:pPr>
+      <w:rPr>
+        <w:rFonts w:ascii="Symbol" w:hAnsi="Symbol" w:hint="default"/>
+        <w:sz w:val="20"/>
+      </w:rPr>
+    </w:lvl>
+    <w:lvl w:ilvl="1" w:tentative="1">
+      <w:start w:val="1"/>
+      <w:numFmt w:val="bullet"/>
+      <w:lvlText w:val="o"/>
+      <w:lvlJc w:val="left"/>
+      <w:pPr>
+        <w:tabs>
+          <w:tab w:val="num" w:pos="1440"/>
+        </w:tabs>
+        <w:ind w:left="1440" w:hanging="360"/>
+      </w:pPr>
+      <w:rPr>
+        <w:rFonts w:ascii="Courier New" w:hAnsi="Courier New" w:hint="default"/>
+        <w:sz w:val="20"/>
+      </w:rPr>
+    </w:lvl>
+    <w:lvl w:ilvl="2" w:tentative="1">
+      <w:start w:val="1"/>
+      <w:numFmt w:val="bullet"/>
+      <w:lvlText w:val=""/>
+      <w:lvlJc w:val="left"/>
+      <w:pPr>
+        <w:tabs>
+          <w:tab w:val="num" w:pos="2160"/>
+        </w:tabs>
+        <w:ind w:left="2160" w:hanging="360"/>
+      </w:pPr>
+      <w:rPr>
+        <w:rFonts w:ascii="Wingdings" w:hAnsi="Wingdings" w:hint="default"/>
+        <w:sz w:val="20"/>
+      </w:rPr>
+    </w:lvl>
+    <w:lvl w:ilvl="3" w:tentative="1">
+      <w:start w:val="1"/>
+      <w:numFmt w:val="bullet"/>
+      <w:lvlText w:val=""/>
+      <w:lvlJc w:val="left"/>
+      <w:pPr>
+        <w:tabs>
+          <w:tab w:val="num" w:pos="2880"/>
+        </w:tabs>
+        <w:ind w:left="2880" w:hanging="360"/>
+      </w:pPr>
+      <w:rPr>
+        <w:rFonts w:ascii="Wingdings" w:hAnsi="Wingdings" w:hint="default"/>
+        <w:sz w:val="20"/>
+      </w:rPr>
+    </w:lvl>
+    <w:lvl w:ilvl="4" w:tentative="1">
+      <w:start w:val="1"/>
+      <w:numFmt w:val="bullet"/>
+      <w:lvlText w:val=""/>
+      <w:lvlJc w:val="left"/>
+      <w:pPr>
+        <w:tabs>
+          <w:tab w:val="num" w:pos="3600"/>
+        </w:tabs>
+        <w:ind w:left="3600" w:hanging="360"/>
+      </w:pPr>
+      <w:rPr>
+        <w:rFonts w:ascii="Wingdings" w:hAnsi="Wingdings" w:hint="default"/>
+        <w:sz w:val="20"/>
+      </w:rPr>
+    </w:lvl>
+    <w:lvl w:ilvl="5" w:tentative="1">
+      <w:start w:val="1"/>
+      <w:numFmt w:val="bullet"/>
+      <w:lvlText w:val=""/>
+      <w:lvlJc w:val="left"/>
+      <w:pPr>
+        <w:tabs>
+          <w:tab w:val="num" w:pos="4320"/>
+        </w:tabs>
+        <w:ind w:left="4320" w:hanging="360"/>
+      </w:pPr>
+      <w:rPr>
+        <w:rFonts w:ascii="Wingdings" w:hAnsi="Wingdings" w:hint="default"/>
+        <w:sz w:val="20"/>
+      </w:rPr>
+    </w:lvl>
+    <w:lvl w:ilvl="6" w:tentative="1">
+      <w:start w:val="1"/>
+      <w:numFmt w:val="bullet"/>
+      <w:lvlText w:val=""/>
+      <w:lvlJc w:val="left"/>
+      <w:pPr>
+        <w:tabs>
+          <w:tab w:val="num" w:pos="5040"/>
+        </w:tabs>
+        <w:ind w:left="5040" w:hanging="360"/>
+      </w:pPr>
+      <w:rPr>
+        <w:rFonts w:ascii="Wingdings" w:hAnsi="Wingdings" w:hint="default"/>
+        <w:sz w:val="20"/>
+      </w:rPr>
+    </w:lvl>
+    <w:lvl w:ilvl="7" w:tentative="1">
+      <w:start w:val="1"/>
+      <w:numFmt w:val="bullet"/>
+      <w:lvlText w:val=""/>
+      <w:lvlJc w:val="left"/>
+      <w:pPr>
+        <w:tabs>
+          <w:tab w:val="num" w:pos="5760"/>
+        </w:tabs>
+        <w:ind w:left="5760" w:hanging="360"/>
+      </w:pPr>
+      <w:rPr>
+        <w:rFonts w:ascii="Wingdings" w:hAnsi="Wingdings" w:hint="default"/>
+        <w:sz w:val="20"/>
+      </w:rPr>
+    </w:lvl>
+    <w:lvl w:ilvl="8" w:tentative="1">
+      <w:start w:val="1"/>
+      <w:numFmt w:val="bullet"/>
+      <w:lvlText w:val=""/>
+      <w:lvlJc w:val="left"/>
+      <w:pPr>
+        <w:tabs>
+          <w:tab w:val="num" w:pos="6480"/>
+        </w:tabs>
+        <w:ind w:left="6480" w:hanging="360"/>
+      </w:pPr>
+      <w:rPr>
+        <w:rFonts w:ascii="Wingdings" w:hAnsi="Wingdings" w:hint="default"/>
+        <w:sz w:val="20"/>
+      </w:rPr>
+    </w:lvl>
+  </w:abstractNum>
+  <w:abstractNum w:abstractNumId="1" w15:restartNumberingAfterBreak="0">
+    <w:nsid w:val="267C2C44"/>
+    <w:multiLevelType w:val="multilevel"/>
+    <w:tmpl w:val="D9A2AAB0"/>
+    <w:lvl w:ilvl="0">
+      <w:start w:val="1"/>
+      <w:numFmt w:val="bullet"/>
+      <w:lvlText w:val=""/>
+      <w:lvlJc w:val="left"/>
+      <w:pPr>
+        <w:tabs>
+          <w:tab w:val="num" w:pos="720"/>
+        </w:tabs>
+        <w:ind w:left="720" w:hanging="360"/>
+      </w:pPr>
+      <w:rPr>
+        <w:rFonts w:ascii="Symbol" w:hAnsi="Symbol" w:hint="default"/>
+        <w:sz w:val="20"/>
+      </w:rPr>
+    </w:lvl>
+    <w:lvl w:ilvl="1" w:tentative="1">
+      <w:start w:val="1"/>
+      <w:numFmt w:val="bullet"/>
+      <w:lvlText w:val="o"/>
+      <w:lvlJc w:val="left"/>
+      <w:pPr>
+        <w:tabs>
+          <w:tab w:val="num" w:pos="1440"/>
+        </w:tabs>
+        <w:ind w:left="1440" w:hanging="360"/>
+      </w:pPr>
+      <w:rPr>
+        <w:rFonts w:ascii="Courier New" w:hAnsi="Courier New" w:hint="default"/>
+        <w:sz w:val="20"/>
+      </w:rPr>
+    </w:lvl>
+    <w:lvl w:ilvl="2" w:tentative="1">
+      <w:start w:val="1"/>
+      <w:numFmt w:val="bullet"/>
+      <w:lvlText w:val=""/>
+      <w:lvlJc w:val="left"/>
+      <w:pPr>
+        <w:tabs>
+          <w:tab w:val="num" w:pos="2160"/>
+        </w:tabs>
+        <w:ind w:left="2160" w:hanging="360"/>
+      </w:pPr>
+      <w:rPr>
+        <w:rFonts w:ascii="Wingdings" w:hAnsi="Wingdings" w:hint="default"/>
+        <w:sz w:val="20"/>
+      </w:rPr>
+    </w:lvl>
+    <w:lvl w:ilvl="3" w:tentative="1">
+      <w:start w:val="1"/>
+      <w:numFmt w:val="bullet"/>
+      <w:lvlText w:val=""/>
+      <w:lvlJc w:val="left"/>
+      <w:pPr>
+        <w:tabs>
+          <w:tab w:val="num" w:pos="2880"/>
+        </w:tabs>
+        <w:ind w:left="2880" w:hanging="360"/>
+      </w:pPr>
+      <w:rPr>
+        <w:rFonts w:ascii="Wingdings" w:hAnsi="Wingdings" w:hint="default"/>
+        <w:sz w:val="20"/>
+      </w:rPr>
+    </w:lvl>
+    <w:lvl w:ilvl="4" w:tentative="1">
+      <w:start w:val="1"/>
+      <w:numFmt w:val="bullet"/>
+      <w:lvlText w:val=""/>
+      <w:lvlJc w:val="left"/>
+      <w:pPr>
+        <w:tabs>
+          <w:tab w:val="num" w:pos="3600"/>
+        </w:tabs>
+        <w:ind w:left="3600" w:hanging="360"/>
+      </w:pPr>
+      <w:rPr>
+        <w:rFonts w:ascii="Wingdings" w:hAnsi="Wingdings" w:hint="default"/>
+        <w:sz w:val="20"/>
+      </w:rPr>
+    </w:lvl>
+    <w:lvl w:ilvl="5" w:tentative="1">
+      <w:start w:val="1"/>
+      <w:numFmt w:val="bullet"/>
+      <w:lvlText w:val=""/>
+      <w:lvlJc w:val="left"/>
+      <w:pPr>
+        <w:tabs>
+          <w:tab w:val="num" w:pos="4320"/>
+        </w:tabs>
+        <w:ind w:left="4320" w:hanging="360"/>
+      </w:pPr>
+      <w:rPr>
+        <w:rFonts w:ascii="Wingdings" w:hAnsi="Wingdings" w:hint="default"/>
+        <w:sz w:val="20"/>
+      </w:rPr>
+    </w:lvl>
+    <w:lvl w:ilvl="6" w:tentative="1">
+      <w:start w:val="1"/>
+      <w:numFmt w:val="bullet"/>
+      <w:lvlText w:val=""/>
+      <w:lvlJc w:val="left"/>
+      <w:pPr>
+        <w:tabs>
+          <w:tab w:val="num" w:pos="5040"/>
+        </w:tabs>
+        <w:ind w:left="5040" w:hanging="360"/>
+      </w:pPr>
+      <w:rPr>
+        <w:rFonts w:ascii="Wingdings" w:hAnsi="Wingdings" w:hint="default"/>
+        <w:sz w:val="20"/>
+      </w:rPr>
+    </w:lvl>
+    <w:lvl w:ilvl="7" w:tentative="1">
+      <w:start w:val="1"/>
+      <w:numFmt w:val="bullet"/>
+      <w:lvlText w:val=""/>
+      <w:lvlJc w:val="left"/>
+      <w:pPr>
+        <w:tabs>
+          <w:tab w:val="num" w:pos="5760"/>
+        </w:tabs>
+        <w:ind w:left="5760" w:hanging="360"/>
+      </w:pPr>
+      <w:rPr>
+        <w:rFonts w:ascii="Wingdings" w:hAnsi="Wingdings" w:hint="default"/>
+        <w:sz w:val="20"/>
+      </w:rPr>
+    </w:lvl>
+    <w:lvl w:ilvl="8" w:tentative="1">
+      <w:start w:val="1"/>
+      <w:numFmt w:val="bullet"/>
+      <w:lvlText w:val=""/>
+      <w:lvlJc w:val="left"/>
+      <w:pPr>
+        <w:tabs>
+          <w:tab w:val="num" w:pos="6480"/>
+        </w:tabs>
+        <w:ind w:left="6480" w:hanging="360"/>
+      </w:pPr>
+      <w:rPr>
+        <w:rFonts w:ascii="Wingdings" w:hAnsi="Wingdings" w:hint="default"/>
+        <w:sz w:val="20"/>
+      </w:rPr>
+    </w:lvl>
+  </w:abstractNum>
+  <w:abstractNum w:abstractNumId="2" w15:restartNumberingAfterBreak="0">
+    <w:nsid w:val="28E10300"/>
+    <w:multiLevelType w:val="multilevel"/>
+    <w:tmpl w:val="8FB23E34"/>
+    <w:lvl w:ilvl="0">
+      <w:start w:val="1"/>
+      <w:numFmt w:val="bullet"/>
+      <w:lvlText w:val=""/>
+      <w:lvlJc w:val="left"/>
+      <w:pPr>
+        <w:tabs>
+          <w:tab w:val="num" w:pos="720"/>
+        </w:tabs>
+        <w:ind w:left="720" w:hanging="360"/>
+      </w:pPr>
+      <w:rPr>
+        <w:rFonts w:ascii="Symbol" w:hAnsi="Symbol" w:hint="default"/>
+        <w:sz w:val="20"/>
+      </w:rPr>
+    </w:lvl>
+    <w:lvl w:ilvl="1" w:tentative="1">
+      <w:start w:val="1"/>
+      <w:numFmt w:val="bullet"/>
+      <w:lvlText w:val="o"/>
+      <w:lvlJc w:val="left"/>
+      <w:pPr>
+        <w:tabs>
+          <w:tab w:val="num" w:pos="1440"/>
+        </w:tabs>
+        <w:ind w:left="1440" w:hanging="360"/>
+      </w:pPr>
+      <w:rPr>
+        <w:rFonts w:ascii="Courier New" w:hAnsi="Courier New" w:hint="default"/>
+        <w:sz w:val="20"/>
+      </w:rPr>
+    </w:lvl>
+    <w:lvl w:ilvl="2" w:tentative="1">
+      <w:start w:val="1"/>
+      <w:numFmt w:val="bullet"/>
+      <w:lvlText w:val=""/>
+      <w:lvlJc w:val="left"/>
+      <w:pPr>
+        <w:tabs>
+          <w:tab w:val="num" w:pos="2160"/>
+        </w:tabs>
+        <w:ind w:left="2160" w:hanging="360"/>
+      </w:pPr>
+      <w:rPr>
+        <w:rFonts w:ascii="Wingdings" w:hAnsi="Wingdings" w:hint="default"/>
+        <w:sz w:val="20"/>
+      </w:rPr>
+    </w:lvl>
+    <w:lvl w:ilvl="3" w:tentative="1">
+      <w:start w:val="1"/>
+      <w:numFmt w:val="bullet"/>
+      <w:lvlText w:val=""/>
+      <w:lvlJc w:val="left"/>
+      <w:pPr>
+        <w:tabs>
+          <w:tab w:val="num" w:pos="2880"/>
+        </w:tabs>
+        <w:ind w:left="2880" w:hanging="360"/>
+      </w:pPr>
+      <w:rPr>
+        <w:rFonts w:ascii="Wingdings" w:hAnsi="Wingdings" w:hint="default"/>
+        <w:sz w:val="20"/>
+      </w:rPr>
+    </w:lvl>
+    <w:lvl w:ilvl="4" w:tentative="1">
+      <w:start w:val="1"/>
+      <w:numFmt w:val="bullet"/>
+      <w:lvlText w:val=""/>
+      <w:lvlJc w:val="left"/>
+      <w:pPr>
+        <w:tabs>
+          <w:tab w:val="num" w:pos="3600"/>
+        </w:tabs>
+        <w:ind w:left="3600" w:hanging="360"/>
+      </w:pPr>
+      <w:rPr>
+        <w:rFonts w:ascii="Wingdings" w:hAnsi="Wingdings" w:hint="default"/>
+        <w:sz w:val="20"/>
+      </w:rPr>
+    </w:lvl>
+    <w:lvl w:ilvl="5" w:tentative="1">
+      <w:start w:val="1"/>
+      <w:numFmt w:val="bullet"/>
+      <w:lvlText w:val=""/>
+      <w:lvlJc w:val="left"/>
+      <w:pPr>
+        <w:tabs>
+          <w:tab w:val="num" w:pos="4320"/>
+        </w:tabs>
+        <w:ind w:left="4320" w:hanging="360"/>
+      </w:pPr>
+      <w:rPr>
+        <w:rFonts w:ascii="Wingdings" w:hAnsi="Wingdings" w:hint="default"/>
+        <w:sz w:val="20"/>
+      </w:rPr>
+    </w:lvl>
+    <w:lvl w:ilvl="6" w:tentative="1">
+      <w:start w:val="1"/>
+      <w:numFmt w:val="bullet"/>
+      <w:lvlText w:val=""/>
+      <w:lvlJc w:val="left"/>
+      <w:pPr>
+        <w:tabs>
+          <w:tab w:val="num" w:pos="5040"/>
+        </w:tabs>
+        <w:ind w:left="5040" w:hanging="360"/>
+      </w:pPr>
+      <w:rPr>
+        <w:rFonts w:ascii="Wingdings" w:hAnsi="Wingdings" w:hint="default"/>
+        <w:sz w:val="20"/>
+      </w:rPr>
+    </w:lvl>
+    <w:lvl w:ilvl="7" w:tentative="1">
+      <w:start w:val="1"/>
+      <w:numFmt w:val="bullet"/>
+      <w:lvlText w:val=""/>
+      <w:lvlJc w:val="left"/>
+      <w:pPr>
+        <w:tabs>
+          <w:tab w:val="num" w:pos="5760"/>
+        </w:tabs>
+        <w:ind w:left="5760" w:hanging="360"/>
+      </w:pPr>
+      <w:rPr>
+        <w:rFonts w:ascii="Wingdings" w:hAnsi="Wingdings" w:hint="default"/>
+        <w:sz w:val="20"/>
+      </w:rPr>
+    </w:lvl>
+    <w:lvl w:ilvl="8" w:tentative="1">
+      <w:start w:val="1"/>
+      <w:numFmt w:val="bullet"/>
+      <w:lvlText w:val=""/>
+      <w:lvlJc w:val="left"/>
+      <w:pPr>
+        <w:tabs>
+          <w:tab w:val="num" w:pos="6480"/>
+        </w:tabs>
+        <w:ind w:left="6480" w:hanging="360"/>
+      </w:pPr>
+      <w:rPr>
+        <w:rFonts w:ascii="Wingdings" w:hAnsi="Wingdings" w:hint="default"/>
+        <w:sz w:val="20"/>
+      </w:rPr>
+    </w:lvl>
+  </w:abstractNum>
+  <w:abstractNum w:abstractNumId="3" w15:restartNumberingAfterBreak="0">
+    <w:nsid w:val="2A786B59"/>
+    <w:multiLevelType w:val="multilevel"/>
+    <w:tmpl w:val="EEB05C28"/>
+    <w:lvl w:ilvl="0">
+      <w:start w:val="1"/>
+      <w:numFmt w:val="bullet"/>
+      <w:lvlText w:val=""/>
+      <w:lvlJc w:val="left"/>
+      <w:pPr>
+        <w:tabs>
+          <w:tab w:val="num" w:pos="720"/>
+        </w:tabs>
+        <w:ind w:left="720" w:hanging="360"/>
+      </w:pPr>
+      <w:rPr>
+        <w:rFonts w:ascii="Symbol" w:hAnsi="Symbol" w:hint="default"/>
+        <w:sz w:val="20"/>
+      </w:rPr>
+    </w:lvl>
+    <w:lvl w:ilvl="1" w:tentative="1">
+      <w:start w:val="1"/>
+      <w:numFmt w:val="bullet"/>
+      <w:lvlText w:val="o"/>
+      <w:lvlJc w:val="left"/>
+      <w:pPr>
+        <w:tabs>
+          <w:tab w:val="num" w:pos="1440"/>
+        </w:tabs>
+        <w:ind w:left="1440" w:hanging="360"/>
+      </w:pPr>
+      <w:rPr>
+        <w:rFonts w:ascii="Courier New" w:hAnsi="Courier New" w:hint="default"/>
+        <w:sz w:val="20"/>
+      </w:rPr>
+    </w:lvl>
+    <w:lvl w:ilvl="2" w:tentative="1">
+      <w:start w:val="1"/>
+      <w:numFmt w:val="bullet"/>
+      <w:lvlText w:val=""/>
+      <w:lvlJc w:val="left"/>
+      <w:pPr>
+        <w:tabs>
+          <w:tab w:val="num" w:pos="2160"/>
+        </w:tabs>
+        <w:ind w:left="2160" w:hanging="360"/>
+      </w:pPr>
+      <w:rPr>
+        <w:rFonts w:ascii="Wingdings" w:hAnsi="Wingdings" w:hint="default"/>
+        <w:sz w:val="20"/>
+      </w:rPr>
+    </w:lvl>
+    <w:lvl w:ilvl="3" w:tentative="1">
+      <w:start w:val="1"/>
+      <w:numFmt w:val="bullet"/>
+      <w:lvlText w:val=""/>
+      <w:lvlJc w:val="left"/>
+      <w:pPr>
+        <w:tabs>
+          <w:tab w:val="num" w:pos="2880"/>
+        </w:tabs>
+        <w:ind w:left="2880" w:hanging="360"/>
+      </w:pPr>
+      <w:rPr>
+        <w:rFonts w:ascii="Wingdings" w:hAnsi="Wingdings" w:hint="default"/>
+        <w:sz w:val="20"/>
+      </w:rPr>
+    </w:lvl>
+    <w:lvl w:ilvl="4" w:tentative="1">
+      <w:start w:val="1"/>
+      <w:numFmt w:val="bullet"/>
+      <w:lvlText w:val=""/>
+      <w:lvlJc w:val="left"/>
+      <w:pPr>
+        <w:tabs>
+          <w:tab w:val="num" w:pos="3600"/>
+        </w:tabs>
+        <w:ind w:left="3600" w:hanging="360"/>
+      </w:pPr>
+      <w:rPr>
+        <w:rFonts w:ascii="Wingdings" w:hAnsi="Wingdings" w:hint="default"/>
+        <w:sz w:val="20"/>
+      </w:rPr>
+    </w:lvl>
+    <w:lvl w:ilvl="5" w:tentative="1">
+      <w:start w:val="1"/>
+      <w:numFmt w:val="bullet"/>
+      <w:lvlText w:val=""/>
+      <w:lvlJc w:val="left"/>
+      <w:pPr>
+        <w:tabs>
+          <w:tab w:val="num" w:pos="4320"/>
+        </w:tabs>
+        <w:ind w:left="4320" w:hanging="360"/>
+      </w:pPr>
+      <w:rPr>
+        <w:rFonts w:ascii="Wingdings" w:hAnsi="Wingdings" w:hint="default"/>
+        <w:sz w:val="20"/>
+      </w:rPr>
+    </w:lvl>
+    <w:lvl w:ilvl="6" w:tentative="1">
+      <w:start w:val="1"/>
+      <w:numFmt w:val="bullet"/>
+      <w:lvlText w:val=""/>
+      <w:lvlJc w:val="left"/>
+      <w:pPr>
+        <w:tabs>
+          <w:tab w:val="num" w:pos="5040"/>
+        </w:tabs>
+        <w:ind w:left="5040" w:hanging="360"/>
+      </w:pPr>
+      <w:rPr>
+        <w:rFonts w:ascii="Wingdings" w:hAnsi="Wingdings" w:hint="default"/>
+        <w:sz w:val="20"/>
+      </w:rPr>
+    </w:lvl>
+    <w:lvl w:ilvl="7" w:tentative="1">
+      <w:start w:val="1"/>
+      <w:numFmt w:val="bullet"/>
+      <w:lvlText w:val=""/>
+      <w:lvlJc w:val="left"/>
+      <w:pPr>
+        <w:tabs>
+          <w:tab w:val="num" w:pos="5760"/>
+        </w:tabs>
+        <w:ind w:left="5760" w:hanging="360"/>
+      </w:pPr>
+      <w:rPr>
+        <w:rFonts w:ascii="Wingdings" w:hAnsi="Wingdings" w:hint="default"/>
+        <w:sz w:val="20"/>
+      </w:rPr>
+    </w:lvl>
+    <w:lvl w:ilvl="8" w:tentative="1">
+      <w:start w:val="1"/>
+      <w:numFmt w:val="bullet"/>
+      <w:lvlText w:val=""/>
+      <w:lvlJc w:val="left"/>
+      <w:pPr>
+        <w:tabs>
+          <w:tab w:val="num" w:pos="6480"/>
+        </w:tabs>
+        <w:ind w:left="6480" w:hanging="360"/>
+      </w:pPr>
+      <w:rPr>
+        <w:rFonts w:ascii="Wingdings" w:hAnsi="Wingdings" w:hint="default"/>
+        <w:sz w:val="20"/>
+      </w:rPr>
+    </w:lvl>
+  </w:abstractNum>
+  <w:abstractNum w:abstractNumId="4" w15:restartNumberingAfterBreak="0">
+    <w:nsid w:val="2B1175D3"/>
+    <w:multiLevelType w:val="multilevel"/>
+    <w:tmpl w:val="06541574"/>
+    <w:lvl w:ilvl="0">
+      <w:start w:val="1"/>
+      <w:numFmt w:val="bullet"/>
+      <w:lvlText w:val=""/>
+      <w:lvlJc w:val="left"/>
+      <w:pPr>
+        <w:tabs>
+          <w:tab w:val="num" w:pos="720"/>
+        </w:tabs>
+        <w:ind w:left="720" w:hanging="360"/>
+      </w:pPr>
+      <w:rPr>
+        <w:rFonts w:ascii="Symbol" w:hAnsi="Symbol" w:hint="default"/>
+        <w:sz w:val="20"/>
+      </w:rPr>
+    </w:lvl>
+    <w:lvl w:ilvl="1" w:tentative="1">
+      <w:start w:val="1"/>
+      <w:numFmt w:val="bullet"/>
+      <w:lvlText w:val="o"/>
+      <w:lvlJc w:val="left"/>
+      <w:pPr>
+        <w:tabs>
+          <w:tab w:val="num" w:pos="1440"/>
+        </w:tabs>
+        <w:ind w:left="1440" w:hanging="360"/>
+      </w:pPr>
+      <w:rPr>
+        <w:rFonts w:ascii="Courier New" w:hAnsi="Courier New" w:hint="default"/>
+        <w:sz w:val="20"/>
+      </w:rPr>
+    </w:lvl>
+    <w:lvl w:ilvl="2" w:tentative="1">
+      <w:start w:val="1"/>
+      <w:numFmt w:val="bullet"/>
+      <w:lvlText w:val=""/>
+      <w:lvlJc w:val="left"/>
+      <w:pPr>
+        <w:tabs>
+          <w:tab w:val="num" w:pos="2160"/>
+        </w:tabs>
+        <w:ind w:left="2160" w:hanging="360"/>
+      </w:pPr>
+      <w:rPr>
+        <w:rFonts w:ascii="Wingdings" w:hAnsi="Wingdings" w:hint="default"/>
+        <w:sz w:val="20"/>
+      </w:rPr>
+    </w:lvl>
+    <w:lvl w:ilvl="3" w:tentative="1">
+      <w:start w:val="1"/>
+      <w:numFmt w:val="bullet"/>
+      <w:lvlText w:val=""/>
+      <w:lvlJc w:val="left"/>
+      <w:pPr>
+        <w:tabs>
+          <w:tab w:val="num" w:pos="2880"/>
+        </w:tabs>
+        <w:ind w:left="2880" w:hanging="360"/>
+      </w:pPr>
+      <w:rPr>
+        <w:rFonts w:ascii="Wingdings" w:hAnsi="Wingdings" w:hint="default"/>
+        <w:sz w:val="20"/>
+      </w:rPr>
+    </w:lvl>
+    <w:lvl w:ilvl="4" w:tentative="1">
+      <w:start w:val="1"/>
+      <w:numFmt w:val="bullet"/>
+      <w:lvlText w:val=""/>
+      <w:lvlJc w:val="left"/>
+      <w:pPr>
+        <w:tabs>
+          <w:tab w:val="num" w:pos="3600"/>
+        </w:tabs>
+        <w:ind w:left="3600" w:hanging="360"/>
+      </w:pPr>
+      <w:rPr>
+        <w:rFonts w:ascii="Wingdings" w:hAnsi="Wingdings" w:hint="default"/>
+        <w:sz w:val="20"/>
+      </w:rPr>
+    </w:lvl>
+    <w:lvl w:ilvl="5" w:tentative="1">
+      <w:start w:val="1"/>
+      <w:numFmt w:val="bullet"/>
+      <w:lvlText w:val=""/>
+      <w:lvlJc w:val="left"/>
+      <w:pPr>
+        <w:tabs>
+          <w:tab w:val="num" w:pos="4320"/>
+        </w:tabs>
+        <w:ind w:left="4320" w:hanging="360"/>
+      </w:pPr>
+      <w:rPr>
+        <w:rFonts w:ascii="Wingdings" w:hAnsi="Wingdings" w:hint="default"/>
+        <w:sz w:val="20"/>
+      </w:rPr>
+    </w:lvl>
+    <w:lvl w:ilvl="6" w:tentative="1">
+      <w:start w:val="1"/>
+      <w:numFmt w:val="bullet"/>
+      <w:lvlText w:val=""/>
+      <w:lvlJc w:val="left"/>
+      <w:pPr>
+        <w:tabs>
+          <w:tab w:val="num" w:pos="5040"/>
+        </w:tabs>
+        <w:ind w:left="5040" w:hanging="360"/>
+      </w:pPr>
+      <w:rPr>
+        <w:rFonts w:ascii="Wingdings" w:hAnsi="Wingdings" w:hint="default"/>
+        <w:sz w:val="20"/>
+      </w:rPr>
+    </w:lvl>
+    <w:lvl w:ilvl="7" w:tentative="1">
+      <w:start w:val="1"/>
+      <w:numFmt w:val="bullet"/>
+      <w:lvlText w:val=""/>
+      <w:lvlJc w:val="left"/>
+      <w:pPr>
+        <w:tabs>
+          <w:tab w:val="num" w:pos="5760"/>
+        </w:tabs>
+        <w:ind w:left="5760" w:hanging="360"/>
+      </w:pPr>
+      <w:rPr>
+        <w:rFonts w:ascii="Wingdings" w:hAnsi="Wingdings" w:hint="default"/>
+        <w:sz w:val="20"/>
+      </w:rPr>
+    </w:lvl>
+    <w:lvl w:ilvl="8" w:tentative="1">
+      <w:start w:val="1"/>
+      <w:numFmt w:val="bullet"/>
+      <w:lvlText w:val=""/>
+      <w:lvlJc w:val="left"/>
+      <w:pPr>
+        <w:tabs>
+          <w:tab w:val="num" w:pos="6480"/>
+        </w:tabs>
+        <w:ind w:left="6480" w:hanging="360"/>
+      </w:pPr>
+      <w:rPr>
+        <w:rFonts w:ascii="Wingdings" w:hAnsi="Wingdings" w:hint="default"/>
+        <w:sz w:val="20"/>
+      </w:rPr>
+    </w:lvl>
+  </w:abstractNum>
+  <w:abstractNum w:abstractNumId="5" w15:restartNumberingAfterBreak="0">
+    <w:nsid w:val="2D7175FA"/>
+    <w:multiLevelType w:val="multilevel"/>
+    <w:tmpl w:val="9C7CAB7C"/>
+    <w:lvl w:ilvl="0">
+      <w:start w:val="1"/>
+      <w:numFmt w:val="bullet"/>
+      <w:lvlText w:val=""/>
+      <w:lvlJc w:val="left"/>
+      <w:pPr>
+        <w:tabs>
+          <w:tab w:val="num" w:pos="720"/>
+        </w:tabs>
+        <w:ind w:left="720" w:hanging="360"/>
+      </w:pPr>
+      <w:rPr>
+        <w:rFonts w:ascii="Symbol" w:hAnsi="Symbol" w:hint="default"/>
+        <w:sz w:val="20"/>
+      </w:rPr>
+    </w:lvl>
+    <w:lvl w:ilvl="1" w:tentative="1">
+      <w:start w:val="1"/>
+      <w:numFmt w:val="bullet"/>
+      <w:lvlText w:val="o"/>
+      <w:lvlJc w:val="left"/>
+      <w:pPr>
+        <w:tabs>
+          <w:tab w:val="num" w:pos="1440"/>
+        </w:tabs>
+        <w:ind w:left="1440" w:hanging="360"/>
+      </w:pPr>
+      <w:rPr>
+        <w:rFonts w:ascii="Courier New" w:hAnsi="Courier New" w:hint="default"/>
+        <w:sz w:val="20"/>
+      </w:rPr>
+    </w:lvl>
+    <w:lvl w:ilvl="2" w:tentative="1">
+      <w:start w:val="1"/>
+      <w:numFmt w:val="bullet"/>
+      <w:lvlText w:val=""/>
+      <w:lvlJc w:val="left"/>
+      <w:pPr>
+        <w:tabs>
+          <w:tab w:val="num" w:pos="2160"/>
+        </w:tabs>
+        <w:ind w:left="2160" w:hanging="360"/>
+      </w:pPr>
+      <w:rPr>
+        <w:rFonts w:ascii="Wingdings" w:hAnsi="Wingdings" w:hint="default"/>
+        <w:sz w:val="20"/>
+      </w:rPr>
+    </w:lvl>
+    <w:lvl w:ilvl="3" w:tentative="1">
+      <w:start w:val="1"/>
+      <w:numFmt w:val="bullet"/>
+      <w:lvlText w:val=""/>
+      <w:lvlJc w:val="left"/>
+      <w:pPr>
+        <w:tabs>
+          <w:tab w:val="num" w:pos="2880"/>
+        </w:tabs>
+        <w:ind w:left="2880" w:hanging="360"/>
+      </w:pPr>
+      <w:rPr>
+        <w:rFonts w:ascii="Wingdings" w:hAnsi="Wingdings" w:hint="default"/>
+        <w:sz w:val="20"/>
+      </w:rPr>
+    </w:lvl>
+    <w:lvl w:ilvl="4" w:tentative="1">
+      <w:start w:val="1"/>
+      <w:numFmt w:val="bullet"/>
+      <w:lvlText w:val=""/>
+      <w:lvlJc w:val="left"/>
+      <w:pPr>
+        <w:tabs>
+          <w:tab w:val="num" w:pos="3600"/>
+        </w:tabs>
+        <w:ind w:left="3600" w:hanging="360"/>
+      </w:pPr>
+      <w:rPr>
+        <w:rFonts w:ascii="Wingdings" w:hAnsi="Wingdings" w:hint="default"/>
+        <w:sz w:val="20"/>
+      </w:rPr>
+    </w:lvl>
+    <w:lvl w:ilvl="5" w:tentative="1">
+      <w:start w:val="1"/>
+      <w:numFmt w:val="bullet"/>
+      <w:lvlText w:val=""/>
+      <w:lvlJc w:val="left"/>
+      <w:pPr>
+        <w:tabs>
+          <w:tab w:val="num" w:pos="4320"/>
+        </w:tabs>
+        <w:ind w:left="4320" w:hanging="360"/>
+      </w:pPr>
+      <w:rPr>
+        <w:rFonts w:ascii="Wingdings" w:hAnsi="Wingdings" w:hint="default"/>
+        <w:sz w:val="20"/>
+      </w:rPr>
+    </w:lvl>
+    <w:lvl w:ilvl="6" w:tentative="1">
+      <w:start w:val="1"/>
+      <w:numFmt w:val="bullet"/>
+      <w:lvlText w:val=""/>
+      <w:lvlJc w:val="left"/>
+      <w:pPr>
+        <w:tabs>
+          <w:tab w:val="num" w:pos="5040"/>
+        </w:tabs>
+        <w:ind w:left="5040" w:hanging="360"/>
+      </w:pPr>
+      <w:rPr>
+        <w:rFonts w:ascii="Wingdings" w:hAnsi="Wingdings" w:hint="default"/>
+        <w:sz w:val="20"/>
+      </w:rPr>
+    </w:lvl>
+    <w:lvl w:ilvl="7" w:tentative="1">
+      <w:start w:val="1"/>
+      <w:numFmt w:val="bullet"/>
+      <w:lvlText w:val=""/>
+      <w:lvlJc w:val="left"/>
+      <w:pPr>
+        <w:tabs>
+          <w:tab w:val="num" w:pos="5760"/>
+        </w:tabs>
+        <w:ind w:left="5760" w:hanging="360"/>
+      </w:pPr>
+      <w:rPr>
+        <w:rFonts w:ascii="Wingdings" w:hAnsi="Wingdings" w:hint="default"/>
+        <w:sz w:val="20"/>
+      </w:rPr>
+    </w:lvl>
+    <w:lvl w:ilvl="8" w:tentative="1">
+      <w:start w:val="1"/>
+      <w:numFmt w:val="bullet"/>
+      <w:lvlText w:val=""/>
+      <w:lvlJc w:val="left"/>
+      <w:pPr>
+        <w:tabs>
+          <w:tab w:val="num" w:pos="6480"/>
+        </w:tabs>
+        <w:ind w:left="6480" w:hanging="360"/>
+      </w:pPr>
+      <w:rPr>
+        <w:rFonts w:ascii="Wingdings" w:hAnsi="Wingdings" w:hint="default"/>
+        <w:sz w:val="20"/>
+      </w:rPr>
+    </w:lvl>
+  </w:abstractNum>
+  <w:abstractNum w:abstractNumId="6" w15:restartNumberingAfterBreak="0">
+    <w:nsid w:val="365C1BD3"/>
+    <w:multiLevelType w:val="multilevel"/>
+    <w:tmpl w:val="3FBC88A4"/>
+    <w:lvl w:ilvl="0">
+      <w:start w:val="1"/>
+      <w:numFmt w:val="bullet"/>
+      <w:lvlText w:val=""/>
+      <w:lvlJc w:val="left"/>
+      <w:pPr>
+        <w:tabs>
+          <w:tab w:val="num" w:pos="720"/>
+        </w:tabs>
+        <w:ind w:left="720" w:hanging="360"/>
+      </w:pPr>
+      <w:rPr>
+        <w:rFonts w:ascii="Symbol" w:hAnsi="Symbol" w:hint="default"/>
+        <w:sz w:val="20"/>
+      </w:rPr>
+    </w:lvl>
+    <w:lvl w:ilvl="1" w:tentative="1">
+      <w:start w:val="1"/>
+      <w:numFmt w:val="bullet"/>
+      <w:lvlText w:val="o"/>
+      <w:lvlJc w:val="left"/>
+      <w:pPr>
+        <w:tabs>
+          <w:tab w:val="num" w:pos="1440"/>
+        </w:tabs>
+        <w:ind w:left="1440" w:hanging="360"/>
+      </w:pPr>
+      <w:rPr>
+        <w:rFonts w:ascii="Courier New" w:hAnsi="Courier New" w:hint="default"/>
+        <w:sz w:val="20"/>
+      </w:rPr>
+    </w:lvl>
+    <w:lvl w:ilvl="2" w:tentative="1">
+      <w:start w:val="1"/>
+      <w:numFmt w:val="bullet"/>
+      <w:lvlText w:val=""/>
+      <w:lvlJc w:val="left"/>
+      <w:pPr>
+        <w:tabs>
+          <w:tab w:val="num" w:pos="2160"/>
+        </w:tabs>
+        <w:ind w:left="2160" w:hanging="360"/>
+      </w:pPr>
+      <w:rPr>
+        <w:rFonts w:ascii="Wingdings" w:hAnsi="Wingdings" w:hint="default"/>
+        <w:sz w:val="20"/>
+      </w:rPr>
+    </w:lvl>
+    <w:lvl w:ilvl="3" w:tentative="1">
+      <w:start w:val="1"/>
+      <w:numFmt w:val="bullet"/>
+      <w:lvlText w:val=""/>
+      <w:lvlJc w:val="left"/>
+      <w:pPr>
+        <w:tabs>
+          <w:tab w:val="num" w:pos="2880"/>
+        </w:tabs>
+        <w:ind w:left="2880" w:hanging="360"/>
+      </w:pPr>
+      <w:rPr>
+        <w:rFonts w:ascii="Wingdings" w:hAnsi="Wingdings" w:hint="default"/>
+        <w:sz w:val="20"/>
+      </w:rPr>
+    </w:lvl>
+    <w:lvl w:ilvl="4" w:tentative="1">
+      <w:start w:val="1"/>
+      <w:numFmt w:val="bullet"/>
+      <w:lvlText w:val=""/>
+      <w:lvlJc w:val="left"/>
+      <w:pPr>
+        <w:tabs>
+          <w:tab w:val="num" w:pos="3600"/>
+        </w:tabs>
+        <w:ind w:left="3600" w:hanging="360"/>
+      </w:pPr>
+      <w:rPr>
+        <w:rFonts w:ascii="Wingdings" w:hAnsi="Wingdings" w:hint="default"/>
+        <w:sz w:val="20"/>
+      </w:rPr>
+    </w:lvl>
+    <w:lvl w:ilvl="5" w:tentative="1">
+      <w:start w:val="1"/>
+      <w:numFmt w:val="bullet"/>
+      <w:lvlText w:val=""/>
+      <w:lvlJc w:val="left"/>
+      <w:pPr>
+        <w:tabs>
+          <w:tab w:val="num" w:pos="4320"/>
+        </w:tabs>
+        <w:ind w:left="4320" w:hanging="360"/>
+      </w:pPr>
+      <w:rPr>
+        <w:rFonts w:ascii="Wingdings" w:hAnsi="Wingdings" w:hint="default"/>
+        <w:sz w:val="20"/>
+      </w:rPr>
+    </w:lvl>
+    <w:lvl w:ilvl="6" w:tentative="1">
+      <w:start w:val="1"/>
+      <w:numFmt w:val="bullet"/>
+      <w:lvlText w:val=""/>
+      <w:lvlJc w:val="left"/>
+      <w:pPr>
+        <w:tabs>
+          <w:tab w:val="num" w:pos="5040"/>
+        </w:tabs>
+        <w:ind w:left="5040" w:hanging="360"/>
+      </w:pPr>
+      <w:rPr>
+        <w:rFonts w:ascii="Wingdings" w:hAnsi="Wingdings" w:hint="default"/>
+        <w:sz w:val="20"/>
+      </w:rPr>
+    </w:lvl>
+    <w:lvl w:ilvl="7" w:tentative="1">
+      <w:start w:val="1"/>
+      <w:numFmt w:val="bullet"/>
+      <w:lvlText w:val=""/>
+      <w:lvlJc w:val="left"/>
+      <w:pPr>
+        <w:tabs>
+          <w:tab w:val="num" w:pos="5760"/>
+        </w:tabs>
+        <w:ind w:left="5760" w:hanging="360"/>
+      </w:pPr>
+      <w:rPr>
+        <w:rFonts w:ascii="Wingdings" w:hAnsi="Wingdings" w:hint="default"/>
+        <w:sz w:val="20"/>
+      </w:rPr>
+    </w:lvl>
+    <w:lvl w:ilvl="8" w:tentative="1">
+      <w:start w:val="1"/>
+      <w:numFmt w:val="bullet"/>
+      <w:lvlText w:val=""/>
+      <w:lvlJc w:val="left"/>
+      <w:pPr>
+        <w:tabs>
+          <w:tab w:val="num" w:pos="6480"/>
+        </w:tabs>
+        <w:ind w:left="6480" w:hanging="360"/>
+      </w:pPr>
+      <w:rPr>
+        <w:rFonts w:ascii="Wingdings" w:hAnsi="Wingdings" w:hint="default"/>
+        <w:sz w:val="20"/>
+      </w:rPr>
+    </w:lvl>
+  </w:abstractNum>
+  <w:abstractNum w:abstractNumId="7" w15:restartNumberingAfterBreak="0">
     <w:nsid w:val="37AB69F0"/>
     <w:multiLevelType w:val="hybridMultilevel"/>
     <w:tmpl w:val="DA0EE522"/>
@@ -4682,7 +9781,603 @@
       </w:pPr>
     </w:lvl>
   </w:abstractNum>
-  <w:abstractNum w:abstractNumId="1" w15:restartNumberingAfterBreak="0">
+  <w:abstractNum w:abstractNumId="8" w15:restartNumberingAfterBreak="0">
+    <w:nsid w:val="3D330D6A"/>
+    <w:multiLevelType w:val="multilevel"/>
+    <w:tmpl w:val="77F2E3AE"/>
+    <w:lvl w:ilvl="0">
+      <w:start w:val="1"/>
+      <w:numFmt w:val="bullet"/>
+      <w:lvlText w:val=""/>
+      <w:lvlJc w:val="left"/>
+      <w:pPr>
+        <w:tabs>
+          <w:tab w:val="num" w:pos="720"/>
+        </w:tabs>
+        <w:ind w:left="720" w:hanging="360"/>
+      </w:pPr>
+      <w:rPr>
+        <w:rFonts w:ascii="Symbol" w:hAnsi="Symbol" w:hint="default"/>
+        <w:sz w:val="20"/>
+      </w:rPr>
+    </w:lvl>
+    <w:lvl w:ilvl="1" w:tentative="1">
+      <w:start w:val="1"/>
+      <w:numFmt w:val="bullet"/>
+      <w:lvlText w:val="o"/>
+      <w:lvlJc w:val="left"/>
+      <w:pPr>
+        <w:tabs>
+          <w:tab w:val="num" w:pos="1440"/>
+        </w:tabs>
+        <w:ind w:left="1440" w:hanging="360"/>
+      </w:pPr>
+      <w:rPr>
+        <w:rFonts w:ascii="Courier New" w:hAnsi="Courier New" w:hint="default"/>
+        <w:sz w:val="20"/>
+      </w:rPr>
+    </w:lvl>
+    <w:lvl w:ilvl="2" w:tentative="1">
+      <w:start w:val="1"/>
+      <w:numFmt w:val="bullet"/>
+      <w:lvlText w:val=""/>
+      <w:lvlJc w:val="left"/>
+      <w:pPr>
+        <w:tabs>
+          <w:tab w:val="num" w:pos="2160"/>
+        </w:tabs>
+        <w:ind w:left="2160" w:hanging="360"/>
+      </w:pPr>
+      <w:rPr>
+        <w:rFonts w:ascii="Wingdings" w:hAnsi="Wingdings" w:hint="default"/>
+        <w:sz w:val="20"/>
+      </w:rPr>
+    </w:lvl>
+    <w:lvl w:ilvl="3" w:tentative="1">
+      <w:start w:val="1"/>
+      <w:numFmt w:val="bullet"/>
+      <w:lvlText w:val=""/>
+      <w:lvlJc w:val="left"/>
+      <w:pPr>
+        <w:tabs>
+          <w:tab w:val="num" w:pos="2880"/>
+        </w:tabs>
+        <w:ind w:left="2880" w:hanging="360"/>
+      </w:pPr>
+      <w:rPr>
+        <w:rFonts w:ascii="Wingdings" w:hAnsi="Wingdings" w:hint="default"/>
+        <w:sz w:val="20"/>
+      </w:rPr>
+    </w:lvl>
+    <w:lvl w:ilvl="4" w:tentative="1">
+      <w:start w:val="1"/>
+      <w:numFmt w:val="bullet"/>
+      <w:lvlText w:val=""/>
+      <w:lvlJc w:val="left"/>
+      <w:pPr>
+        <w:tabs>
+          <w:tab w:val="num" w:pos="3600"/>
+        </w:tabs>
+        <w:ind w:left="3600" w:hanging="360"/>
+      </w:pPr>
+      <w:rPr>
+        <w:rFonts w:ascii="Wingdings" w:hAnsi="Wingdings" w:hint="default"/>
+        <w:sz w:val="20"/>
+      </w:rPr>
+    </w:lvl>
+    <w:lvl w:ilvl="5" w:tentative="1">
+      <w:start w:val="1"/>
+      <w:numFmt w:val="bullet"/>
+      <w:lvlText w:val=""/>
+      <w:lvlJc w:val="left"/>
+      <w:pPr>
+        <w:tabs>
+          <w:tab w:val="num" w:pos="4320"/>
+        </w:tabs>
+        <w:ind w:left="4320" w:hanging="360"/>
+      </w:pPr>
+      <w:rPr>
+        <w:rFonts w:ascii="Wingdings" w:hAnsi="Wingdings" w:hint="default"/>
+        <w:sz w:val="20"/>
+      </w:rPr>
+    </w:lvl>
+    <w:lvl w:ilvl="6" w:tentative="1">
+      <w:start w:val="1"/>
+      <w:numFmt w:val="bullet"/>
+      <w:lvlText w:val=""/>
+      <w:lvlJc w:val="left"/>
+      <w:pPr>
+        <w:tabs>
+          <w:tab w:val="num" w:pos="5040"/>
+        </w:tabs>
+        <w:ind w:left="5040" w:hanging="360"/>
+      </w:pPr>
+      <w:rPr>
+        <w:rFonts w:ascii="Wingdings" w:hAnsi="Wingdings" w:hint="default"/>
+        <w:sz w:val="20"/>
+      </w:rPr>
+    </w:lvl>
+    <w:lvl w:ilvl="7" w:tentative="1">
+      <w:start w:val="1"/>
+      <w:numFmt w:val="bullet"/>
+      <w:lvlText w:val=""/>
+      <w:lvlJc w:val="left"/>
+      <w:pPr>
+        <w:tabs>
+          <w:tab w:val="num" w:pos="5760"/>
+        </w:tabs>
+        <w:ind w:left="5760" w:hanging="360"/>
+      </w:pPr>
+      <w:rPr>
+        <w:rFonts w:ascii="Wingdings" w:hAnsi="Wingdings" w:hint="default"/>
+        <w:sz w:val="20"/>
+      </w:rPr>
+    </w:lvl>
+    <w:lvl w:ilvl="8" w:tentative="1">
+      <w:start w:val="1"/>
+      <w:numFmt w:val="bullet"/>
+      <w:lvlText w:val=""/>
+      <w:lvlJc w:val="left"/>
+      <w:pPr>
+        <w:tabs>
+          <w:tab w:val="num" w:pos="6480"/>
+        </w:tabs>
+        <w:ind w:left="6480" w:hanging="360"/>
+      </w:pPr>
+      <w:rPr>
+        <w:rFonts w:ascii="Wingdings" w:hAnsi="Wingdings" w:hint="default"/>
+        <w:sz w:val="20"/>
+      </w:rPr>
+    </w:lvl>
+  </w:abstractNum>
+  <w:abstractNum w:abstractNumId="9" w15:restartNumberingAfterBreak="0">
+    <w:nsid w:val="46057B3A"/>
+    <w:multiLevelType w:val="multilevel"/>
+    <w:tmpl w:val="86341600"/>
+    <w:lvl w:ilvl="0">
+      <w:start w:val="1"/>
+      <w:numFmt w:val="bullet"/>
+      <w:lvlText w:val=""/>
+      <w:lvlJc w:val="left"/>
+      <w:pPr>
+        <w:tabs>
+          <w:tab w:val="num" w:pos="720"/>
+        </w:tabs>
+        <w:ind w:left="720" w:hanging="360"/>
+      </w:pPr>
+      <w:rPr>
+        <w:rFonts w:ascii="Symbol" w:hAnsi="Symbol" w:hint="default"/>
+        <w:sz w:val="20"/>
+      </w:rPr>
+    </w:lvl>
+    <w:lvl w:ilvl="1" w:tentative="1">
+      <w:start w:val="1"/>
+      <w:numFmt w:val="bullet"/>
+      <w:lvlText w:val="o"/>
+      <w:lvlJc w:val="left"/>
+      <w:pPr>
+        <w:tabs>
+          <w:tab w:val="num" w:pos="1440"/>
+        </w:tabs>
+        <w:ind w:left="1440" w:hanging="360"/>
+      </w:pPr>
+      <w:rPr>
+        <w:rFonts w:ascii="Courier New" w:hAnsi="Courier New" w:hint="default"/>
+        <w:sz w:val="20"/>
+      </w:rPr>
+    </w:lvl>
+    <w:lvl w:ilvl="2" w:tentative="1">
+      <w:start w:val="1"/>
+      <w:numFmt w:val="bullet"/>
+      <w:lvlText w:val=""/>
+      <w:lvlJc w:val="left"/>
+      <w:pPr>
+        <w:tabs>
+          <w:tab w:val="num" w:pos="2160"/>
+        </w:tabs>
+        <w:ind w:left="2160" w:hanging="360"/>
+      </w:pPr>
+      <w:rPr>
+        <w:rFonts w:ascii="Wingdings" w:hAnsi="Wingdings" w:hint="default"/>
+        <w:sz w:val="20"/>
+      </w:rPr>
+    </w:lvl>
+    <w:lvl w:ilvl="3" w:tentative="1">
+      <w:start w:val="1"/>
+      <w:numFmt w:val="bullet"/>
+      <w:lvlText w:val=""/>
+      <w:lvlJc w:val="left"/>
+      <w:pPr>
+        <w:tabs>
+          <w:tab w:val="num" w:pos="2880"/>
+        </w:tabs>
+        <w:ind w:left="2880" w:hanging="360"/>
+      </w:pPr>
+      <w:rPr>
+        <w:rFonts w:ascii="Wingdings" w:hAnsi="Wingdings" w:hint="default"/>
+        <w:sz w:val="20"/>
+      </w:rPr>
+    </w:lvl>
+    <w:lvl w:ilvl="4" w:tentative="1">
+      <w:start w:val="1"/>
+      <w:numFmt w:val="bullet"/>
+      <w:lvlText w:val=""/>
+      <w:lvlJc w:val="left"/>
+      <w:pPr>
+        <w:tabs>
+          <w:tab w:val="num" w:pos="3600"/>
+        </w:tabs>
+        <w:ind w:left="3600" w:hanging="360"/>
+      </w:pPr>
+      <w:rPr>
+        <w:rFonts w:ascii="Wingdings" w:hAnsi="Wingdings" w:hint="default"/>
+        <w:sz w:val="20"/>
+      </w:rPr>
+    </w:lvl>
+    <w:lvl w:ilvl="5" w:tentative="1">
+      <w:start w:val="1"/>
+      <w:numFmt w:val="bullet"/>
+      <w:lvlText w:val=""/>
+      <w:lvlJc w:val="left"/>
+      <w:pPr>
+        <w:tabs>
+          <w:tab w:val="num" w:pos="4320"/>
+        </w:tabs>
+        <w:ind w:left="4320" w:hanging="360"/>
+      </w:pPr>
+      <w:rPr>
+        <w:rFonts w:ascii="Wingdings" w:hAnsi="Wingdings" w:hint="default"/>
+        <w:sz w:val="20"/>
+      </w:rPr>
+    </w:lvl>
+    <w:lvl w:ilvl="6" w:tentative="1">
+      <w:start w:val="1"/>
+      <w:numFmt w:val="bullet"/>
+      <w:lvlText w:val=""/>
+      <w:lvlJc w:val="left"/>
+      <w:pPr>
+        <w:tabs>
+          <w:tab w:val="num" w:pos="5040"/>
+        </w:tabs>
+        <w:ind w:left="5040" w:hanging="360"/>
+      </w:pPr>
+      <w:rPr>
+        <w:rFonts w:ascii="Wingdings" w:hAnsi="Wingdings" w:hint="default"/>
+        <w:sz w:val="20"/>
+      </w:rPr>
+    </w:lvl>
+    <w:lvl w:ilvl="7" w:tentative="1">
+      <w:start w:val="1"/>
+      <w:numFmt w:val="bullet"/>
+      <w:lvlText w:val=""/>
+      <w:lvlJc w:val="left"/>
+      <w:pPr>
+        <w:tabs>
+          <w:tab w:val="num" w:pos="5760"/>
+        </w:tabs>
+        <w:ind w:left="5760" w:hanging="360"/>
+      </w:pPr>
+      <w:rPr>
+        <w:rFonts w:ascii="Wingdings" w:hAnsi="Wingdings" w:hint="default"/>
+        <w:sz w:val="20"/>
+      </w:rPr>
+    </w:lvl>
+    <w:lvl w:ilvl="8" w:tentative="1">
+      <w:start w:val="1"/>
+      <w:numFmt w:val="bullet"/>
+      <w:lvlText w:val=""/>
+      <w:lvlJc w:val="left"/>
+      <w:pPr>
+        <w:tabs>
+          <w:tab w:val="num" w:pos="6480"/>
+        </w:tabs>
+        <w:ind w:left="6480" w:hanging="360"/>
+      </w:pPr>
+      <w:rPr>
+        <w:rFonts w:ascii="Wingdings" w:hAnsi="Wingdings" w:hint="default"/>
+        <w:sz w:val="20"/>
+      </w:rPr>
+    </w:lvl>
+  </w:abstractNum>
+  <w:abstractNum w:abstractNumId="10" w15:restartNumberingAfterBreak="0">
+    <w:nsid w:val="48B754A2"/>
+    <w:multiLevelType w:val="multilevel"/>
+    <w:tmpl w:val="07CC70BA"/>
+    <w:lvl w:ilvl="0">
+      <w:start w:val="1"/>
+      <w:numFmt w:val="bullet"/>
+      <w:lvlText w:val=""/>
+      <w:lvlJc w:val="left"/>
+      <w:pPr>
+        <w:tabs>
+          <w:tab w:val="num" w:pos="720"/>
+        </w:tabs>
+        <w:ind w:left="720" w:hanging="360"/>
+      </w:pPr>
+      <w:rPr>
+        <w:rFonts w:ascii="Symbol" w:hAnsi="Symbol" w:hint="default"/>
+        <w:sz w:val="20"/>
+      </w:rPr>
+    </w:lvl>
+    <w:lvl w:ilvl="1" w:tentative="1">
+      <w:start w:val="1"/>
+      <w:numFmt w:val="bullet"/>
+      <w:lvlText w:val="o"/>
+      <w:lvlJc w:val="left"/>
+      <w:pPr>
+        <w:tabs>
+          <w:tab w:val="num" w:pos="1440"/>
+        </w:tabs>
+        <w:ind w:left="1440" w:hanging="360"/>
+      </w:pPr>
+      <w:rPr>
+        <w:rFonts w:ascii="Courier New" w:hAnsi="Courier New" w:hint="default"/>
+        <w:sz w:val="20"/>
+      </w:rPr>
+    </w:lvl>
+    <w:lvl w:ilvl="2" w:tentative="1">
+      <w:start w:val="1"/>
+      <w:numFmt w:val="bullet"/>
+      <w:lvlText w:val=""/>
+      <w:lvlJc w:val="left"/>
+      <w:pPr>
+        <w:tabs>
+          <w:tab w:val="num" w:pos="2160"/>
+        </w:tabs>
+        <w:ind w:left="2160" w:hanging="360"/>
+      </w:pPr>
+      <w:rPr>
+        <w:rFonts w:ascii="Wingdings" w:hAnsi="Wingdings" w:hint="default"/>
+        <w:sz w:val="20"/>
+      </w:rPr>
+    </w:lvl>
+    <w:lvl w:ilvl="3" w:tentative="1">
+      <w:start w:val="1"/>
+      <w:numFmt w:val="bullet"/>
+      <w:lvlText w:val=""/>
+      <w:lvlJc w:val="left"/>
+      <w:pPr>
+        <w:tabs>
+          <w:tab w:val="num" w:pos="2880"/>
+        </w:tabs>
+        <w:ind w:left="2880" w:hanging="360"/>
+      </w:pPr>
+      <w:rPr>
+        <w:rFonts w:ascii="Wingdings" w:hAnsi="Wingdings" w:hint="default"/>
+        <w:sz w:val="20"/>
+      </w:rPr>
+    </w:lvl>
+    <w:lvl w:ilvl="4" w:tentative="1">
+      <w:start w:val="1"/>
+      <w:numFmt w:val="bullet"/>
+      <w:lvlText w:val=""/>
+      <w:lvlJc w:val="left"/>
+      <w:pPr>
+        <w:tabs>
+          <w:tab w:val="num" w:pos="3600"/>
+        </w:tabs>
+        <w:ind w:left="3600" w:hanging="360"/>
+      </w:pPr>
+      <w:rPr>
+        <w:rFonts w:ascii="Wingdings" w:hAnsi="Wingdings" w:hint="default"/>
+        <w:sz w:val="20"/>
+      </w:rPr>
+    </w:lvl>
+    <w:lvl w:ilvl="5" w:tentative="1">
+      <w:start w:val="1"/>
+      <w:numFmt w:val="bullet"/>
+      <w:lvlText w:val=""/>
+      <w:lvlJc w:val="left"/>
+      <w:pPr>
+        <w:tabs>
+          <w:tab w:val="num" w:pos="4320"/>
+        </w:tabs>
+        <w:ind w:left="4320" w:hanging="360"/>
+      </w:pPr>
+      <w:rPr>
+        <w:rFonts w:ascii="Wingdings" w:hAnsi="Wingdings" w:hint="default"/>
+        <w:sz w:val="20"/>
+      </w:rPr>
+    </w:lvl>
+    <w:lvl w:ilvl="6" w:tentative="1">
+      <w:start w:val="1"/>
+      <w:numFmt w:val="bullet"/>
+      <w:lvlText w:val=""/>
+      <w:lvlJc w:val="left"/>
+      <w:pPr>
+        <w:tabs>
+          <w:tab w:val="num" w:pos="5040"/>
+        </w:tabs>
+        <w:ind w:left="5040" w:hanging="360"/>
+      </w:pPr>
+      <w:rPr>
+        <w:rFonts w:ascii="Wingdings" w:hAnsi="Wingdings" w:hint="default"/>
+        <w:sz w:val="20"/>
+      </w:rPr>
+    </w:lvl>
+    <w:lvl w:ilvl="7" w:tentative="1">
+      <w:start w:val="1"/>
+      <w:numFmt w:val="bullet"/>
+      <w:lvlText w:val=""/>
+      <w:lvlJc w:val="left"/>
+      <w:pPr>
+        <w:tabs>
+          <w:tab w:val="num" w:pos="5760"/>
+        </w:tabs>
+        <w:ind w:left="5760" w:hanging="360"/>
+      </w:pPr>
+      <w:rPr>
+        <w:rFonts w:ascii="Wingdings" w:hAnsi="Wingdings" w:hint="default"/>
+        <w:sz w:val="20"/>
+      </w:rPr>
+    </w:lvl>
+    <w:lvl w:ilvl="8" w:tentative="1">
+      <w:start w:val="1"/>
+      <w:numFmt w:val="bullet"/>
+      <w:lvlText w:val=""/>
+      <w:lvlJc w:val="left"/>
+      <w:pPr>
+        <w:tabs>
+          <w:tab w:val="num" w:pos="6480"/>
+        </w:tabs>
+        <w:ind w:left="6480" w:hanging="360"/>
+      </w:pPr>
+      <w:rPr>
+        <w:rFonts w:ascii="Wingdings" w:hAnsi="Wingdings" w:hint="default"/>
+        <w:sz w:val="20"/>
+      </w:rPr>
+    </w:lvl>
+  </w:abstractNum>
+  <w:abstractNum w:abstractNumId="11" w15:restartNumberingAfterBreak="0">
+    <w:nsid w:val="552061B9"/>
+    <w:multiLevelType w:val="multilevel"/>
+    <w:tmpl w:val="A104C5CA"/>
+    <w:lvl w:ilvl="0">
+      <w:start w:val="1"/>
+      <w:numFmt w:val="bullet"/>
+      <w:lvlText w:val=""/>
+      <w:lvlJc w:val="left"/>
+      <w:pPr>
+        <w:tabs>
+          <w:tab w:val="num" w:pos="720"/>
+        </w:tabs>
+        <w:ind w:left="720" w:hanging="360"/>
+      </w:pPr>
+      <w:rPr>
+        <w:rFonts w:ascii="Symbol" w:hAnsi="Symbol" w:hint="default"/>
+        <w:sz w:val="20"/>
+      </w:rPr>
+    </w:lvl>
+    <w:lvl w:ilvl="1" w:tentative="1">
+      <w:start w:val="1"/>
+      <w:numFmt w:val="bullet"/>
+      <w:lvlText w:val="o"/>
+      <w:lvlJc w:val="left"/>
+      <w:pPr>
+        <w:tabs>
+          <w:tab w:val="num" w:pos="1440"/>
+        </w:tabs>
+        <w:ind w:left="1440" w:hanging="360"/>
+      </w:pPr>
+      <w:rPr>
+        <w:rFonts w:ascii="Courier New" w:hAnsi="Courier New" w:hint="default"/>
+        <w:sz w:val="20"/>
+      </w:rPr>
+    </w:lvl>
+    <w:lvl w:ilvl="2" w:tentative="1">
+      <w:start w:val="1"/>
+      <w:numFmt w:val="bullet"/>
+      <w:lvlText w:val=""/>
+      <w:lvlJc w:val="left"/>
+      <w:pPr>
+        <w:tabs>
+          <w:tab w:val="num" w:pos="2160"/>
+        </w:tabs>
+        <w:ind w:left="2160" w:hanging="360"/>
+      </w:pPr>
+      <w:rPr>
+        <w:rFonts w:ascii="Wingdings" w:hAnsi="Wingdings" w:hint="default"/>
+        <w:sz w:val="20"/>
+      </w:rPr>
+    </w:lvl>
+    <w:lvl w:ilvl="3" w:tentative="1">
+      <w:start w:val="1"/>
+      <w:numFmt w:val="bullet"/>
+      <w:lvlText w:val=""/>
+      <w:lvlJc w:val="left"/>
+      <w:pPr>
+        <w:tabs>
+          <w:tab w:val="num" w:pos="2880"/>
+        </w:tabs>
+        <w:ind w:left="2880" w:hanging="360"/>
+      </w:pPr>
+      <w:rPr>
+        <w:rFonts w:ascii="Wingdings" w:hAnsi="Wingdings" w:hint="default"/>
+        <w:sz w:val="20"/>
+      </w:rPr>
+    </w:lvl>
+    <w:lvl w:ilvl="4" w:tentative="1">
+      <w:start w:val="1"/>
+      <w:numFmt w:val="bullet"/>
+      <w:lvlText w:val=""/>
+      <w:lvlJc w:val="left"/>
+      <w:pPr>
+        <w:tabs>
+          <w:tab w:val="num" w:pos="3600"/>
+        </w:tabs>
+        <w:ind w:left="3600" w:hanging="360"/>
+      </w:pPr>
+      <w:rPr>
+        <w:rFonts w:ascii="Wingdings" w:hAnsi="Wingdings" w:hint="default"/>
+        <w:sz w:val="20"/>
+      </w:rPr>
+    </w:lvl>
+    <w:lvl w:ilvl="5" w:tentative="1">
+      <w:start w:val="1"/>
+      <w:numFmt w:val="bullet"/>
+      <w:lvlText w:val=""/>
+      <w:lvlJc w:val="left"/>
+      <w:pPr>
+        <w:tabs>
+          <w:tab w:val="num" w:pos="4320"/>
+        </w:tabs>
+        <w:ind w:left="4320" w:hanging="360"/>
+      </w:pPr>
+      <w:rPr>
+        <w:rFonts w:ascii="Wingdings" w:hAnsi="Wingdings" w:hint="default"/>
+        <w:sz w:val="20"/>
+      </w:rPr>
+    </w:lvl>
+    <w:lvl w:ilvl="6" w:tentative="1">
+      <w:start w:val="1"/>
+      <w:numFmt w:val="bullet"/>
+      <w:lvlText w:val=""/>
+      <w:lvlJc w:val="left"/>
+      <w:pPr>
+        <w:tabs>
+          <w:tab w:val="num" w:pos="5040"/>
+        </w:tabs>
+        <w:ind w:left="5040" w:hanging="360"/>
+      </w:pPr>
+      <w:rPr>
+        <w:rFonts w:ascii="Wingdings" w:hAnsi="Wingdings" w:hint="default"/>
+        <w:sz w:val="20"/>
+      </w:rPr>
+    </w:lvl>
+    <w:lvl w:ilvl="7" w:tentative="1">
+      <w:start w:val="1"/>
+      <w:numFmt w:val="bullet"/>
+      <w:lvlText w:val=""/>
+      <w:lvlJc w:val="left"/>
+      <w:pPr>
+        <w:tabs>
+          <w:tab w:val="num" w:pos="5760"/>
+        </w:tabs>
+        <w:ind w:left="5760" w:hanging="360"/>
+      </w:pPr>
+      <w:rPr>
+        <w:rFonts w:ascii="Wingdings" w:hAnsi="Wingdings" w:hint="default"/>
+        <w:sz w:val="20"/>
+      </w:rPr>
+    </w:lvl>
+    <w:lvl w:ilvl="8" w:tentative="1">
+      <w:start w:val="1"/>
+      <w:numFmt w:val="bullet"/>
+      <w:lvlText w:val=""/>
+      <w:lvlJc w:val="left"/>
+      <w:pPr>
+        <w:tabs>
+          <w:tab w:val="num" w:pos="6480"/>
+        </w:tabs>
+        <w:ind w:left="6480" w:hanging="360"/>
+      </w:pPr>
+      <w:rPr>
+        <w:rFonts w:ascii="Wingdings" w:hAnsi="Wingdings" w:hint="default"/>
+        <w:sz w:val="20"/>
+      </w:rPr>
+    </w:lvl>
+  </w:abstractNum>
+  <w:abstractNum w:abstractNumId="12" w15:restartNumberingAfterBreak="0">
     <w:nsid w:val="5700624D"/>
     <w:multiLevelType w:val="multilevel"/>
     <w:tmpl w:val="BDAE4730"/>
@@ -4795,7 +10490,7 @@
       </w:rPr>
     </w:lvl>
   </w:abstractNum>
-  <w:abstractNum w:abstractNumId="2" w15:restartNumberingAfterBreak="0">
+  <w:abstractNum w:abstractNumId="13" w15:restartNumberingAfterBreak="0">
     <w:nsid w:val="594B5F4E"/>
     <w:multiLevelType w:val="hybridMultilevel"/>
     <w:tmpl w:val="F168A6E4"/>
@@ -4908,7 +10603,454 @@
       </w:rPr>
     </w:lvl>
   </w:abstractNum>
-  <w:abstractNum w:abstractNumId="3" w15:restartNumberingAfterBreak="0">
+  <w:abstractNum w:abstractNumId="14" w15:restartNumberingAfterBreak="0">
+    <w:nsid w:val="5F1C0015"/>
+    <w:multiLevelType w:val="multilevel"/>
+    <w:tmpl w:val="BAF00366"/>
+    <w:lvl w:ilvl="0">
+      <w:start w:val="1"/>
+      <w:numFmt w:val="bullet"/>
+      <w:lvlText w:val=""/>
+      <w:lvlJc w:val="left"/>
+      <w:pPr>
+        <w:tabs>
+          <w:tab w:val="num" w:pos="720"/>
+        </w:tabs>
+        <w:ind w:left="720" w:hanging="360"/>
+      </w:pPr>
+      <w:rPr>
+        <w:rFonts w:ascii="Symbol" w:hAnsi="Symbol" w:hint="default"/>
+        <w:sz w:val="20"/>
+      </w:rPr>
+    </w:lvl>
+    <w:lvl w:ilvl="1" w:tentative="1">
+      <w:start w:val="1"/>
+      <w:numFmt w:val="bullet"/>
+      <w:lvlText w:val="o"/>
+      <w:lvlJc w:val="left"/>
+      <w:pPr>
+        <w:tabs>
+          <w:tab w:val="num" w:pos="1440"/>
+        </w:tabs>
+        <w:ind w:left="1440" w:hanging="360"/>
+      </w:pPr>
+      <w:rPr>
+        <w:rFonts w:ascii="Courier New" w:hAnsi="Courier New" w:hint="default"/>
+        <w:sz w:val="20"/>
+      </w:rPr>
+    </w:lvl>
+    <w:lvl w:ilvl="2" w:tentative="1">
+      <w:start w:val="1"/>
+      <w:numFmt w:val="bullet"/>
+      <w:lvlText w:val=""/>
+      <w:lvlJc w:val="left"/>
+      <w:pPr>
+        <w:tabs>
+          <w:tab w:val="num" w:pos="2160"/>
+        </w:tabs>
+        <w:ind w:left="2160" w:hanging="360"/>
+      </w:pPr>
+      <w:rPr>
+        <w:rFonts w:ascii="Wingdings" w:hAnsi="Wingdings" w:hint="default"/>
+        <w:sz w:val="20"/>
+      </w:rPr>
+    </w:lvl>
+    <w:lvl w:ilvl="3" w:tentative="1">
+      <w:start w:val="1"/>
+      <w:numFmt w:val="bullet"/>
+      <w:lvlText w:val=""/>
+      <w:lvlJc w:val="left"/>
+      <w:pPr>
+        <w:tabs>
+          <w:tab w:val="num" w:pos="2880"/>
+        </w:tabs>
+        <w:ind w:left="2880" w:hanging="360"/>
+      </w:pPr>
+      <w:rPr>
+        <w:rFonts w:ascii="Wingdings" w:hAnsi="Wingdings" w:hint="default"/>
+        <w:sz w:val="20"/>
+      </w:rPr>
+    </w:lvl>
+    <w:lvl w:ilvl="4" w:tentative="1">
+      <w:start w:val="1"/>
+      <w:numFmt w:val="bullet"/>
+      <w:lvlText w:val=""/>
+      <w:lvlJc w:val="left"/>
+      <w:pPr>
+        <w:tabs>
+          <w:tab w:val="num" w:pos="3600"/>
+        </w:tabs>
+        <w:ind w:left="3600" w:hanging="360"/>
+      </w:pPr>
+      <w:rPr>
+        <w:rFonts w:ascii="Wingdings" w:hAnsi="Wingdings" w:hint="default"/>
+        <w:sz w:val="20"/>
+      </w:rPr>
+    </w:lvl>
+    <w:lvl w:ilvl="5" w:tentative="1">
+      <w:start w:val="1"/>
+      <w:numFmt w:val="bullet"/>
+      <w:lvlText w:val=""/>
+      <w:lvlJc w:val="left"/>
+      <w:pPr>
+        <w:tabs>
+          <w:tab w:val="num" w:pos="4320"/>
+        </w:tabs>
+        <w:ind w:left="4320" w:hanging="360"/>
+      </w:pPr>
+      <w:rPr>
+        <w:rFonts w:ascii="Wingdings" w:hAnsi="Wingdings" w:hint="default"/>
+        <w:sz w:val="20"/>
+      </w:rPr>
+    </w:lvl>
+    <w:lvl w:ilvl="6" w:tentative="1">
+      <w:start w:val="1"/>
+      <w:numFmt w:val="bullet"/>
+      <w:lvlText w:val=""/>
+      <w:lvlJc w:val="left"/>
+      <w:pPr>
+        <w:tabs>
+          <w:tab w:val="num" w:pos="5040"/>
+        </w:tabs>
+        <w:ind w:left="5040" w:hanging="360"/>
+      </w:pPr>
+      <w:rPr>
+        <w:rFonts w:ascii="Wingdings" w:hAnsi="Wingdings" w:hint="default"/>
+        <w:sz w:val="20"/>
+      </w:rPr>
+    </w:lvl>
+    <w:lvl w:ilvl="7" w:tentative="1">
+      <w:start w:val="1"/>
+      <w:numFmt w:val="bullet"/>
+      <w:lvlText w:val=""/>
+      <w:lvlJc w:val="left"/>
+      <w:pPr>
+        <w:tabs>
+          <w:tab w:val="num" w:pos="5760"/>
+        </w:tabs>
+        <w:ind w:left="5760" w:hanging="360"/>
+      </w:pPr>
+      <w:rPr>
+        <w:rFonts w:ascii="Wingdings" w:hAnsi="Wingdings" w:hint="default"/>
+        <w:sz w:val="20"/>
+      </w:rPr>
+    </w:lvl>
+    <w:lvl w:ilvl="8" w:tentative="1">
+      <w:start w:val="1"/>
+      <w:numFmt w:val="bullet"/>
+      <w:lvlText w:val=""/>
+      <w:lvlJc w:val="left"/>
+      <w:pPr>
+        <w:tabs>
+          <w:tab w:val="num" w:pos="6480"/>
+        </w:tabs>
+        <w:ind w:left="6480" w:hanging="360"/>
+      </w:pPr>
+      <w:rPr>
+        <w:rFonts w:ascii="Wingdings" w:hAnsi="Wingdings" w:hint="default"/>
+        <w:sz w:val="20"/>
+      </w:rPr>
+    </w:lvl>
+  </w:abstractNum>
+  <w:abstractNum w:abstractNumId="15" w15:restartNumberingAfterBreak="0">
+    <w:nsid w:val="5FB90640"/>
+    <w:multiLevelType w:val="multilevel"/>
+    <w:tmpl w:val="EB781AC4"/>
+    <w:lvl w:ilvl="0">
+      <w:start w:val="1"/>
+      <w:numFmt w:val="bullet"/>
+      <w:lvlText w:val=""/>
+      <w:lvlJc w:val="left"/>
+      <w:pPr>
+        <w:tabs>
+          <w:tab w:val="num" w:pos="720"/>
+        </w:tabs>
+        <w:ind w:left="720" w:hanging="360"/>
+      </w:pPr>
+      <w:rPr>
+        <w:rFonts w:ascii="Symbol" w:hAnsi="Symbol" w:hint="default"/>
+        <w:sz w:val="20"/>
+      </w:rPr>
+    </w:lvl>
+    <w:lvl w:ilvl="1" w:tentative="1">
+      <w:start w:val="1"/>
+      <w:numFmt w:val="bullet"/>
+      <w:lvlText w:val="o"/>
+      <w:lvlJc w:val="left"/>
+      <w:pPr>
+        <w:tabs>
+          <w:tab w:val="num" w:pos="1440"/>
+        </w:tabs>
+        <w:ind w:left="1440" w:hanging="360"/>
+      </w:pPr>
+      <w:rPr>
+        <w:rFonts w:ascii="Courier New" w:hAnsi="Courier New" w:hint="default"/>
+        <w:sz w:val="20"/>
+      </w:rPr>
+    </w:lvl>
+    <w:lvl w:ilvl="2" w:tentative="1">
+      <w:start w:val="1"/>
+      <w:numFmt w:val="bullet"/>
+      <w:lvlText w:val=""/>
+      <w:lvlJc w:val="left"/>
+      <w:pPr>
+        <w:tabs>
+          <w:tab w:val="num" w:pos="2160"/>
+        </w:tabs>
+        <w:ind w:left="2160" w:hanging="360"/>
+      </w:pPr>
+      <w:rPr>
+        <w:rFonts w:ascii="Wingdings" w:hAnsi="Wingdings" w:hint="default"/>
+        <w:sz w:val="20"/>
+      </w:rPr>
+    </w:lvl>
+    <w:lvl w:ilvl="3" w:tentative="1">
+      <w:start w:val="1"/>
+      <w:numFmt w:val="bullet"/>
+      <w:lvlText w:val=""/>
+      <w:lvlJc w:val="left"/>
+      <w:pPr>
+        <w:tabs>
+          <w:tab w:val="num" w:pos="2880"/>
+        </w:tabs>
+        <w:ind w:left="2880" w:hanging="360"/>
+      </w:pPr>
+      <w:rPr>
+        <w:rFonts w:ascii="Wingdings" w:hAnsi="Wingdings" w:hint="default"/>
+        <w:sz w:val="20"/>
+      </w:rPr>
+    </w:lvl>
+    <w:lvl w:ilvl="4" w:tentative="1">
+      <w:start w:val="1"/>
+      <w:numFmt w:val="bullet"/>
+      <w:lvlText w:val=""/>
+      <w:lvlJc w:val="left"/>
+      <w:pPr>
+        <w:tabs>
+          <w:tab w:val="num" w:pos="3600"/>
+        </w:tabs>
+        <w:ind w:left="3600" w:hanging="360"/>
+      </w:pPr>
+      <w:rPr>
+        <w:rFonts w:ascii="Wingdings" w:hAnsi="Wingdings" w:hint="default"/>
+        <w:sz w:val="20"/>
+      </w:rPr>
+    </w:lvl>
+    <w:lvl w:ilvl="5" w:tentative="1">
+      <w:start w:val="1"/>
+      <w:numFmt w:val="bullet"/>
+      <w:lvlText w:val=""/>
+      <w:lvlJc w:val="left"/>
+      <w:pPr>
+        <w:tabs>
+          <w:tab w:val="num" w:pos="4320"/>
+        </w:tabs>
+        <w:ind w:left="4320" w:hanging="360"/>
+      </w:pPr>
+      <w:rPr>
+        <w:rFonts w:ascii="Wingdings" w:hAnsi="Wingdings" w:hint="default"/>
+        <w:sz w:val="20"/>
+      </w:rPr>
+    </w:lvl>
+    <w:lvl w:ilvl="6" w:tentative="1">
+      <w:start w:val="1"/>
+      <w:numFmt w:val="bullet"/>
+      <w:lvlText w:val=""/>
+      <w:lvlJc w:val="left"/>
+      <w:pPr>
+        <w:tabs>
+          <w:tab w:val="num" w:pos="5040"/>
+        </w:tabs>
+        <w:ind w:left="5040" w:hanging="360"/>
+      </w:pPr>
+      <w:rPr>
+        <w:rFonts w:ascii="Wingdings" w:hAnsi="Wingdings" w:hint="default"/>
+        <w:sz w:val="20"/>
+      </w:rPr>
+    </w:lvl>
+    <w:lvl w:ilvl="7" w:tentative="1">
+      <w:start w:val="1"/>
+      <w:numFmt w:val="bullet"/>
+      <w:lvlText w:val=""/>
+      <w:lvlJc w:val="left"/>
+      <w:pPr>
+        <w:tabs>
+          <w:tab w:val="num" w:pos="5760"/>
+        </w:tabs>
+        <w:ind w:left="5760" w:hanging="360"/>
+      </w:pPr>
+      <w:rPr>
+        <w:rFonts w:ascii="Wingdings" w:hAnsi="Wingdings" w:hint="default"/>
+        <w:sz w:val="20"/>
+      </w:rPr>
+    </w:lvl>
+    <w:lvl w:ilvl="8" w:tentative="1">
+      <w:start w:val="1"/>
+      <w:numFmt w:val="bullet"/>
+      <w:lvlText w:val=""/>
+      <w:lvlJc w:val="left"/>
+      <w:pPr>
+        <w:tabs>
+          <w:tab w:val="num" w:pos="6480"/>
+        </w:tabs>
+        <w:ind w:left="6480" w:hanging="360"/>
+      </w:pPr>
+      <w:rPr>
+        <w:rFonts w:ascii="Wingdings" w:hAnsi="Wingdings" w:hint="default"/>
+        <w:sz w:val="20"/>
+      </w:rPr>
+    </w:lvl>
+  </w:abstractNum>
+  <w:abstractNum w:abstractNumId="16" w15:restartNumberingAfterBreak="0">
+    <w:nsid w:val="62DD116E"/>
+    <w:multiLevelType w:val="multilevel"/>
+    <w:tmpl w:val="A38A6136"/>
+    <w:lvl w:ilvl="0">
+      <w:start w:val="1"/>
+      <w:numFmt w:val="bullet"/>
+      <w:lvlText w:val=""/>
+      <w:lvlJc w:val="left"/>
+      <w:pPr>
+        <w:tabs>
+          <w:tab w:val="num" w:pos="720"/>
+        </w:tabs>
+        <w:ind w:left="720" w:hanging="360"/>
+      </w:pPr>
+      <w:rPr>
+        <w:rFonts w:ascii="Symbol" w:hAnsi="Symbol" w:hint="default"/>
+        <w:sz w:val="20"/>
+      </w:rPr>
+    </w:lvl>
+    <w:lvl w:ilvl="1" w:tentative="1">
+      <w:start w:val="1"/>
+      <w:numFmt w:val="bullet"/>
+      <w:lvlText w:val="o"/>
+      <w:lvlJc w:val="left"/>
+      <w:pPr>
+        <w:tabs>
+          <w:tab w:val="num" w:pos="1440"/>
+        </w:tabs>
+        <w:ind w:left="1440" w:hanging="360"/>
+      </w:pPr>
+      <w:rPr>
+        <w:rFonts w:ascii="Courier New" w:hAnsi="Courier New" w:hint="default"/>
+        <w:sz w:val="20"/>
+      </w:rPr>
+    </w:lvl>
+    <w:lvl w:ilvl="2" w:tentative="1">
+      <w:start w:val="1"/>
+      <w:numFmt w:val="bullet"/>
+      <w:lvlText w:val=""/>
+      <w:lvlJc w:val="left"/>
+      <w:pPr>
+        <w:tabs>
+          <w:tab w:val="num" w:pos="2160"/>
+        </w:tabs>
+        <w:ind w:left="2160" w:hanging="360"/>
+      </w:pPr>
+      <w:rPr>
+        <w:rFonts w:ascii="Wingdings" w:hAnsi="Wingdings" w:hint="default"/>
+        <w:sz w:val="20"/>
+      </w:rPr>
+    </w:lvl>
+    <w:lvl w:ilvl="3" w:tentative="1">
+      <w:start w:val="1"/>
+      <w:numFmt w:val="bullet"/>
+      <w:lvlText w:val=""/>
+      <w:lvlJc w:val="left"/>
+      <w:pPr>
+        <w:tabs>
+          <w:tab w:val="num" w:pos="2880"/>
+        </w:tabs>
+        <w:ind w:left="2880" w:hanging="360"/>
+      </w:pPr>
+      <w:rPr>
+        <w:rFonts w:ascii="Wingdings" w:hAnsi="Wingdings" w:hint="default"/>
+        <w:sz w:val="20"/>
+      </w:rPr>
+    </w:lvl>
+    <w:lvl w:ilvl="4" w:tentative="1">
+      <w:start w:val="1"/>
+      <w:numFmt w:val="bullet"/>
+      <w:lvlText w:val=""/>
+      <w:lvlJc w:val="left"/>
+      <w:pPr>
+        <w:tabs>
+          <w:tab w:val="num" w:pos="3600"/>
+        </w:tabs>
+        <w:ind w:left="3600" w:hanging="360"/>
+      </w:pPr>
+      <w:rPr>
+        <w:rFonts w:ascii="Wingdings" w:hAnsi="Wingdings" w:hint="default"/>
+        <w:sz w:val="20"/>
+      </w:rPr>
+    </w:lvl>
+    <w:lvl w:ilvl="5" w:tentative="1">
+      <w:start w:val="1"/>
+      <w:numFmt w:val="bullet"/>
+      <w:lvlText w:val=""/>
+      <w:lvlJc w:val="left"/>
+      <w:pPr>
+        <w:tabs>
+          <w:tab w:val="num" w:pos="4320"/>
+        </w:tabs>
+        <w:ind w:left="4320" w:hanging="360"/>
+      </w:pPr>
+      <w:rPr>
+        <w:rFonts w:ascii="Wingdings" w:hAnsi="Wingdings" w:hint="default"/>
+        <w:sz w:val="20"/>
+      </w:rPr>
+    </w:lvl>
+    <w:lvl w:ilvl="6" w:tentative="1">
+      <w:start w:val="1"/>
+      <w:numFmt w:val="bullet"/>
+      <w:lvlText w:val=""/>
+      <w:lvlJc w:val="left"/>
+      <w:pPr>
+        <w:tabs>
+          <w:tab w:val="num" w:pos="5040"/>
+        </w:tabs>
+        <w:ind w:left="5040" w:hanging="360"/>
+      </w:pPr>
+      <w:rPr>
+        <w:rFonts w:ascii="Wingdings" w:hAnsi="Wingdings" w:hint="default"/>
+        <w:sz w:val="20"/>
+      </w:rPr>
+    </w:lvl>
+    <w:lvl w:ilvl="7" w:tentative="1">
+      <w:start w:val="1"/>
+      <w:numFmt w:val="bullet"/>
+      <w:lvlText w:val=""/>
+      <w:lvlJc w:val="left"/>
+      <w:pPr>
+        <w:tabs>
+          <w:tab w:val="num" w:pos="5760"/>
+        </w:tabs>
+        <w:ind w:left="5760" w:hanging="360"/>
+      </w:pPr>
+      <w:rPr>
+        <w:rFonts w:ascii="Wingdings" w:hAnsi="Wingdings" w:hint="default"/>
+        <w:sz w:val="20"/>
+      </w:rPr>
+    </w:lvl>
+    <w:lvl w:ilvl="8" w:tentative="1">
+      <w:start w:val="1"/>
+      <w:numFmt w:val="bullet"/>
+      <w:lvlText w:val=""/>
+      <w:lvlJc w:val="left"/>
+      <w:pPr>
+        <w:tabs>
+          <w:tab w:val="num" w:pos="6480"/>
+        </w:tabs>
+        <w:ind w:left="6480" w:hanging="360"/>
+      </w:pPr>
+      <w:rPr>
+        <w:rFonts w:ascii="Wingdings" w:hAnsi="Wingdings" w:hint="default"/>
+        <w:sz w:val="20"/>
+      </w:rPr>
+    </w:lvl>
+  </w:abstractNum>
+  <w:abstractNum w:abstractNumId="17" w15:restartNumberingAfterBreak="0">
     <w:nsid w:val="67637F54"/>
     <w:multiLevelType w:val="hybridMultilevel"/>
     <w:tmpl w:val="D16EE0AC"/>
@@ -4997,7 +11139,156 @@
       </w:pPr>
     </w:lvl>
   </w:abstractNum>
-  <w:abstractNum w:abstractNumId="4" w15:restartNumberingAfterBreak="0">
+  <w:abstractNum w:abstractNumId="18" w15:restartNumberingAfterBreak="0">
+    <w:nsid w:val="67A578D1"/>
+    <w:multiLevelType w:val="multilevel"/>
+    <w:tmpl w:val="9CA4DFDC"/>
+    <w:lvl w:ilvl="0">
+      <w:start w:val="1"/>
+      <w:numFmt w:val="bullet"/>
+      <w:lvlText w:val=""/>
+      <w:lvlJc w:val="left"/>
+      <w:pPr>
+        <w:tabs>
+          <w:tab w:val="num" w:pos="720"/>
+        </w:tabs>
+        <w:ind w:left="720" w:hanging="360"/>
+      </w:pPr>
+      <w:rPr>
+        <w:rFonts w:ascii="Symbol" w:hAnsi="Symbol" w:hint="default"/>
+        <w:sz w:val="20"/>
+      </w:rPr>
+    </w:lvl>
+    <w:lvl w:ilvl="1" w:tentative="1">
+      <w:start w:val="1"/>
+      <w:numFmt w:val="bullet"/>
+      <w:lvlText w:val="o"/>
+      <w:lvlJc w:val="left"/>
+      <w:pPr>
+        <w:tabs>
+          <w:tab w:val="num" w:pos="1440"/>
+        </w:tabs>
+        <w:ind w:left="1440" w:hanging="360"/>
+      </w:pPr>
+      <w:rPr>
+        <w:rFonts w:ascii="Courier New" w:hAnsi="Courier New" w:hint="default"/>
+        <w:sz w:val="20"/>
+      </w:rPr>
+    </w:lvl>
+    <w:lvl w:ilvl="2" w:tentative="1">
+      <w:start w:val="1"/>
+      <w:numFmt w:val="bullet"/>
+      <w:lvlText w:val=""/>
+      <w:lvlJc w:val="left"/>
+      <w:pPr>
+        <w:tabs>
+          <w:tab w:val="num" w:pos="2160"/>
+        </w:tabs>
+        <w:ind w:left="2160" w:hanging="360"/>
+      </w:pPr>
+      <w:rPr>
+        <w:rFonts w:ascii="Wingdings" w:hAnsi="Wingdings" w:hint="default"/>
+        <w:sz w:val="20"/>
+      </w:rPr>
+    </w:lvl>
+    <w:lvl w:ilvl="3" w:tentative="1">
+      <w:start w:val="1"/>
+      <w:numFmt w:val="bullet"/>
+      <w:lvlText w:val=""/>
+      <w:lvlJc w:val="left"/>
+      <w:pPr>
+        <w:tabs>
+          <w:tab w:val="num" w:pos="2880"/>
+        </w:tabs>
+        <w:ind w:left="2880" w:hanging="360"/>
+      </w:pPr>
+      <w:rPr>
+        <w:rFonts w:ascii="Wingdings" w:hAnsi="Wingdings" w:hint="default"/>
+        <w:sz w:val="20"/>
+      </w:rPr>
+    </w:lvl>
+    <w:lvl w:ilvl="4" w:tentative="1">
+      <w:start w:val="1"/>
+      <w:numFmt w:val="bullet"/>
+      <w:lvlText w:val=""/>
+      <w:lvlJc w:val="left"/>
+      <w:pPr>
+        <w:tabs>
+          <w:tab w:val="num" w:pos="3600"/>
+        </w:tabs>
+        <w:ind w:left="3600" w:hanging="360"/>
+      </w:pPr>
+      <w:rPr>
+        <w:rFonts w:ascii="Wingdings" w:hAnsi="Wingdings" w:hint="default"/>
+        <w:sz w:val="20"/>
+      </w:rPr>
+    </w:lvl>
+    <w:lvl w:ilvl="5" w:tentative="1">
+      <w:start w:val="1"/>
+      <w:numFmt w:val="bullet"/>
+      <w:lvlText w:val=""/>
+      <w:lvlJc w:val="left"/>
+      <w:pPr>
+        <w:tabs>
+          <w:tab w:val="num" w:pos="4320"/>
+        </w:tabs>
+        <w:ind w:left="4320" w:hanging="360"/>
+      </w:pPr>
+      <w:rPr>
+        <w:rFonts w:ascii="Wingdings" w:hAnsi="Wingdings" w:hint="default"/>
+        <w:sz w:val="20"/>
+      </w:rPr>
+    </w:lvl>
+    <w:lvl w:ilvl="6" w:tentative="1">
+      <w:start w:val="1"/>
+      <w:numFmt w:val="bullet"/>
+      <w:lvlText w:val=""/>
+      <w:lvlJc w:val="left"/>
+      <w:pPr>
+        <w:tabs>
+          <w:tab w:val="num" w:pos="5040"/>
+        </w:tabs>
+        <w:ind w:left="5040" w:hanging="360"/>
+      </w:pPr>
+      <w:rPr>
+        <w:rFonts w:ascii="Wingdings" w:hAnsi="Wingdings" w:hint="default"/>
+        <w:sz w:val="20"/>
+      </w:rPr>
+    </w:lvl>
+    <w:lvl w:ilvl="7" w:tentative="1">
+      <w:start w:val="1"/>
+      <w:numFmt w:val="bullet"/>
+      <w:lvlText w:val=""/>
+      <w:lvlJc w:val="left"/>
+      <w:pPr>
+        <w:tabs>
+          <w:tab w:val="num" w:pos="5760"/>
+        </w:tabs>
+        <w:ind w:left="5760" w:hanging="360"/>
+      </w:pPr>
+      <w:rPr>
+        <w:rFonts w:ascii="Wingdings" w:hAnsi="Wingdings" w:hint="default"/>
+        <w:sz w:val="20"/>
+      </w:rPr>
+    </w:lvl>
+    <w:lvl w:ilvl="8" w:tentative="1">
+      <w:start w:val="1"/>
+      <w:numFmt w:val="bullet"/>
+      <w:lvlText w:val=""/>
+      <w:lvlJc w:val="left"/>
+      <w:pPr>
+        <w:tabs>
+          <w:tab w:val="num" w:pos="6480"/>
+        </w:tabs>
+        <w:ind w:left="6480" w:hanging="360"/>
+      </w:pPr>
+      <w:rPr>
+        <w:rFonts w:ascii="Wingdings" w:hAnsi="Wingdings" w:hint="default"/>
+        <w:sz w:val="20"/>
+      </w:rPr>
+    </w:lvl>
+  </w:abstractNum>
+  <w:abstractNum w:abstractNumId="19" w15:restartNumberingAfterBreak="0">
     <w:nsid w:val="68ED194B"/>
     <w:multiLevelType w:val="hybridMultilevel"/>
     <w:tmpl w:val="12D271A0"/>
@@ -5110,7 +11401,156 @@
       </w:rPr>
     </w:lvl>
   </w:abstractNum>
-  <w:abstractNum w:abstractNumId="5" w15:restartNumberingAfterBreak="0">
+  <w:abstractNum w:abstractNumId="20" w15:restartNumberingAfterBreak="0">
+    <w:nsid w:val="6F3D33C5"/>
+    <w:multiLevelType w:val="multilevel"/>
+    <w:tmpl w:val="8B8C04C2"/>
+    <w:lvl w:ilvl="0">
+      <w:start w:val="1"/>
+      <w:numFmt w:val="bullet"/>
+      <w:lvlText w:val=""/>
+      <w:lvlJc w:val="left"/>
+      <w:pPr>
+        <w:tabs>
+          <w:tab w:val="num" w:pos="720"/>
+        </w:tabs>
+        <w:ind w:left="720" w:hanging="360"/>
+      </w:pPr>
+      <w:rPr>
+        <w:rFonts w:ascii="Symbol" w:hAnsi="Symbol" w:hint="default"/>
+        <w:sz w:val="20"/>
+      </w:rPr>
+    </w:lvl>
+    <w:lvl w:ilvl="1" w:tentative="1">
+      <w:start w:val="1"/>
+      <w:numFmt w:val="bullet"/>
+      <w:lvlText w:val="o"/>
+      <w:lvlJc w:val="left"/>
+      <w:pPr>
+        <w:tabs>
+          <w:tab w:val="num" w:pos="1440"/>
+        </w:tabs>
+        <w:ind w:left="1440" w:hanging="360"/>
+      </w:pPr>
+      <w:rPr>
+        <w:rFonts w:ascii="Courier New" w:hAnsi="Courier New" w:hint="default"/>
+        <w:sz w:val="20"/>
+      </w:rPr>
+    </w:lvl>
+    <w:lvl w:ilvl="2" w:tentative="1">
+      <w:start w:val="1"/>
+      <w:numFmt w:val="bullet"/>
+      <w:lvlText w:val=""/>
+      <w:lvlJc w:val="left"/>
+      <w:pPr>
+        <w:tabs>
+          <w:tab w:val="num" w:pos="2160"/>
+        </w:tabs>
+        <w:ind w:left="2160" w:hanging="360"/>
+      </w:pPr>
+      <w:rPr>
+        <w:rFonts w:ascii="Wingdings" w:hAnsi="Wingdings" w:hint="default"/>
+        <w:sz w:val="20"/>
+      </w:rPr>
+    </w:lvl>
+    <w:lvl w:ilvl="3" w:tentative="1">
+      <w:start w:val="1"/>
+      <w:numFmt w:val="bullet"/>
+      <w:lvlText w:val=""/>
+      <w:lvlJc w:val="left"/>
+      <w:pPr>
+        <w:tabs>
+          <w:tab w:val="num" w:pos="2880"/>
+        </w:tabs>
+        <w:ind w:left="2880" w:hanging="360"/>
+      </w:pPr>
+      <w:rPr>
+        <w:rFonts w:ascii="Wingdings" w:hAnsi="Wingdings" w:hint="default"/>
+        <w:sz w:val="20"/>
+      </w:rPr>
+    </w:lvl>
+    <w:lvl w:ilvl="4" w:tentative="1">
+      <w:start w:val="1"/>
+      <w:numFmt w:val="bullet"/>
+      <w:lvlText w:val=""/>
+      <w:lvlJc w:val="left"/>
+      <w:pPr>
+        <w:tabs>
+          <w:tab w:val="num" w:pos="3600"/>
+        </w:tabs>
+        <w:ind w:left="3600" w:hanging="360"/>
+      </w:pPr>
+      <w:rPr>
+        <w:rFonts w:ascii="Wingdings" w:hAnsi="Wingdings" w:hint="default"/>
+        <w:sz w:val="20"/>
+      </w:rPr>
+    </w:lvl>
+    <w:lvl w:ilvl="5" w:tentative="1">
+      <w:start w:val="1"/>
+      <w:numFmt w:val="bullet"/>
+      <w:lvlText w:val=""/>
+      <w:lvlJc w:val="left"/>
+      <w:pPr>
+        <w:tabs>
+          <w:tab w:val="num" w:pos="4320"/>
+        </w:tabs>
+        <w:ind w:left="4320" w:hanging="360"/>
+      </w:pPr>
+      <w:rPr>
+        <w:rFonts w:ascii="Wingdings" w:hAnsi="Wingdings" w:hint="default"/>
+        <w:sz w:val="20"/>
+      </w:rPr>
+    </w:lvl>
+    <w:lvl w:ilvl="6" w:tentative="1">
+      <w:start w:val="1"/>
+      <w:numFmt w:val="bullet"/>
+      <w:lvlText w:val=""/>
+      <w:lvlJc w:val="left"/>
+      <w:pPr>
+        <w:tabs>
+          <w:tab w:val="num" w:pos="5040"/>
+        </w:tabs>
+        <w:ind w:left="5040" w:hanging="360"/>
+      </w:pPr>
+      <w:rPr>
+        <w:rFonts w:ascii="Wingdings" w:hAnsi="Wingdings" w:hint="default"/>
+        <w:sz w:val="20"/>
+      </w:rPr>
+    </w:lvl>
+    <w:lvl w:ilvl="7" w:tentative="1">
+      <w:start w:val="1"/>
+      <w:numFmt w:val="bullet"/>
+      <w:lvlText w:val=""/>
+      <w:lvlJc w:val="left"/>
+      <w:pPr>
+        <w:tabs>
+          <w:tab w:val="num" w:pos="5760"/>
+        </w:tabs>
+        <w:ind w:left="5760" w:hanging="360"/>
+      </w:pPr>
+      <w:rPr>
+        <w:rFonts w:ascii="Wingdings" w:hAnsi="Wingdings" w:hint="default"/>
+        <w:sz w:val="20"/>
+      </w:rPr>
+    </w:lvl>
+    <w:lvl w:ilvl="8" w:tentative="1">
+      <w:start w:val="1"/>
+      <w:numFmt w:val="bullet"/>
+      <w:lvlText w:val=""/>
+      <w:lvlJc w:val="left"/>
+      <w:pPr>
+        <w:tabs>
+          <w:tab w:val="num" w:pos="6480"/>
+        </w:tabs>
+        <w:ind w:left="6480" w:hanging="360"/>
+      </w:pPr>
+      <w:rPr>
+        <w:rFonts w:ascii="Wingdings" w:hAnsi="Wingdings" w:hint="default"/>
+        <w:sz w:val="20"/>
+      </w:rPr>
+    </w:lvl>
+  </w:abstractNum>
+  <w:abstractNum w:abstractNumId="21" w15:restartNumberingAfterBreak="0">
     <w:nsid w:val="700137E5"/>
     <w:multiLevelType w:val="multilevel"/>
     <w:tmpl w:val="66320CA0"/>
@@ -5231,7 +11671,7 @@
       </w:rPr>
     </w:lvl>
   </w:abstractNum>
-  <w:abstractNum w:abstractNumId="6" w15:restartNumberingAfterBreak="0">
+  <w:abstractNum w:abstractNumId="22" w15:restartNumberingAfterBreak="0">
     <w:nsid w:val="755C15F3"/>
     <w:multiLevelType w:val="hybridMultilevel"/>
     <w:tmpl w:val="684ED5E8"/>
@@ -5345,25 +11785,73 @@
     </w:lvl>
   </w:abstractNum>
   <w:num w:numId="1">
+    <w:abstractNumId w:val="21"/>
+  </w:num>
+  <w:num w:numId="2">
+    <w:abstractNumId w:val="13"/>
+  </w:num>
+  <w:num w:numId="3">
+    <w:abstractNumId w:val="12"/>
+  </w:num>
+  <w:num w:numId="4">
+    <w:abstractNumId w:val="19"/>
+  </w:num>
+  <w:num w:numId="5">
+    <w:abstractNumId w:val="7"/>
+  </w:num>
+  <w:num w:numId="6">
+    <w:abstractNumId w:val="17"/>
+  </w:num>
+  <w:num w:numId="7">
+    <w:abstractNumId w:val="22"/>
+  </w:num>
+  <w:num w:numId="8">
+    <w:abstractNumId w:val="15"/>
+  </w:num>
+  <w:num w:numId="9">
+    <w:abstractNumId w:val="2"/>
+  </w:num>
+  <w:num w:numId="10">
+    <w:abstractNumId w:val="11"/>
+  </w:num>
+  <w:num w:numId="11">
+    <w:abstractNumId w:val="3"/>
+  </w:num>
+  <w:num w:numId="12">
+    <w:abstractNumId w:val="18"/>
+  </w:num>
+  <w:num w:numId="13">
+    <w:abstractNumId w:val="9"/>
+  </w:num>
+  <w:num w:numId="14">
     <w:abstractNumId w:val="5"/>
   </w:num>
-  <w:num w:numId="2">
-    <w:abstractNumId w:val="2"/>
+  <w:num w:numId="15">
+    <w:abstractNumId w:val="4"/>
   </w:num>
-  <w:num w:numId="3">
+  <w:num w:numId="16">
+    <w:abstractNumId w:val="6"/>
+  </w:num>
+  <w:num w:numId="17">
+    <w:abstractNumId w:val="8"/>
+  </w:num>
+  <w:num w:numId="18">
     <w:abstractNumId w:val="1"/>
   </w:num>
-  <w:num w:numId="4">
-    <w:abstractNumId w:val="4"/>
+  <w:num w:numId="19">
+    <w:abstractNumId w:val="10"/>
   </w:num>
-  <w:num w:numId="5">
+  <w:num w:numId="20">
     <w:abstractNumId w:val="0"/>
   </w:num>
-  <w:num w:numId="6">
-    <w:abstractNumId w:val="3"/>
+  <w:num w:numId="21">
+    <w:abstractNumId w:val="20"/>
   </w:num>
-  <w:num w:numId="7">
-    <w:abstractNumId w:val="6"/>
+  <w:num w:numId="22">
+    <w:abstractNumId w:val="14"/>
+  </w:num>
+  <w:num w:numId="23">
+    <w:abstractNumId w:val="16"/>
   </w:num>
 </w:numbering>
 </file>
@@ -5783,6 +12271,46 @@
       <w:szCs w:val="32"/>
     </w:rPr>
   </w:style>
+  <w:style w:type="paragraph" w:styleId="Heading2">
+    <w:name w:val="heading 2"/>
+    <w:basedOn w:val="Normal"/>
+    <w:link w:val="Heading2Char"/>
+    <w:uiPriority w:val="9"/>
+    <w:qFormat/>
+    <w:rsid w:val="003957CA"/>
+    <w:pPr>
+      <w:spacing w:before="100" w:beforeAutospacing="1" w:after="100" w:afterAutospacing="1" w:line="240" w:lineRule="auto"/>
+      <w:outlineLvl w:val="1"/>
+    </w:pPr>
+    <w:rPr>
+      <w:rFonts w:ascii="Times New Roman" w:eastAsia="Times New Roman" w:hAnsi="Times New Roman" w:cs="Times New Roman"/>
+      <w:b/>
+      <w:bCs/>
+      <w:sz w:val="36"/>
+      <w:szCs w:val="36"/>
+      <w:lang w:eastAsia="en-IN"/>
+    </w:rPr>
+  </w:style>
+  <w:style w:type="paragraph" w:styleId="Heading3">
+    <w:name w:val="heading 3"/>
+    <w:basedOn w:val="Normal"/>
+    <w:link w:val="Heading3Char"/>
+    <w:uiPriority w:val="9"/>
+    <w:qFormat/>
+    <w:rsid w:val="003957CA"/>
+    <w:pPr>
+      <w:spacing w:before="100" w:beforeAutospacing="1" w:after="100" w:afterAutospacing="1" w:line="240" w:lineRule="auto"/>
+      <w:outlineLvl w:val="2"/>
+    </w:pPr>
+    <w:rPr>
+      <w:rFonts w:ascii="Times New Roman" w:eastAsia="Times New Roman" w:hAnsi="Times New Roman" w:cs="Times New Roman"/>
+      <w:b/>
+      <w:bCs/>
+      <w:sz w:val="27"/>
+      <w:szCs w:val="27"/>
+      <w:lang w:eastAsia="en-IN"/>
+    </w:rPr>
+  </w:style>
   <w:style w:type="character" w:default="1" w:styleId="DefaultParagraphFont">
     <w:name w:val="Default Paragraph Font"/>
     <w:uiPriority w:val="1"/>
@@ -5943,576 +12471,65 @@
       <w:lang w:val="en-US"/>
     </w:rPr>
   </w:style>
-</w:styles>
-</file>
-
-<file path=word/glossary/document.xml><?xml version="1.0" encoding="utf-8"?>
-<w:glossaryDocument xmlns:wpc="http://schemas.microsoft.com/office/word/2010/wordprocessingCanvas" xmlns:cx="http://schemas.microsoft.com/office/drawing/2014/chartex" xmlns:cx1="http://schemas.microsoft.com/office/drawing/2015/9/8/chartex" xmlns:mc="http://schemas.openxmlformats.org/markup-compatibility/2006" xmlns:o="urn:schemas-microsoft-com:office:office" xmlns:r="http://schemas.openxmlformats.org/officeDocument/2006/relationships" xmlns:m="http://schemas.openxmlformats.org/officeDocument/2006/math" xmlns:v="urn:schemas-microsoft-com:vml" xmlns:wp14="http://schemas.microsoft.com/office/word/2010/wordprocessingDrawing" xmlns:wp="http://schemas.openxmlformats.org/drawingml/2006/wordprocessingDrawing" xmlns:w10="urn:schemas-microsoft-com:office:word" xmlns:w="http://schemas.openxmlformats.org/wordprocessingml/2006/main" xmlns:w14="http://schemas.microsoft.com/office/word/2010/wordml" xmlns:w15="http://schemas.microsoft.com/office/word/2012/wordml" xmlns:w16se="http://schemas.microsoft.com/office/word/2015/wordml/symex" xmlns:wpg="http://schemas.microsoft.com/office/word/2010/wordprocessingGroup" xmlns:wpi="http://schemas.microsoft.com/office/word/2010/wordprocessingInk" xmlns:wne="http://schemas.microsoft.com/office/word/2006/wordml" xmlns:wps="http://schemas.microsoft.com/office/word/2010/wordprocessingShape" mc:Ignorable="w14 w15 w16se wp14"/>
-</file>
-
-<file path=word/glossary/fontTable.xml><?xml version="1.0" encoding="utf-8"?>
-<w:fonts xmlns:mc="http://schemas.openxmlformats.org/markup-compatibility/2006" xmlns:r="http://schemas.openxmlformats.org/officeDocument/2006/relationships" xmlns:w="http://schemas.openxmlformats.org/wordprocessingml/2006/main" xmlns:w14="http://schemas.microsoft.com/office/word/2010/wordml" xmlns:w15="http://schemas.microsoft.com/office/word/2012/wordml" xmlns:w16se="http://schemas.microsoft.com/office/word/2015/wordml/symex" mc:Ignorable="w14 w15 w16se">
-  <w:font w:name="Times New Roman">
-    <w:panose1 w:val="02020603050405020304"/>
-    <w:charset w:val="00"/>
-    <w:family w:val="roman"/>
-    <w:pitch w:val="variable"/>
-    <w:sig w:usb0="E0002EFF" w:usb1="C000785B" w:usb2="00000009" w:usb3="00000000" w:csb0="000001FF" w:csb1="00000000"/>
-  </w:font>
-  <w:font w:name="Symbol">
-    <w:panose1 w:val="05050102010706020507"/>
-    <w:charset w:val="02"/>
-    <w:family w:val="roman"/>
-    <w:pitch w:val="variable"/>
-    <w:sig w:usb0="00000000" w:usb1="10000000" w:usb2="00000000" w:usb3="00000000" w:csb0="80000000" w:csb1="00000000"/>
-  </w:font>
-  <w:font w:name="Courier New">
-    <w:panose1 w:val="02070309020205020404"/>
-    <w:charset w:val="00"/>
-    <w:family w:val="modern"/>
-    <w:pitch w:val="fixed"/>
-    <w:sig w:usb0="E0002EFF" w:usb1="C0007843" w:usb2="00000009" w:usb3="00000000" w:csb0="000001FF" w:csb1="00000000"/>
-  </w:font>
-  <w:font w:name="Wingdings">
-    <w:panose1 w:val="05000000000000000000"/>
-    <w:charset w:val="02"/>
-    <w:family w:val="auto"/>
-    <w:pitch w:val="variable"/>
-    <w:sig w:usb0="00000000" w:usb1="10000000" w:usb2="00000000" w:usb3="00000000" w:csb0="80000000" w:csb1="00000000"/>
-  </w:font>
-  <w:font w:name="Calibri">
-    <w:panose1 w:val="020F0502020204030204"/>
-    <w:charset w:val="00"/>
-    <w:family w:val="swiss"/>
-    <w:pitch w:val="variable"/>
-    <w:sig w:usb0="E4002EFF" w:usb1="C200247B" w:usb2="00000009" w:usb3="00000000" w:csb0="000001FF" w:csb1="00000000"/>
-  </w:font>
-  <w:font w:name="Calibri Light">
-    <w:panose1 w:val="020F0302020204030204"/>
-    <w:charset w:val="00"/>
-    <w:family w:val="swiss"/>
-    <w:pitch w:val="variable"/>
-    <w:sig w:usb0="E4002EFF" w:usb1="C200247B" w:usb2="00000009" w:usb3="00000000" w:csb0="000001FF" w:csb1="00000000"/>
-  </w:font>
-</w:fonts>
-</file>
-
-<file path=word/glossary/settings.xml><?xml version="1.0" encoding="utf-8"?>
-<w:settings xmlns:mc="http://schemas.openxmlformats.org/markup-compatibility/2006" xmlns:o="urn:schemas-microsoft-com:office:office" xmlns:r="http://schemas.openxmlformats.org/officeDocument/2006/relationships" xmlns:m="http://schemas.openxmlformats.org/officeDocument/2006/math" xmlns:v="urn:schemas-microsoft-com:vml" xmlns:w10="urn:schemas-microsoft-com:office:word" xmlns:w="http://schemas.openxmlformats.org/wordprocessingml/2006/main" xmlns:w14="http://schemas.microsoft.com/office/word/2010/wordml" xmlns:w15="http://schemas.microsoft.com/office/word/2012/wordml" xmlns:w16se="http://schemas.microsoft.com/office/word/2015/wordml/symex" xmlns:sl="http://schemas.openxmlformats.org/schemaLibrary/2006/main" mc:Ignorable="w14 w15 w16se">
-  <w:view w:val="normal"/>
-  <w:defaultTabStop w:val="720"/>
-  <w:characterSpacingControl w:val="doNotCompress"/>
-  <w:compat>
-    <w:useFELayout/>
-    <w:compatSetting w:name="compatibilityMode" w:uri="http://schemas.microsoft.com/office/word" w:val="15"/>
-    <w:compatSetting w:name="overrideTableStyleFontSizeAndJustification" w:uri="http://schemas.microsoft.com/office/word" w:val="1"/>
-    <w:compatSetting w:name="enableOpenTypeFeatures" w:uri="http://schemas.microsoft.com/office/word" w:val="1"/>
-    <w:compatSetting w:name="doNotFlipMirrorIndents" w:uri="http://schemas.microsoft.com/office/word" w:val="1"/>
-    <w:compatSetting w:name="differentiateMultirowTableHeaders" w:uri="http://schemas.microsoft.com/office/word" w:val="1"/>
-  </w:compat>
-  <w:rsids>
-    <w:rsidRoot w:val="00894D16"/>
-    <w:rsid w:val="00894D16"/>
-    <w:rsid w:val="00A81312"/>
-  </w:rsids>
-  <m:mathPr>
-    <m:mathFont m:val="Cambria Math"/>
-    <m:brkBin m:val="before"/>
-    <m:brkBinSub m:val="--"/>
-    <m:smallFrac m:val="0"/>
-    <m:dispDef/>
-    <m:lMargin m:val="0"/>
-    <m:rMargin m:val="0"/>
-    <m:defJc m:val="centerGroup"/>
-    <m:wrapIndent m:val="1440"/>
-    <m:intLim m:val="subSup"/>
-    <m:naryLim m:val="undOvr"/>
-  </m:mathPr>
-  <w:themeFontLang w:val="en-IN"/>
-  <w:clrSchemeMapping w:bg1="light1" w:t1="dark1" w:bg2="light2" w:t2="dark2" w:accent1="accent1" w:accent2="accent2" w:accent3="accent3" w:accent4="accent4" w:accent5="accent5" w:accent6="accent6" w:hyperlink="hyperlink" w:followedHyperlink="followedHyperlink"/>
-  <w:decimalSymbol w:val="."/>
-  <w:listSeparator w:val=","/>
-  <w15:chartTrackingRefBased/>
-</w:settings>
-</file>
-
-<file path=word/glossary/styles.xml><?xml version="1.0" encoding="utf-8"?>
-<w:styles xmlns:mc="http://schemas.openxmlformats.org/markup-compatibility/2006" xmlns:r="http://schemas.openxmlformats.org/officeDocument/2006/relationships" xmlns:w="http://schemas.openxmlformats.org/wordprocessingml/2006/main" xmlns:w14="http://schemas.microsoft.com/office/word/2010/wordml" xmlns:w15="http://schemas.microsoft.com/office/word/2012/wordml" xmlns:w16se="http://schemas.microsoft.com/office/word/2015/wordml/symex" mc:Ignorable="w14 w15 w16se">
-  <w:docDefaults>
-    <w:rPrDefault>
-      <w:rPr>
-        <w:rFonts w:asciiTheme="minorHAnsi" w:eastAsiaTheme="minorEastAsia" w:hAnsiTheme="minorHAnsi" w:cstheme="minorBidi"/>
-        <w:sz w:val="22"/>
-        <w:szCs w:val="22"/>
-        <w:lang w:val="en-IN" w:eastAsia="en-IN" w:bidi="ar-SA"/>
-      </w:rPr>
-    </w:rPrDefault>
-    <w:pPrDefault>
-      <w:pPr>
-        <w:spacing w:after="160" w:line="259" w:lineRule="auto"/>
-      </w:pPr>
-    </w:pPrDefault>
-  </w:docDefaults>
-  <w:latentStyles w:defLockedState="0" w:defUIPriority="99" w:defSemiHidden="0" w:defUnhideWhenUsed="0" w:defQFormat="0" w:count="371">
-    <w:lsdException w:name="Normal" w:uiPriority="0" w:qFormat="1"/>
-    <w:lsdException w:name="heading 1" w:uiPriority="9" w:qFormat="1"/>
-    <w:lsdException w:name="heading 2" w:semiHidden="1" w:uiPriority="9" w:unhideWhenUsed="1" w:qFormat="1"/>
-    <w:lsdException w:name="heading 3" w:semiHidden="1" w:uiPriority="9" w:unhideWhenUsed="1" w:qFormat="1"/>
-    <w:lsdException w:name="heading 4" w:semiHidden="1" w:uiPriority="9" w:unhideWhenUsed="1" w:qFormat="1"/>
-    <w:lsdException w:name="heading 5" w:semiHidden="1" w:uiPriority="9" w:unhideWhenUsed="1" w:qFormat="1"/>
-    <w:lsdException w:name="heading 6" w:semiHidden="1" w:uiPriority="9" w:unhideWhenUsed="1" w:qFormat="1"/>
-    <w:lsdException w:name="heading 7" w:semiHidden="1" w:uiPriority="9" w:unhideWhenUsed="1" w:qFormat="1"/>
-    <w:lsdException w:name="heading 8" w:semiHidden="1" w:uiPriority="9" w:unhideWhenUsed="1" w:qFormat="1"/>
-    <w:lsdException w:name="heading 9" w:semiHidden="1" w:uiPriority="9" w:unhideWhenUsed="1" w:qFormat="1"/>
-    <w:lsdException w:name="index 1" w:semiHidden="1" w:unhideWhenUsed="1"/>
-    <w:lsdException w:name="index 2" w:semiHidden="1" w:unhideWhenUsed="1"/>
-    <w:lsdException w:name="index 3" w:semiHidden="1" w:unhideWhenUsed="1"/>
-    <w:lsdException w:name="index 4" w:semiHidden="1" w:unhideWhenUsed="1"/>
-    <w:lsdException w:name="index 5" w:semiHidden="1" w:unhideWhenUsed="1"/>
-    <w:lsdException w:name="index 6" w:semiHidden="1" w:unhideWhenUsed="1"/>
-    <w:lsdException w:name="index 7" w:semiHidden="1" w:unhideWhenUsed="1"/>
-    <w:lsdException w:name="index 8" w:semiHidden="1" w:unhideWhenUsed="1"/>
-    <w:lsdException w:name="index 9" w:semiHidden="1" w:unhideWhenUsed="1"/>
-    <w:lsdException w:name="toc 1" w:semiHidden="1" w:uiPriority="39" w:unhideWhenUsed="1"/>
-    <w:lsdException w:name="toc 2" w:semiHidden="1" w:uiPriority="39" w:unhideWhenUsed="1"/>
-    <w:lsdException w:name="toc 3" w:semiHidden="1" w:uiPriority="39" w:unhideWhenUsed="1"/>
-    <w:lsdException w:name="toc 4" w:semiHidden="1" w:uiPriority="39" w:unhideWhenUsed="1"/>
-    <w:lsdException w:name="toc 5" w:semiHidden="1" w:uiPriority="39" w:unhideWhenUsed="1"/>
-    <w:lsdException w:name="toc 6" w:semiHidden="1" w:uiPriority="39" w:unhideWhenUsed="1"/>
-    <w:lsdException w:name="toc 7" w:semiHidden="1" w:uiPriority="39" w:unhideWhenUsed="1"/>
-    <w:lsdException w:name="toc 8" w:semiHidden="1" w:uiPriority="39" w:unhideWhenUsed="1"/>
-    <w:lsdException w:name="toc 9" w:semiHidden="1" w:uiPriority="39" w:unhideWhenUsed="1"/>
-    <w:lsdException w:name="Normal Indent" w:semiHidden="1" w:unhideWhenUsed="1"/>
-    <w:lsdException w:name="footnote text" w:semiHidden="1" w:unhideWhenUsed="1"/>
-    <w:lsdException w:name="annotation text" w:semiHidden="1" w:unhideWhenUsed="1"/>
-    <w:lsdException w:name="header" w:semiHidden="1" w:unhideWhenUsed="1"/>
-    <w:lsdException w:name="footer" w:semiHidden="1" w:unhideWhenUsed="1"/>
-    <w:lsdException w:name="index heading" w:semiHidden="1" w:unhideWhenUsed="1"/>
-    <w:lsdException w:name="caption" w:semiHidden="1" w:uiPriority="35" w:unhideWhenUsed="1" w:qFormat="1"/>
-    <w:lsdException w:name="table of figures" w:semiHidden="1" w:unhideWhenUsed="1"/>
-    <w:lsdException w:name="envelope address" w:semiHidden="1" w:unhideWhenUsed="1"/>
-    <w:lsdException w:name="envelope return" w:semiHidden="1" w:unhideWhenUsed="1"/>
-    <w:lsdException w:name="footnote reference" w:semiHidden="1" w:unhideWhenUsed="1"/>
-    <w:lsdException w:name="annotation reference" w:semiHidden="1" w:unhideWhenUsed="1"/>
-    <w:lsdException w:name="line number" w:semiHidden="1" w:unhideWhenUsed="1"/>
-    <w:lsdException w:name="page number" w:semiHidden="1" w:unhideWhenUsed="1"/>
-    <w:lsdException w:name="endnote reference" w:semiHidden="1" w:unhideWhenUsed="1"/>
-    <w:lsdException w:name="endnote text" w:semiHidden="1" w:unhideWhenUsed="1"/>
-    <w:lsdException w:name="table of authorities" w:semiHidden="1" w:unhideWhenUsed="1"/>
-    <w:lsdException w:name="macro" w:semiHidden="1" w:unhideWhenUsed="1"/>
-    <w:lsdException w:name="toa heading" w:semiHidden="1" w:unhideWhenUsed="1"/>
-    <w:lsdException w:name="List" w:semiHidden="1" w:unhideWhenUsed="1"/>
-    <w:lsdException w:name="List Bullet" w:semiHidden="1" w:unhideWhenUsed="1"/>
-    <w:lsdException w:name="List Number" w:semiHidden="1" w:unhideWhenUsed="1"/>
-    <w:lsdException w:name="List 2" w:semiHidden="1" w:unhideWhenUsed="1"/>
-    <w:lsdException w:name="List 3" w:semiHidden="1" w:unhideWhenUsed="1"/>
-    <w:lsdException w:name="List 4" w:semiHidden="1" w:unhideWhenUsed="1"/>
-    <w:lsdException w:name="List 5" w:semiHidden="1" w:unhideWhenUsed="1"/>
-    <w:lsdException w:name="List Bullet 2" w:semiHidden="1" w:unhideWhenUsed="1"/>
-    <w:lsdException w:name="List Bullet 3" w:semiHidden="1" w:unhideWhenUsed="1"/>
-    <w:lsdException w:name="List Bullet 4" w:semiHidden="1" w:unhideWhenUsed="1"/>
-    <w:lsdException w:name="List Bullet 5" w:semiHidden="1" w:unhideWhenUsed="1"/>
-    <w:lsdException w:name="List Number 2" w:semiHidden="1" w:unhideWhenUsed="1"/>
-    <w:lsdException w:name="List Number 3" w:semiHidden="1" w:unhideWhenUsed="1"/>
-    <w:lsdException w:name="List Number 4" w:semiHidden="1" w:unhideWhenUsed="1"/>
-    <w:lsdException w:name="List Number 5" w:semiHidden="1" w:unhideWhenUsed="1"/>
-    <w:lsdException w:name="Title" w:uiPriority="10" w:qFormat="1"/>
-    <w:lsdException w:name="Closing" w:semiHidden="1" w:unhideWhenUsed="1"/>
-    <w:lsdException w:name="Signature" w:semiHidden="1" w:unhideWhenUsed="1"/>
-    <w:lsdException w:name="Default Paragraph Font" w:semiHidden="1" w:uiPriority="1" w:unhideWhenUsed="1"/>
-    <w:lsdException w:name="Body Text" w:semiHidden="1" w:unhideWhenUsed="1"/>
-    <w:lsdException w:name="Body Text Indent" w:semiHidden="1" w:unhideWhenUsed="1"/>
-    <w:lsdException w:name="List Continue" w:semiHidden="1" w:unhideWhenUsed="1"/>
-    <w:lsdException w:name="List Continue 2" w:semiHidden="1" w:unhideWhenUsed="1"/>
-    <w:lsdException w:name="List Continue 3" w:semiHidden="1" w:unhideWhenUsed="1"/>
-    <w:lsdException w:name="List Continue 4" w:semiHidden="1" w:unhideWhenUsed="1"/>
-    <w:lsdException w:name="List Continue 5" w:semiHidden="1" w:unhideWhenUsed="1"/>
-    <w:lsdException w:name="Message Header" w:semiHidden="1" w:unhideWhenUsed="1"/>
-    <w:lsdException w:name="Subtitle" w:uiPriority="11" w:qFormat="1"/>
-    <w:lsdException w:name="Salutation" w:semiHidden="1" w:unhideWhenUsed="1"/>
-    <w:lsdException w:name="Date" w:semiHidden="1" w:unhideWhenUsed="1"/>
-    <w:lsdException w:name="Body Text First Indent" w:semiHidden="1" w:unhideWhenUsed="1"/>
-    <w:lsdException w:name="Body Text First Indent 2" w:semiHidden="1" w:unhideWhenUsed="1"/>
-    <w:lsdException w:name="Note Heading" w:semiHidden="1" w:unhideWhenUsed="1"/>
-    <w:lsdException w:name="Body Text 2" w:semiHidden="1" w:unhideWhenUsed="1"/>
-    <w:lsdException w:name="Body Text 3" w:semiHidden="1" w:unhideWhenUsed="1"/>
-    <w:lsdException w:name="Body Text Indent 2" w:semiHidden="1" w:unhideWhenUsed="1"/>
-    <w:lsdException w:name="Body Text Indent 3" w:semiHidden="1" w:unhideWhenUsed="1"/>
-    <w:lsdException w:name="Block Text" w:semiHidden="1" w:unhideWhenUsed="1"/>
-    <w:lsdException w:name="Hyperlink" w:semiHidden="1" w:unhideWhenUsed="1"/>
-    <w:lsdException w:name="FollowedHyperlink" w:semiHidden="1" w:unhideWhenUsed="1"/>
-    <w:lsdException w:name="Strong" w:uiPriority="22" w:qFormat="1"/>
-    <w:lsdException w:name="Emphasis" w:uiPriority="20" w:qFormat="1"/>
-    <w:lsdException w:name="Document Map" w:semiHidden="1" w:unhideWhenUsed="1"/>
-    <w:lsdException w:name="Plain Text" w:semiHidden="1" w:unhideWhenUsed="1"/>
-    <w:lsdException w:name="E-mail Signature" w:semiHidden="1" w:unhideWhenUsed="1"/>
-    <w:lsdException w:name="HTML Top of Form" w:semiHidden="1" w:unhideWhenUsed="1"/>
-    <w:lsdException w:name="HTML Bottom of Form" w:semiHidden="1" w:unhideWhenUsed="1"/>
-    <w:lsdException w:name="Normal (Web)" w:semiHidden="1" w:unhideWhenUsed="1"/>
-    <w:lsdException w:name="HTML Acronym" w:semiHidden="1" w:unhideWhenUsed="1"/>
-    <w:lsdException w:name="HTML Address" w:semiHidden="1" w:unhideWhenUsed="1"/>
-    <w:lsdException w:name="HTML Cite" w:semiHidden="1" w:unhideWhenUsed="1"/>
-    <w:lsdException w:name="HTML Code" w:semiHidden="1" w:unhideWhenUsed="1"/>
-    <w:lsdException w:name="HTML Definition" w:semiHidden="1" w:unhideWhenUsed="1"/>
-    <w:lsdException w:name="HTML Keyboard" w:semiHidden="1" w:unhideWhenUsed="1"/>
-    <w:lsdException w:name="HTML Preformatted" w:semiHidden="1" w:unhideWhenUsed="1"/>
-    <w:lsdException w:name="HTML Sample" w:semiHidden="1" w:unhideWhenUsed="1"/>
-    <w:lsdException w:name="HTML Typewriter" w:semiHidden="1" w:unhideWhenUsed="1"/>
-    <w:lsdException w:name="HTML Variable" w:semiHidden="1" w:unhideWhenUsed="1"/>
-    <w:lsdException w:name="Normal Table" w:semiHidden="1" w:unhideWhenUsed="1"/>
-    <w:lsdException w:name="annotation subject" w:semiHidden="1" w:unhideWhenUsed="1"/>
-    <w:lsdException w:name="No List" w:semiHidden="1" w:unhideWhenUsed="1"/>
-    <w:lsdException w:name="Outline List 1" w:semiHidden="1" w:unhideWhenUsed="1"/>
-    <w:lsdException w:name="Outline List 2" w:semiHidden="1" w:unhideWhenUsed="1"/>
-    <w:lsdException w:name="Outline List 3" w:semiHidden="1" w:unhideWhenUsed="1"/>
-    <w:lsdException w:name="Table Simple 1" w:semiHidden="1" w:unhideWhenUsed="1"/>
-    <w:lsdException w:name="Table Simple 2" w:semiHidden="1" w:unhideWhenUsed="1"/>
-    <w:lsdException w:name="Table Simple 3" w:semiHidden="1" w:unhideWhenUsed="1"/>
-    <w:lsdException w:name="Table Classic 1" w:semiHidden="1" w:unhideWhenUsed="1"/>
-    <w:lsdException w:name="Table Classic 2" w:semiHidden="1" w:unhideWhenUsed="1"/>
-    <w:lsdException w:name="Table Classic 3" w:semiHidden="1" w:unhideWhenUsed="1"/>
-    <w:lsdException w:name="Table Classic 4" w:semiHidden="1" w:unhideWhenUsed="1"/>
-    <w:lsdException w:name="Table Colorful 1" w:semiHidden="1" w:unhideWhenUsed="1"/>
-    <w:lsdException w:name="Table Colorful 2" w:semiHidden="1" w:unhideWhenUsed="1"/>
-    <w:lsdException w:name="Table Colorful 3" w:semiHidden="1" w:unhideWhenUsed="1"/>
-    <w:lsdException w:name="Table Columns 1" w:semiHidden="1" w:unhideWhenUsed="1"/>
-    <w:lsdException w:name="Table Columns 2" w:semiHidden="1" w:unhideWhenUsed="1"/>
-    <w:lsdException w:name="Table Columns 3" w:semiHidden="1" w:unhideWhenUsed="1"/>
-    <w:lsdException w:name="Table Columns 4" w:semiHidden="1" w:unhideWhenUsed="1"/>
-    <w:lsdException w:name="Table Columns 5" w:semiHidden="1" w:unhideWhenUsed="1"/>
-    <w:lsdException w:name="Table Grid 1" w:semiHidden="1" w:unhideWhenUsed="1"/>
-    <w:lsdException w:name="Table Grid 2" w:semiHidden="1" w:unhideWhenUsed="1"/>
-    <w:lsdException w:name="Table Grid 3" w:semiHidden="1" w:unhideWhenUsed="1"/>
-    <w:lsdException w:name="Table Grid 4" w:semiHidden="1" w:unhideWhenUsed="1"/>
-    <w:lsdException w:name="Table Grid 5" w:semiHidden="1" w:unhideWhenUsed="1"/>
-    <w:lsdException w:name="Table Grid 6" w:semiHidden="1" w:unhideWhenUsed="1"/>
-    <w:lsdException w:name="Table Grid 7" w:semiHidden="1" w:unhideWhenUsed="1"/>
-    <w:lsdException w:name="Table Grid 8" w:semiHidden="1" w:unhideWhenUsed="1"/>
-    <w:lsdException w:name="Table List 1" w:semiHidden="1" w:unhideWhenUsed="1"/>
-    <w:lsdException w:name="Table List 2" w:semiHidden="1" w:unhideWhenUsed="1"/>
-    <w:lsdException w:name="Table List 3" w:semiHidden="1" w:unhideWhenUsed="1"/>
-    <w:lsdException w:name="Table List 4" w:semiHidden="1" w:unhideWhenUsed="1"/>
-    <w:lsdException w:name="Table List 5" w:semiHidden="1" w:unhideWhenUsed="1"/>
-    <w:lsdException w:name="Table List 6" w:semiHidden="1" w:unhideWhenUsed="1"/>
-    <w:lsdException w:name="Table List 7" w:semiHidden="1" w:unhideWhenUsed="1"/>
-    <w:lsdException w:name="Table List 8" w:semiHidden="1" w:unhideWhenUsed="1"/>
-    <w:lsdException w:name="Table 3D effects 1" w:semiHidden="1" w:unhideWhenUsed="1"/>
-    <w:lsdException w:name="Table 3D effects 2" w:semiHidden="1" w:unhideWhenUsed="1"/>
-    <w:lsdException w:name="Table 3D effects 3" w:semiHidden="1" w:unhideWhenUsed="1"/>
-    <w:lsdException w:name="Table Contemporary" w:semiHidden="1" w:unhideWhenUsed="1"/>
-    <w:lsdException w:name="Table Elegant" w:semiHidden="1" w:unhideWhenUsed="1"/>
-    <w:lsdException w:name="Table Professional" w:semiHidden="1" w:unhideWhenUsed="1"/>
-    <w:lsdException w:name="Table Subtle 1" w:semiHidden="1" w:unhideWhenUsed="1"/>
-    <w:lsdException w:name="Table Subtle 2" w:semiHidden="1" w:unhideWhenUsed="1"/>
-    <w:lsdException w:name="Table Web 1" w:semiHidden="1" w:unhideWhenUsed="1"/>
-    <w:lsdException w:name="Table Web 2" w:semiHidden="1" w:unhideWhenUsed="1"/>
-    <w:lsdException w:name="Table Web 3" w:semiHidden="1" w:unhideWhenUsed="1"/>
-    <w:lsdException w:name="Balloon Text" w:semiHidden="1" w:unhideWhenUsed="1"/>
-    <w:lsdException w:name="Table Grid" w:uiPriority="39"/>
-    <w:lsdException w:name="Table Theme" w:semiHidden="1" w:unhideWhenUsed="1"/>
-    <w:lsdException w:name="Placeholder Text" w:semiHidden="1"/>
-    <w:lsdException w:name="No Spacing" w:uiPriority="1" w:qFormat="1"/>
-    <w:lsdException w:name="Light Shading" w:uiPriority="60"/>
-    <w:lsdException w:name="Light List" w:uiPriority="61"/>
-    <w:lsdException w:name="Light Grid" w:uiPriority="62"/>
-    <w:lsdException w:name="Medium Shading 1" w:uiPriority="63"/>
-    <w:lsdException w:name="Medium Shading 2" w:uiPriority="64"/>
-    <w:lsdException w:name="Medium List 1" w:uiPriority="65"/>
-    <w:lsdException w:name="Medium List 2" w:uiPriority="66"/>
-    <w:lsdException w:name="Medium Grid 1" w:uiPriority="67"/>
-    <w:lsdException w:name="Medium Grid 2" w:uiPriority="68"/>
-    <w:lsdException w:name="Medium Grid 3" w:uiPriority="69"/>
-    <w:lsdException w:name="Dark List" w:uiPriority="70"/>
-    <w:lsdException w:name="Colorful Shading" w:uiPriority="71"/>
-    <w:lsdException w:name="Colorful List" w:uiPriority="72"/>
-    <w:lsdException w:name="Colorful Grid" w:uiPriority="73"/>
-    <w:lsdException w:name="Light Shading Accent 1" w:uiPriority="60"/>
-    <w:lsdException w:name="Light List Accent 1" w:uiPriority="61"/>
-    <w:lsdException w:name="Light Grid Accent 1" w:uiPriority="62"/>
-    <w:lsdException w:name="Medium Shading 1 Accent 1" w:uiPriority="63"/>
-    <w:lsdException w:name="Medium Shading 2 Accent 1" w:uiPriority="64"/>
-    <w:lsdException w:name="Medium List 1 Accent 1" w:uiPriority="65"/>
-    <w:lsdException w:name="Revision" w:semiHidden="1"/>
-    <w:lsdException w:name="List Paragraph" w:uiPriority="34" w:qFormat="1"/>
-    <w:lsdException w:name="Quote" w:uiPriority="29" w:qFormat="1"/>
-    <w:lsdException w:name="Intense Quote" w:uiPriority="30" w:qFormat="1"/>
-    <w:lsdException w:name="Medium List 2 Accent 1" w:uiPriority="66"/>
-    <w:lsdException w:name="Medium Grid 1 Accent 1" w:uiPriority="67"/>
-    <w:lsdException w:name="Medium Grid 2 Accent 1" w:uiPriority="68"/>
-    <w:lsdException w:name="Medium Grid 3 Accent 1" w:uiPriority="69"/>
-    <w:lsdException w:name="Dark List Accent 1" w:uiPriority="70"/>
-    <w:lsdException w:name="Colorful Shading Accent 1" w:uiPriority="71"/>
-    <w:lsdException w:name="Colorful List Accent 1" w:uiPriority="72"/>
-    <w:lsdException w:name="Colorful Grid Accent 1" w:uiPriority="73"/>
-    <w:lsdException w:name="Light Shading Accent 2" w:uiPriority="60"/>
-    <w:lsdException w:name="Light List Accent 2" w:uiPriority="61"/>
-    <w:lsdException w:name="Light Grid Accent 2" w:uiPriority="62"/>
-    <w:lsdException w:name="Medium Shading 1 Accent 2" w:uiPriority="63"/>
-    <w:lsdException w:name="Medium Shading 2 Accent 2" w:uiPriority="64"/>
-    <w:lsdException w:name="Medium List 1 Accent 2" w:uiPriority="65"/>
-    <w:lsdException w:name="Medium List 2 Accent 2" w:uiPriority="66"/>
-    <w:lsdException w:name="Medium Grid 1 Accent 2" w:uiPriority="67"/>
-    <w:lsdException w:name="Medium Grid 2 Accent 2" w:uiPriority="68"/>
-    <w:lsdException w:name="Medium Grid 3 Accent 2" w:uiPriority="69"/>
-    <w:lsdException w:name="Dark List Accent 2" w:uiPriority="70"/>
-    <w:lsdException w:name="Colorful Shading Accent 2" w:uiPriority="71"/>
-    <w:lsdException w:name="Colorful List Accent 2" w:uiPriority="72"/>
-    <w:lsdException w:name="Colorful Grid Accent 2" w:uiPriority="73"/>
-    <w:lsdException w:name="Light Shading Accent 3" w:uiPriority="60"/>
-    <w:lsdException w:name="Light List Accent 3" w:uiPriority="61"/>
-    <w:lsdException w:name="Light Grid Accent 3" w:uiPriority="62"/>
-    <w:lsdException w:name="Medium Shading 1 Accent 3" w:uiPriority="63"/>
-    <w:lsdException w:name="Medium Shading 2 Accent 3" w:uiPriority="64"/>
-    <w:lsdException w:name="Medium List 1 Accent 3" w:uiPriority="65"/>
-    <w:lsdException w:name="Medium List 2 Accent 3" w:uiPriority="66"/>
-    <w:lsdException w:name="Medium Grid 1 Accent 3" w:uiPriority="67"/>
-    <w:lsdException w:name="Medium Grid 2 Accent 3" w:uiPriority="68"/>
-    <w:lsdException w:name="Medium Grid 3 Accent 3" w:uiPriority="69"/>
-    <w:lsdException w:name="Dark List Accent 3" w:uiPriority="70"/>
-    <w:lsdException w:name="Colorful Shading Accent 3" w:uiPriority="71"/>
-    <w:lsdException w:name="Colorful List Accent 3" w:uiPriority="72"/>
-    <w:lsdException w:name="Colorful Grid Accent 3" w:uiPriority="73"/>
-    <w:lsdException w:name="Light Shading Accent 4" w:uiPriority="60"/>
-    <w:lsdException w:name="Light List Accent 4" w:uiPriority="61"/>
-    <w:lsdException w:name="Light Grid Accent 4" w:uiPriority="62"/>
-    <w:lsdException w:name="Medium Shading 1 Accent 4" w:uiPriority="63"/>
-    <w:lsdException w:name="Medium Shading 2 Accent 4" w:uiPriority="64"/>
-    <w:lsdException w:name="Medium List 1 Accent 4" w:uiPriority="65"/>
-    <w:lsdException w:name="Medium List 2 Accent 4" w:uiPriority="66"/>
-    <w:lsdException w:name="Medium Grid 1 Accent 4" w:uiPriority="67"/>
-    <w:lsdException w:name="Medium Grid 2 Accent 4" w:uiPriority="68"/>
-    <w:lsdException w:name="Medium Grid 3 Accent 4" w:uiPriority="69"/>
-    <w:lsdException w:name="Dark List Accent 4" w:uiPriority="70"/>
-    <w:lsdException w:name="Colorful Shading Accent 4" w:uiPriority="71"/>
-    <w:lsdException w:name="Colorful List Accent 4" w:uiPriority="72"/>
-    <w:lsdException w:name="Colorful Grid Accent 4" w:uiPriority="73"/>
-    <w:lsdException w:name="Light Shading Accent 5" w:uiPriority="60"/>
-    <w:lsdException w:name="Light List Accent 5" w:uiPriority="61"/>
-    <w:lsdException w:name="Light Grid Accent 5" w:uiPriority="62"/>
-    <w:lsdException w:name="Medium Shading 1 Accent 5" w:uiPriority="63"/>
-    <w:lsdException w:name="Medium Shading 2 Accent 5" w:uiPriority="64"/>
-    <w:lsdException w:name="Medium List 1 Accent 5" w:uiPriority="65"/>
-    <w:lsdException w:name="Medium List 2 Accent 5" w:uiPriority="66"/>
-    <w:lsdException w:name="Medium Grid 1 Accent 5" w:uiPriority="67"/>
-    <w:lsdException w:name="Medium Grid 2 Accent 5" w:uiPriority="68"/>
-    <w:lsdException w:name="Medium Grid 3 Accent 5" w:uiPriority="69"/>
-    <w:lsdException w:name="Dark List Accent 5" w:uiPriority="70"/>
-    <w:lsdException w:name="Colorful Shading Accent 5" w:uiPriority="71"/>
-    <w:lsdException w:name="Colorful List Accent 5" w:uiPriority="72"/>
-    <w:lsdException w:name="Colorful Grid Accent 5" w:uiPriority="73"/>
-    <w:lsdException w:name="Light Shading Accent 6" w:uiPriority="60"/>
-    <w:lsdException w:name="Light List Accent 6" w:uiPriority="61"/>
-    <w:lsdException w:name="Light Grid Accent 6" w:uiPriority="62"/>
-    <w:lsdException w:name="Medium Shading 1 Accent 6" w:uiPriority="63"/>
-    <w:lsdException w:name="Medium Shading 2 Accent 6" w:uiPriority="64"/>
-    <w:lsdException w:name="Medium List 1 Accent 6" w:uiPriority="65"/>
-    <w:lsdException w:name="Medium List 2 Accent 6" w:uiPriority="66"/>
-    <w:lsdException w:name="Medium Grid 1 Accent 6" w:uiPriority="67"/>
-    <w:lsdException w:name="Medium Grid 2 Accent 6" w:uiPriority="68"/>
-    <w:lsdException w:name="Medium Grid 3 Accent 6" w:uiPriority="69"/>
-    <w:lsdException w:name="Dark List Accent 6" w:uiPriority="70"/>
-    <w:lsdException w:name="Colorful Shading Accent 6" w:uiPriority="71"/>
-    <w:lsdException w:name="Colorful List Accent 6" w:uiPriority="72"/>
-    <w:lsdException w:name="Colorful Grid Accent 6" w:uiPriority="73"/>
-    <w:lsdException w:name="Subtle Emphasis" w:uiPriority="19" w:qFormat="1"/>
-    <w:lsdException w:name="Intense Emphasis" w:uiPriority="21" w:qFormat="1"/>
-    <w:lsdException w:name="Subtle Reference" w:uiPriority="31" w:qFormat="1"/>
-    <w:lsdException w:name="Intense Reference" w:uiPriority="32" w:qFormat="1"/>
-    <w:lsdException w:name="Book Title" w:uiPriority="33" w:qFormat="1"/>
-    <w:lsdException w:name="Bibliography" w:semiHidden="1" w:uiPriority="37" w:unhideWhenUsed="1"/>
-    <w:lsdException w:name="TOC Heading" w:semiHidden="1" w:uiPriority="39" w:unhideWhenUsed="1" w:qFormat="1"/>
-    <w:lsdException w:name="Plain Table 1" w:uiPriority="41"/>
-    <w:lsdException w:name="Plain Table 2" w:uiPriority="42"/>
-    <w:lsdException w:name="Plain Table 3" w:uiPriority="43"/>
-    <w:lsdException w:name="Plain Table 4" w:uiPriority="44"/>
-    <w:lsdException w:name="Plain Table 5" w:uiPriority="45"/>
-    <w:lsdException w:name="Grid Table Light" w:uiPriority="40"/>
-    <w:lsdException w:name="Grid Table 1 Light" w:uiPriority="46"/>
-    <w:lsdException w:name="Grid Table 2" w:uiPriority="47"/>
-    <w:lsdException w:name="Grid Table 3" w:uiPriority="48"/>
-    <w:lsdException w:name="Grid Table 4" w:uiPriority="49"/>
-    <w:lsdException w:name="Grid Table 5 Dark" w:uiPriority="50"/>
-    <w:lsdException w:name="Grid Table 6 Colorful" w:uiPriority="51"/>
-    <w:lsdException w:name="Grid Table 7 Colorful" w:uiPriority="52"/>
-    <w:lsdException w:name="Grid Table 1 Light Accent 1" w:uiPriority="46"/>
-    <w:lsdException w:name="Grid Table 2 Accent 1" w:uiPriority="47"/>
-    <w:lsdException w:name="Grid Table 3 Accent 1" w:uiPriority="48"/>
-    <w:lsdException w:name="Grid Table 4 Accent 1" w:uiPriority="49"/>
-    <w:lsdException w:name="Grid Table 5 Dark Accent 1" w:uiPriority="50"/>
-    <w:lsdException w:name="Grid Table 6 Colorful Accent 1" w:uiPriority="51"/>
-    <w:lsdException w:name="Grid Table 7 Colorful Accent 1" w:uiPriority="52"/>
-    <w:lsdException w:name="Grid Table 1 Light Accent 2" w:uiPriority="46"/>
-    <w:lsdException w:name="Grid Table 2 Accent 2" w:uiPriority="47"/>
-    <w:lsdException w:name="Grid Table 3 Accent 2" w:uiPriority="48"/>
-    <w:lsdException w:name="Grid Table 4 Accent 2" w:uiPriority="49"/>
-    <w:lsdException w:name="Grid Table 5 Dark Accent 2" w:uiPriority="50"/>
-    <w:lsdException w:name="Grid Table 6 Colorful Accent 2" w:uiPriority="51"/>
-    <w:lsdException w:name="Grid Table 7 Colorful Accent 2" w:uiPriority="52"/>
-    <w:lsdException w:name="Grid Table 1 Light Accent 3" w:uiPriority="46"/>
-    <w:lsdException w:name="Grid Table 2 Accent 3" w:uiPriority="47"/>
-    <w:lsdException w:name="Grid Table 3 Accent 3" w:uiPriority="48"/>
-    <w:lsdException w:name="Grid Table 4 Accent 3" w:uiPriority="49"/>
-    <w:lsdException w:name="Grid Table 5 Dark Accent 3" w:uiPriority="50"/>
-    <w:lsdException w:name="Grid Table 6 Colorful Accent 3" w:uiPriority="51"/>
-    <w:lsdException w:name="Grid Table 7 Colorful Accent 3" w:uiPriority="52"/>
-    <w:lsdException w:name="Grid Table 1 Light Accent 4" w:uiPriority="46"/>
-    <w:lsdException w:name="Grid Table 2 Accent 4" w:uiPriority="47"/>
-    <w:lsdException w:name="Grid Table 3 Accent 4" w:uiPriority="48"/>
-    <w:lsdException w:name="Grid Table 4 Accent 4" w:uiPriority="49"/>
-    <w:lsdException w:name="Grid Table 5 Dark Accent 4" w:uiPriority="50"/>
-    <w:lsdException w:name="Grid Table 6 Colorful Accent 4" w:uiPriority="51"/>
-    <w:lsdException w:name="Grid Table 7 Colorful Accent 4" w:uiPriority="52"/>
-    <w:lsdException w:name="Grid Table 1 Light Accent 5" w:uiPriority="46"/>
-    <w:lsdException w:name="Grid Table 2 Accent 5" w:uiPriority="47"/>
-    <w:lsdException w:name="Grid Table 3 Accent 5" w:uiPriority="48"/>
-    <w:lsdException w:name="Grid Table 4 Accent 5" w:uiPriority="49"/>
-    <w:lsdException w:name="Grid Table 5 Dark Accent 5" w:uiPriority="50"/>
-    <w:lsdException w:name="Grid Table 6 Colorful Accent 5" w:uiPriority="51"/>
-    <w:lsdException w:name="Grid Table 7 Colorful Accent 5" w:uiPriority="52"/>
-    <w:lsdException w:name="Grid Table 1 Light Accent 6" w:uiPriority="46"/>
-    <w:lsdException w:name="Grid Table 2 Accent 6" w:uiPriority="47"/>
-    <w:lsdException w:name="Grid Table 3 Accent 6" w:uiPriority="48"/>
-    <w:lsdException w:name="Grid Table 4 Accent 6" w:uiPriority="49"/>
-    <w:lsdException w:name="Grid Table 5 Dark Accent 6" w:uiPriority="50"/>
-    <w:lsdException w:name="Grid Table 6 Colorful Accent 6" w:uiPriority="51"/>
-    <w:lsdException w:name="Grid Table 7 Colorful Accent 6" w:uiPriority="52"/>
-    <w:lsdException w:name="List Table 1 Light" w:uiPriority="46"/>
-    <w:lsdException w:name="List Table 2" w:uiPriority="47"/>
-    <w:lsdException w:name="List Table 3" w:uiPriority="48"/>
-    <w:lsdException w:name="List Table 4" w:uiPriority="49"/>
-    <w:lsdException w:name="List Table 5 Dark" w:uiPriority="50"/>
-    <w:lsdException w:name="List Table 6 Colorful" w:uiPriority="51"/>
-    <w:lsdException w:name="List Table 7 Colorful" w:uiPriority="52"/>
-    <w:lsdException w:name="List Table 1 Light Accent 1" w:uiPriority="46"/>
-    <w:lsdException w:name="List Table 2 Accent 1" w:uiPriority="47"/>
-    <w:lsdException w:name="List Table 3 Accent 1" w:uiPriority="48"/>
-    <w:lsdException w:name="List Table 4 Accent 1" w:uiPriority="49"/>
-    <w:lsdException w:name="List Table 5 Dark Accent 1" w:uiPriority="50"/>
-    <w:lsdException w:name="List Table 6 Colorful Accent 1" w:uiPriority="51"/>
-    <w:lsdException w:name="List Table 7 Colorful Accent 1" w:uiPriority="52"/>
-    <w:lsdException w:name="List Table 1 Light Accent 2" w:uiPriority="46"/>
-    <w:lsdException w:name="List Table 2 Accent 2" w:uiPriority="47"/>
-    <w:lsdException w:name="List Table 3 Accent 2" w:uiPriority="48"/>
-    <w:lsdException w:name="List Table 4 Accent 2" w:uiPriority="49"/>
-    <w:lsdException w:name="List Table 5 Dark Accent 2" w:uiPriority="50"/>
-    <w:lsdException w:name="List Table 6 Colorful Accent 2" w:uiPriority="51"/>
-    <w:lsdException w:name="List Table 7 Colorful Accent 2" w:uiPriority="52"/>
-    <w:lsdException w:name="List Table 1 Light Accent 3" w:uiPriority="46"/>
-    <w:lsdException w:name="List Table 2 Accent 3" w:uiPriority="47"/>
-    <w:lsdException w:name="List Table 3 Accent 3" w:uiPriority="48"/>
-    <w:lsdException w:name="List Table 4 Accent 3" w:uiPriority="49"/>
-    <w:lsdException w:name="List Table 5 Dark Accent 3" w:uiPriority="50"/>
-    <w:lsdException w:name="List Table 6 Colorful Accent 3" w:uiPriority="51"/>
-    <w:lsdException w:name="List Table 7 Colorful Accent 3" w:uiPriority="52"/>
-    <w:lsdException w:name="List Table 1 Light Accent 4" w:uiPriority="46"/>
-    <w:lsdException w:name="List Table 2 Accent 4" w:uiPriority="47"/>
-    <w:lsdException w:name="List Table 3 Accent 4" w:uiPriority="48"/>
-    <w:lsdException w:name="List Table 4 Accent 4" w:uiPriority="49"/>
-    <w:lsdException w:name="List Table 5 Dark Accent 4" w:uiPriority="50"/>
-    <w:lsdException w:name="List Table 6 Colorful Accent 4" w:uiPriority="51"/>
-    <w:lsdException w:name="List Table 7 Colorful Accent 4" w:uiPriority="52"/>
-    <w:lsdException w:name="List Table 1 Light Accent 5" w:uiPriority="46"/>
-    <w:lsdException w:name="List Table 2 Accent 5" w:uiPriority="47"/>
-    <w:lsdException w:name="List Table 3 Accent 5" w:uiPriority="48"/>
-    <w:lsdException w:name="List Table 4 Accent 5" w:uiPriority="49"/>
-    <w:lsdException w:name="List Table 5 Dark Accent 5" w:uiPriority="50"/>
-    <w:lsdException w:name="List Table 6 Colorful Accent 5" w:uiPriority="51"/>
-    <w:lsdException w:name="List Table 7 Colorful Accent 5" w:uiPriority="52"/>
-    <w:lsdException w:name="List Table 1 Light Accent 6" w:uiPriority="46"/>
-    <w:lsdException w:name="List Table 2 Accent 6" w:uiPriority="47"/>
-    <w:lsdException w:name="List Table 3 Accent 6" w:uiPriority="48"/>
-    <w:lsdException w:name="List Table 4 Accent 6" w:uiPriority="49"/>
-    <w:lsdException w:name="List Table 5 Dark Accent 6" w:uiPriority="50"/>
-    <w:lsdException w:name="List Table 6 Colorful Accent 6" w:uiPriority="51"/>
-    <w:lsdException w:name="List Table 7 Colorful Accent 6" w:uiPriority="52"/>
-  </w:latentStyles>
-  <w:style w:type="paragraph" w:default="1" w:styleId="Normal">
-    <w:name w:val="Normal"/>
-    <w:qFormat/>
+  <w:style w:type="character" w:customStyle="1" w:styleId="Heading2Char">
+    <w:name w:val="Heading 2 Char"/>
+    <w:basedOn w:val="DefaultParagraphFont"/>
+    <w:link w:val="Heading2"/>
+    <w:uiPriority w:val="9"/>
+    <w:rsid w:val="003957CA"/>
+    <w:rPr>
+      <w:rFonts w:ascii="Times New Roman" w:eastAsia="Times New Roman" w:hAnsi="Times New Roman" w:cs="Times New Roman"/>
+      <w:b/>
+      <w:bCs/>
+      <w:sz w:val="36"/>
+      <w:szCs w:val="36"/>
+      <w:lang w:eastAsia="en-IN"/>
+    </w:rPr>
   </w:style>
-  <w:style w:type="character" w:default="1" w:styleId="DefaultParagraphFont">
-    <w:name w:val="Default Paragraph Font"/>
-    <w:uiPriority w:val="1"/>
-    <w:semiHidden/>
-    <w:unhideWhenUsed/>
+  <w:style w:type="character" w:customStyle="1" w:styleId="Heading3Char">
+    <w:name w:val="Heading 3 Char"/>
+    <w:basedOn w:val="DefaultParagraphFont"/>
+    <w:link w:val="Heading3"/>
+    <w:uiPriority w:val="9"/>
+    <w:rsid w:val="003957CA"/>
+    <w:rPr>
+      <w:rFonts w:ascii="Times New Roman" w:eastAsia="Times New Roman" w:hAnsi="Times New Roman" w:cs="Times New Roman"/>
+      <w:b/>
+      <w:bCs/>
+      <w:sz w:val="27"/>
+      <w:szCs w:val="27"/>
+      <w:lang w:eastAsia="en-IN"/>
+    </w:rPr>
   </w:style>
-  <w:style w:type="table" w:default="1" w:styleId="TableNormal">
-    <w:name w:val="Normal Table"/>
+  <w:style w:type="paragraph" w:styleId="NormalWeb">
+    <w:name w:val="Normal (Web)"/>
+    <w:basedOn w:val="Normal"/>
     <w:uiPriority w:val="99"/>
     <w:semiHidden/>
     <w:unhideWhenUsed/>
-    <w:tblPr>
-      <w:tblInd w:w="0" w:type="dxa"/>
-      <w:tblCellMar>
-        <w:top w:w="0" w:type="dxa"/>
-        <w:left w:w="108" w:type="dxa"/>
-        <w:bottom w:w="0" w:type="dxa"/>
-        <w:right w:w="108" w:type="dxa"/>
-      </w:tblCellMar>
-    </w:tblPr>
+    <w:rsid w:val="003957CA"/>
+    <w:pPr>
+      <w:spacing w:before="100" w:beforeAutospacing="1" w:after="100" w:afterAutospacing="1" w:line="240" w:lineRule="auto"/>
+    </w:pPr>
+    <w:rPr>
+      <w:rFonts w:ascii="Times New Roman" w:eastAsia="Times New Roman" w:hAnsi="Times New Roman" w:cs="Times New Roman"/>
+      <w:sz w:val="24"/>
+      <w:szCs w:val="24"/>
+      <w:lang w:eastAsia="en-IN"/>
+    </w:rPr>
   </w:style>
-  <w:style w:type="numbering" w:default="1" w:styleId="NoList">
-    <w:name w:val="No List"/>
-    <w:uiPriority w:val="99"/>
-    <w:semiHidden/>
-    <w:unhideWhenUsed/>
-  </w:style>
-  <w:style w:type="paragraph" w:customStyle="1" w:styleId="21CC3B4E110141CFB64C9D9DA10DC304">
-    <w:name w:val="21CC3B4E110141CFB64C9D9DA10DC304"/>
-    <w:rsid w:val="00894D16"/>
-  </w:style>
-  <w:style w:type="paragraph" w:customStyle="1" w:styleId="D6B3AD4756314388AC0AA5FF98B30F7D">
-    <w:name w:val="D6B3AD4756314388AC0AA5FF98B30F7D"/>
-    <w:rsid w:val="00894D16"/>
-  </w:style>
-  <w:style w:type="paragraph" w:customStyle="1" w:styleId="DEBC4BD1E7BB444C9B0029EB3761958F">
-    <w:name w:val="DEBC4BD1E7BB444C9B0029EB3761958F"/>
-    <w:rsid w:val="00894D16"/>
-  </w:style>
-  <w:style w:type="paragraph" w:customStyle="1" w:styleId="D77BC0145F844F798E5FA9E241AD1505">
-    <w:name w:val="D77BC0145F844F798E5FA9E241AD1505"/>
-    <w:rsid w:val="00894D16"/>
-  </w:style>
-  <w:style w:type="paragraph" w:customStyle="1" w:styleId="D0758825981C4DA3B6FBF0B27AD3ED29">
-    <w:name w:val="D0758825981C4DA3B6FBF0B27AD3ED29"/>
-    <w:rsid w:val="00894D16"/>
-  </w:style>
-  <w:style w:type="paragraph" w:customStyle="1" w:styleId="571C08E70F684323B134479A55F098D5">
-    <w:name w:val="571C08E70F684323B134479A55F098D5"/>
-    <w:rsid w:val="00894D16"/>
-  </w:style>
-  <w:style w:type="paragraph" w:customStyle="1" w:styleId="CC9DA259BB4A48EA86792352EE4AF01E">
-    <w:name w:val="CC9DA259BB4A48EA86792352EE4AF01E"/>
-    <w:rsid w:val="00894D16"/>
-  </w:style>
-  <w:style w:type="paragraph" w:customStyle="1" w:styleId="B011104987FA4B01BDFB7470FB972243">
-    <w:name w:val="B011104987FA4B01BDFB7470FB972243"/>
-    <w:rsid w:val="00894D16"/>
-  </w:style>
-  <w:style w:type="paragraph" w:customStyle="1" w:styleId="9FF734B50EDD4419B1B7B05B785F8E87">
-    <w:name w:val="9FF734B50EDD4419B1B7B05B785F8E87"/>
-    <w:rsid w:val="00894D16"/>
-  </w:style>
-  <w:style w:type="paragraph" w:customStyle="1" w:styleId="583368440CF74708B9494D7345DD9A6E">
-    <w:name w:val="583368440CF74708B9494D7345DD9A6E"/>
-    <w:rsid w:val="00894D16"/>
-  </w:style>
-  <w:style w:type="paragraph" w:customStyle="1" w:styleId="8D74B08DF8CA49C5AE2A9C6C169A9D1A">
-    <w:name w:val="8D74B08DF8CA49C5AE2A9C6C169A9D1A"/>
-    <w:rsid w:val="00894D16"/>
-  </w:style>
-  <w:style w:type="paragraph" w:customStyle="1" w:styleId="25981A522347425C878721DDB5F9F4D5">
-    <w:name w:val="25981A522347425C878721DDB5F9F4D5"/>
-    <w:rsid w:val="00894D16"/>
+  <w:style w:type="character" w:styleId="Strong">
+    <w:name w:val="Strong"/>
+    <w:basedOn w:val="DefaultParagraphFont"/>
+    <w:uiPriority w:val="22"/>
+    <w:qFormat/>
+    <w:rsid w:val="003957CA"/>
+    <w:rPr>
+      <w:b/>
+      <w:bCs/>
+    </w:rPr>
   </w:style>
 </w:styles>
-</file>
-
-<file path=word/glossary/webSettings.xml><?xml version="1.0" encoding="utf-8"?>
-<w:webSettings xmlns:mc="http://schemas.openxmlformats.org/markup-compatibility/2006" xmlns:r="http://schemas.openxmlformats.org/officeDocument/2006/relationships" xmlns:w="http://schemas.openxmlformats.org/wordprocessingml/2006/main" xmlns:w14="http://schemas.microsoft.com/office/word/2010/wordml" xmlns:w15="http://schemas.microsoft.com/office/word/2012/wordml" xmlns:w16se="http://schemas.microsoft.com/office/word/2015/wordml/symex" mc:Ignorable="w14 w15 w16se">
-  <w:optimizeForBrowser/>
-  <w:allowPNG/>
-</w:webSettings>
 </file>
 
 <file path=word/theme/theme1.xml><?xml version="1.0" encoding="utf-8"?>
@@ -6781,7 +12798,7 @@
 </file>
 
 <file path=customXml/itemProps1.xml><?xml version="1.0" encoding="utf-8"?>
-<ds:datastoreItem xmlns:ds="http://schemas.openxmlformats.org/officeDocument/2006/customXml" ds:itemID="{48204ED0-F688-4213-B5DD-8AE21648F58F}">
+<ds:datastoreItem xmlns:ds="http://schemas.openxmlformats.org/officeDocument/2006/customXml" ds:itemID="{645BFAF2-86E0-4C9A-986D-FD7C14BBB1CF}">
   <ds:schemaRefs>
     <ds:schemaRef ds:uri="http://schemas.openxmlformats.org/officeDocument/2006/bibliography"/>
   </ds:schemaRefs>
